--- a/12-通用拓扑结构/07-其他拓扑/推挽结构/推挽结构.docx
+++ b/12-通用拓扑结构/07-其他拓扑/推挽结构/推挽结构.docx
@@ -2183,6 +2183,20 @@
     </w:p>
     <w:bookmarkEnd w:id="26"/>
     <w:bookmarkEnd w:id="27"/>
+    <w:p>
+      <w:pPr>
+        <w:spacing w:before="360"/>
+        <w:jc w:val="center"/>
+      </w:pPr>
+      <w:r>
+        <w:rPr>
+          <w:rFonts w:ascii="Times New Roman" w:hAnsi="Times New Roman"/>
+          <w:color w:val="555555"/>
+          <w:sz w:val="21"/>
+        </w:rPr>
+        <w:t>材料收集者：杜文杰</w:t>
+      </w:r>
+    </w:p>
     <w:sectPr>
       <w:headerReference r:id="rId9" w:type="default"/>
       <w:footerReference r:id="rId10" w:type="default"/>

--- a/12-通用拓扑结构/07-其他拓扑/推挽结构/推挽结构.docx
+++ b/12-通用拓扑结构/07-其他拓扑/推挽结构/推挽结构.docx
@@ -1,6 +1,6 @@
 
 <file path=word/document.xml><?xml version="1.0" encoding="utf-8"?>
-<w:document xmlns:w="http://schemas.openxmlformats.org/wordprocessingml/2006/main" xmlns:m="http://schemas.openxmlformats.org/officeDocument/2006/math" xmlns:r="http://schemas.openxmlformats.org/officeDocument/2006/relationships" xmlns:o="urn:schemas-microsoft-com:office:office" xmlns:v="urn:schemas-microsoft-com:vml" xmlns:w10="urn:schemas-microsoft-com:office:word" xmlns:a="http://schemas.openxmlformats.org/drawingml/2006/main" xmlns:pic="http://schemas.openxmlformats.org/drawingml/2006/picture" xmlns:wp="http://schemas.openxmlformats.org/drawingml/2006/wordprocessingDrawing">
+<w:document xmlns:m="http://schemas.openxmlformats.org/officeDocument/2006/math" xmlns:r="http://schemas.openxmlformats.org/officeDocument/2006/relationships" xmlns:w="http://schemas.openxmlformats.org/wordprocessingml/2006/main" xmlns:o="urn:schemas-microsoft-com:office:office" xmlns:v="urn:schemas-microsoft-com:vml" xmlns:w10="urn:schemas-microsoft-com:office:word" xmlns:a="http://schemas.openxmlformats.org/drawingml/2006/main" xmlns:pic="http://schemas.openxmlformats.org/drawingml/2006/picture" xmlns:wp="http://schemas.openxmlformats.org/drawingml/2006/wordprocessingDrawing">
   <w:body>
     <w:bookmarkStart w:id="27" w:name="推挽结构"/>
     <w:p>
@@ -9,7 +9,7 @@
       </w:pPr>
       <w:r>
         <w:rPr>
-          <w:rFonts w:hint="eastAsia"/>
+          <w:rFonts w:hint="eastAsia" w:eastAsia="黑体"/>
         </w:rPr>
         <w:t xml:space="preserve">推挽结构</w:t>
       </w:r>
@@ -21,7 +21,7 @@
       </w:pPr>
       <w:r>
         <w:rPr>
-          <w:rFonts w:hint="eastAsia"/>
+          <w:rFonts w:hint="eastAsia" w:eastAsia="黑体"/>
         </w:rPr>
         <w:t xml:space="preserve">拓扑描述</w:t>
       </w:r>
@@ -32,16 +32,19 @@
       </w:pPr>
       <w:r>
         <w:rPr>
-          <w:rFonts w:hint="eastAsia"/>
+          <w:rFonts w:hint="eastAsia" w:eastAsia="黑体"/>
         </w:rPr>
         <w:t xml:space="preserve">由</w:t>
       </w:r>
       <w:r>
+        <w:rPr>
+          <w:rFonts w:eastAsia="黑体"/>
+        </w:rPr>
         <w:t xml:space="preserve"> </w:t>
       </w:r>
       <w:r>
         <w:rPr>
-          <w:rFonts w:hint="eastAsia"/>
+          <w:rFonts w:hint="eastAsia" w:eastAsia="黑体"/>
           <w:b/>
           <w:bCs/>
         </w:rPr>
@@ -49,6 +52,7 @@
       </w:r>
       <w:r>
         <w:rPr>
+          <w:rFonts w:eastAsia="黑体"/>
           <w:b/>
           <w:bCs/>
         </w:rPr>
@@ -70,6 +74,7 @@
       </m:oMath>
       <w:r>
         <w:rPr>
+          <w:rFonts w:eastAsia="黑体"/>
           <w:b/>
           <w:bCs/>
         </w:rPr>
@@ -90,11 +95,14 @@
         </m:sSub>
       </m:oMath>
       <w:r>
+        <w:rPr>
+          <w:rFonts w:eastAsia="黑体"/>
+        </w:rPr>
         <w:t xml:space="preserve"> </w:t>
       </w:r>
       <w:r>
         <w:rPr>
-          <w:rFonts w:hint="eastAsia"/>
+          <w:rFonts w:hint="eastAsia" w:eastAsia="黑体"/>
         </w:rPr>
         <w:t xml:space="preserve">轮流工作、从同一端点交替”推”电流和”拉”电流的输出级结构。以互补型为例，</w:t>
       </w:r>
@@ -113,15 +121,21 @@
         </m:sSub>
       </m:oMath>
       <w:r>
+        <w:rPr>
+          <w:rFonts w:eastAsia="黑体"/>
+        </w:rPr>
         <w:t xml:space="preserve"> </w:t>
       </w:r>
       <w:r>
         <w:rPr>
-          <w:rFonts w:hint="eastAsia"/>
+          <w:rFonts w:hint="eastAsia" w:eastAsia="黑体"/>
         </w:rPr>
         <w:t xml:space="preserve">为</w:t>
       </w:r>
       <w:r>
+        <w:rPr>
+          <w:rFonts w:eastAsia="黑体"/>
+        </w:rPr>
         <w:t xml:space="preserve"> NPN、</w:t>
       </w:r>
       <m:oMath>
@@ -139,35 +153,44 @@
         </m:sSub>
       </m:oMath>
       <w:r>
+        <w:rPr>
+          <w:rFonts w:eastAsia="黑体"/>
+        </w:rPr>
         <w:t xml:space="preserve"> </w:t>
       </w:r>
       <w:r>
         <w:rPr>
-          <w:rFonts w:hint="eastAsia"/>
+          <w:rFonts w:hint="eastAsia" w:eastAsia="黑体"/>
         </w:rPr>
         <w:t xml:space="preserve">为</w:t>
       </w:r>
       <w:r>
+        <w:rPr>
+          <w:rFonts w:eastAsia="黑体"/>
+        </w:rPr>
         <w:t xml:space="preserve"> </w:t>
       </w:r>
       <w:r>
         <w:rPr>
-          <w:rFonts w:hint="eastAsia"/>
+          <w:rFonts w:hint="eastAsia" w:eastAsia="黑体"/>
         </w:rPr>
         <w:t xml:space="preserve">PNP。电路共有</w:t>
       </w:r>
       <w:r>
+        <w:rPr>
+          <w:rFonts w:eastAsia="黑体"/>
+        </w:rPr>
         <w:t xml:space="preserve"> 4 </w:t>
       </w:r>
       <w:r>
         <w:rPr>
-          <w:rFonts w:hint="eastAsia"/>
+          <w:rFonts w:hint="eastAsia" w:eastAsia="黑体"/>
         </w:rPr>
         <w:t xml:space="preserve">个关键节点：</w:t>
       </w:r>
       <w:r>
         <w:rPr>
-          <w:rFonts w:hint="eastAsia"/>
+          <w:rFonts w:hint="eastAsia" w:eastAsia="黑体"/>
           <w:b/>
           <w:bCs/>
         </w:rPr>
@@ -175,6 +198,7 @@
       </w:r>
       <w:r>
         <w:rPr>
+          <w:rFonts w:eastAsia="黑体"/>
           <w:b/>
           <w:bCs/>
         </w:rPr>
@@ -182,7 +206,7 @@
       </w:r>
       <w:r>
         <w:rPr>
-          <w:rFonts w:hint="eastAsia"/>
+          <w:rFonts w:hint="eastAsia" w:eastAsia="黑体"/>
           <w:b/>
           <w:bCs/>
         </w:rPr>
@@ -190,11 +214,14 @@
       </w:r>
       <w:r>
         <w:rPr>
-          <w:rFonts w:hint="eastAsia"/>
+          <w:rFonts w:hint="eastAsia" w:eastAsia="黑体"/>
         </w:rPr>
         <w:t xml:space="preserve">（与</w:t>
       </w:r>
       <w:r>
+        <w:rPr>
+          <w:rFonts w:eastAsia="黑体"/>
+        </w:rPr>
         <w:t xml:space="preserve"> </w:t>
       </w:r>
       <m:oMath>
@@ -212,6 +239,9 @@
         </m:sSub>
       </m:oMath>
       <w:r>
+        <w:rPr>
+          <w:rFonts w:eastAsia="黑体"/>
+        </w:rPr>
         <w:t xml:space="preserve">、</w:t>
       </w:r>
       <m:oMath>
@@ -229,26 +259,32 @@
         </m:sSub>
       </m:oMath>
       <w:r>
+        <w:rPr>
+          <w:rFonts w:eastAsia="黑体"/>
+        </w:rPr>
         <w:t xml:space="preserve"> </w:t>
       </w:r>
       <w:r>
         <w:rPr>
-          <w:rFonts w:hint="eastAsia"/>
+          <w:rFonts w:hint="eastAsia" w:eastAsia="黑体"/>
         </w:rPr>
         <w:t xml:space="preserve">的基极</w:t>
       </w:r>
       <w:r>
+        <w:rPr>
+          <w:rFonts w:eastAsia="黑体"/>
+        </w:rPr>
         <w:t xml:space="preserve"> B </w:t>
       </w:r>
       <w:r>
         <w:rPr>
-          <w:rFonts w:hint="eastAsia"/>
+          <w:rFonts w:hint="eastAsia" w:eastAsia="黑体"/>
         </w:rPr>
         <w:t xml:space="preserve">相连的驱动端）；</w:t>
       </w:r>
       <w:r>
         <w:rPr>
-          <w:rFonts w:hint="eastAsia"/>
+          <w:rFonts w:hint="eastAsia" w:eastAsia="黑体"/>
           <w:b/>
           <w:bCs/>
         </w:rPr>
@@ -256,6 +292,7 @@
       </w:r>
       <w:r>
         <w:rPr>
+          <w:rFonts w:eastAsia="黑体"/>
           <w:b/>
           <w:bCs/>
         </w:rPr>
@@ -263,7 +300,7 @@
       </w:r>
       <w:r>
         <w:rPr>
-          <w:rFonts w:hint="eastAsia"/>
+          <w:rFonts w:hint="eastAsia" w:eastAsia="黑体"/>
           <w:b/>
           <w:bCs/>
         </w:rPr>
@@ -271,6 +308,7 @@
       </w:r>
       <w:r>
         <w:rPr>
+          <w:rFonts w:eastAsia="黑体"/>
           <w:b/>
           <w:bCs/>
         </w:rPr>
@@ -278,11 +316,14 @@
       </w:r>
       <w:r>
         <w:rPr>
-          <w:rFonts w:hint="eastAsia"/>
+          <w:rFonts w:hint="eastAsia" w:eastAsia="黑体"/>
         </w:rPr>
         <w:t xml:space="preserve">（与</w:t>
       </w:r>
       <w:r>
+        <w:rPr>
+          <w:rFonts w:eastAsia="黑体"/>
+        </w:rPr>
         <w:t xml:space="preserve"> </w:t>
       </w:r>
       <m:oMath>
@@ -300,26 +341,32 @@
         </m:sSub>
       </m:oMath>
       <w:r>
+        <w:rPr>
+          <w:rFonts w:eastAsia="黑体"/>
+        </w:rPr>
         <w:t xml:space="preserve"> </w:t>
       </w:r>
       <w:r>
         <w:rPr>
-          <w:rFonts w:hint="eastAsia"/>
+          <w:rFonts w:hint="eastAsia" w:eastAsia="黑体"/>
         </w:rPr>
         <w:t xml:space="preserve">集电极</w:t>
       </w:r>
       <w:r>
+        <w:rPr>
+          <w:rFonts w:eastAsia="黑体"/>
+        </w:rPr>
         <w:t xml:space="preserve"> C </w:t>
       </w:r>
       <w:r>
         <w:rPr>
-          <w:rFonts w:hint="eastAsia"/>
+          <w:rFonts w:hint="eastAsia" w:eastAsia="黑体"/>
         </w:rPr>
         <w:t xml:space="preserve">相连）；</w:t>
       </w:r>
       <w:r>
         <w:rPr>
-          <w:rFonts w:hint="eastAsia"/>
+          <w:rFonts w:hint="eastAsia" w:eastAsia="黑体"/>
           <w:b/>
           <w:bCs/>
         </w:rPr>
@@ -327,6 +374,7 @@
       </w:r>
       <w:r>
         <w:rPr>
+          <w:rFonts w:eastAsia="黑体"/>
           <w:b/>
           <w:bCs/>
         </w:rPr>
@@ -334,7 +382,7 @@
       </w:r>
       <w:r>
         <w:rPr>
-          <w:rFonts w:hint="eastAsia"/>
+          <w:rFonts w:hint="eastAsia" w:eastAsia="黑体"/>
           <w:b/>
           <w:bCs/>
         </w:rPr>
@@ -342,6 +390,7 @@
       </w:r>
       <w:r>
         <w:rPr>
+          <w:rFonts w:eastAsia="黑体"/>
           <w:b/>
           <w:bCs/>
         </w:rPr>
@@ -349,11 +398,14 @@
       </w:r>
       <w:r>
         <w:rPr>
-          <w:rFonts w:hint="eastAsia"/>
+          <w:rFonts w:hint="eastAsia" w:eastAsia="黑体"/>
         </w:rPr>
         <w:t xml:space="preserve">（与</w:t>
       </w:r>
       <w:r>
+        <w:rPr>
+          <w:rFonts w:eastAsia="黑体"/>
+        </w:rPr>
         <w:t xml:space="preserve"> </w:t>
       </w:r>
       <m:oMath>
@@ -371,26 +423,32 @@
         </m:sSub>
       </m:oMath>
       <w:r>
+        <w:rPr>
+          <w:rFonts w:eastAsia="黑体"/>
+        </w:rPr>
         <w:t xml:space="preserve"> </w:t>
       </w:r>
       <w:r>
         <w:rPr>
-          <w:rFonts w:hint="eastAsia"/>
+          <w:rFonts w:hint="eastAsia" w:eastAsia="黑体"/>
         </w:rPr>
         <w:t xml:space="preserve">集电极</w:t>
       </w:r>
       <w:r>
+        <w:rPr>
+          <w:rFonts w:eastAsia="黑体"/>
+        </w:rPr>
         <w:t xml:space="preserve"> C </w:t>
       </w:r>
       <w:r>
         <w:rPr>
-          <w:rFonts w:hint="eastAsia"/>
+          <w:rFonts w:hint="eastAsia" w:eastAsia="黑体"/>
         </w:rPr>
         <w:t xml:space="preserve">相连）；</w:t>
       </w:r>
       <w:r>
         <w:rPr>
-          <w:rFonts w:hint="eastAsia"/>
+          <w:rFonts w:hint="eastAsia" w:eastAsia="黑体"/>
           <w:b/>
           <w:bCs/>
         </w:rPr>
@@ -398,6 +456,7 @@
       </w:r>
       <w:r>
         <w:rPr>
+          <w:rFonts w:eastAsia="黑体"/>
           <w:b/>
           <w:bCs/>
         </w:rPr>
@@ -405,7 +464,7 @@
       </w:r>
       <w:r>
         <w:rPr>
-          <w:rFonts w:hint="eastAsia"/>
+          <w:rFonts w:hint="eastAsia" w:eastAsia="黑体"/>
           <w:b/>
           <w:bCs/>
         </w:rPr>
@@ -413,7 +472,7 @@
       </w:r>
       <w:r>
         <w:rPr>
-          <w:rFonts w:hint="eastAsia"/>
+          <w:rFonts w:hint="eastAsia" w:eastAsia="黑体"/>
         </w:rPr>
         <w:t xml:space="preserve">（</w:t>
       </w:r>
@@ -432,6 +491,9 @@
         </m:sSub>
       </m:oMath>
       <w:r>
+        <w:rPr>
+          <w:rFonts w:eastAsia="黑体"/>
+        </w:rPr>
         <w:t xml:space="preserve">、</w:t>
       </w:r>
       <m:oMath>
@@ -449,24 +511,33 @@
         </m:sSub>
       </m:oMath>
       <w:r>
+        <w:rPr>
+          <w:rFonts w:eastAsia="黑体"/>
+        </w:rPr>
         <w:t xml:space="preserve"> </w:t>
       </w:r>
       <w:r>
         <w:rPr>
-          <w:rFonts w:hint="eastAsia"/>
+          <w:rFonts w:hint="eastAsia" w:eastAsia="黑体"/>
         </w:rPr>
         <w:t xml:space="preserve">发射极</w:t>
       </w:r>
       <w:r>
+        <w:rPr>
+          <w:rFonts w:eastAsia="黑体"/>
+        </w:rPr>
         <w:t xml:space="preserve"> E </w:t>
       </w:r>
       <w:r>
         <w:rPr>
-          <w:rFonts w:hint="eastAsia"/>
+          <w:rFonts w:hint="eastAsia" w:eastAsia="黑体"/>
         </w:rPr>
         <w:t xml:space="preserve">相连并与负载</w:t>
       </w:r>
       <w:r>
+        <w:rPr>
+          <w:rFonts w:eastAsia="黑体"/>
+        </w:rPr>
         <w:t xml:space="preserve"> </w:t>
       </w:r>
       <m:oMath>
@@ -484,11 +555,14 @@
         </m:sSub>
       </m:oMath>
       <w:r>
+        <w:rPr>
+          <w:rFonts w:eastAsia="黑体"/>
+        </w:rPr>
         <w:t xml:space="preserve"> </w:t>
       </w:r>
       <w:r>
         <w:rPr>
-          <w:rFonts w:hint="eastAsia"/>
+          <w:rFonts w:hint="eastAsia" w:eastAsia="黑体"/>
         </w:rPr>
         <w:t xml:space="preserve">一端相连）。</w:t>
       </w:r>
@@ -497,7 +571,7 @@
       <w:pPr/>
       <w:r>
         <w:rPr>
-          <w:rFonts w:hint="eastAsia"/>
+          <w:rFonts w:hint="eastAsia" w:eastAsia="黑体"/>
         </w:rPr>
         <w:t xml:space="preserve">各管脚连接：</w:t>
       </w:r>
@@ -517,45 +591,57 @@
       </m:oMath>
       <w:r>
         <w:rPr>
-          <w:rFonts w:hint="eastAsia"/>
+          <w:rFonts w:hint="eastAsia" w:eastAsia="黑体"/>
           <w:b/>
           <w:bCs/>
         </w:rPr>
         <w:t xml:space="preserve">（NPN）</w:t>
       </w:r>
       <w:r>
+        <w:rPr>
+          <w:rFonts w:eastAsia="黑体"/>
+        </w:rPr>
         <w:t xml:space="preserve"> </w:t>
       </w:r>
       <w:r>
         <w:rPr>
-          <w:rFonts w:hint="eastAsia"/>
+          <w:rFonts w:hint="eastAsia" w:eastAsia="黑体"/>
         </w:rPr>
         <w:t xml:space="preserve">的</w:t>
       </w:r>
       <w:r>
+        <w:rPr>
+          <w:rFonts w:eastAsia="黑体"/>
+        </w:rPr>
         <w:t xml:space="preserve"> B </w:t>
       </w:r>
       <w:r>
         <w:rPr>
-          <w:rFonts w:hint="eastAsia"/>
+          <w:rFonts w:hint="eastAsia" w:eastAsia="黑体"/>
         </w:rPr>
         <w:t xml:space="preserve">接输入节点、C</w:t>
       </w:r>
       <w:r>
+        <w:rPr>
+          <w:rFonts w:eastAsia="黑体"/>
+        </w:rPr>
         <w:t xml:space="preserve"> </w:t>
       </w:r>
       <w:r>
         <w:rPr>
-          <w:rFonts w:hint="eastAsia"/>
+          <w:rFonts w:hint="eastAsia" w:eastAsia="黑体"/>
         </w:rPr>
         <w:t xml:space="preserve">接正电源端、E</w:t>
       </w:r>
       <w:r>
+        <w:rPr>
+          <w:rFonts w:eastAsia="黑体"/>
+        </w:rPr>
         <w:t xml:space="preserve"> </w:t>
       </w:r>
       <w:r>
         <w:rPr>
-          <w:rFonts w:hint="eastAsia"/>
+          <w:rFonts w:hint="eastAsia" w:eastAsia="黑体"/>
         </w:rPr>
         <w:t xml:space="preserve">接输出节点；</w:t>
       </w:r>
@@ -575,51 +661,63 @@
       </m:oMath>
       <w:r>
         <w:rPr>
-          <w:rFonts w:hint="eastAsia"/>
+          <w:rFonts w:hint="eastAsia" w:eastAsia="黑体"/>
           <w:b/>
           <w:bCs/>
         </w:rPr>
         <w:t xml:space="preserve">（PNP）</w:t>
       </w:r>
       <w:r>
+        <w:rPr>
+          <w:rFonts w:eastAsia="黑体"/>
+        </w:rPr>
         <w:t xml:space="preserve"> </w:t>
       </w:r>
       <w:r>
         <w:rPr>
-          <w:rFonts w:hint="eastAsia"/>
+          <w:rFonts w:hint="eastAsia" w:eastAsia="黑体"/>
         </w:rPr>
         <w:t xml:space="preserve">的</w:t>
       </w:r>
       <w:r>
+        <w:rPr>
+          <w:rFonts w:eastAsia="黑体"/>
+        </w:rPr>
         <w:t xml:space="preserve"> B </w:t>
       </w:r>
       <w:r>
         <w:rPr>
-          <w:rFonts w:hint="eastAsia"/>
+          <w:rFonts w:hint="eastAsia" w:eastAsia="黑体"/>
         </w:rPr>
         <w:t xml:space="preserve">接输入节点、C</w:t>
       </w:r>
       <w:r>
+        <w:rPr>
+          <w:rFonts w:eastAsia="黑体"/>
+        </w:rPr>
         <w:t xml:space="preserve"> </w:t>
       </w:r>
       <w:r>
         <w:rPr>
-          <w:rFonts w:hint="eastAsia"/>
+          <w:rFonts w:hint="eastAsia" w:eastAsia="黑体"/>
         </w:rPr>
         <w:t xml:space="preserve">接负电源端、E</w:t>
       </w:r>
       <w:r>
+        <w:rPr>
+          <w:rFonts w:eastAsia="黑体"/>
+        </w:rPr>
         <w:t xml:space="preserve"> </w:t>
       </w:r>
       <w:r>
         <w:rPr>
-          <w:rFonts w:hint="eastAsia"/>
+          <w:rFonts w:hint="eastAsia" w:eastAsia="黑体"/>
         </w:rPr>
         <w:t xml:space="preserve">接输出节点；</w:t>
       </w:r>
       <w:r>
         <w:rPr>
-          <w:rFonts w:hint="eastAsia"/>
+          <w:rFonts w:hint="eastAsia" w:eastAsia="黑体"/>
           <w:b/>
           <w:bCs/>
         </w:rPr>
@@ -627,6 +725,7 @@
       </w:r>
       <w:r>
         <w:rPr>
+          <w:rFonts w:eastAsia="黑体"/>
           <w:b/>
           <w:bCs/>
         </w:rPr>
@@ -647,20 +746,26 @@
         </m:sSub>
       </m:oMath>
       <w:r>
+        <w:rPr>
+          <w:rFonts w:eastAsia="黑体"/>
+        </w:rPr>
         <w:t xml:space="preserve"> </w:t>
       </w:r>
       <w:r>
         <w:rPr>
-          <w:rFonts w:hint="eastAsia"/>
+          <w:rFonts w:hint="eastAsia" w:eastAsia="黑体"/>
         </w:rPr>
         <w:t xml:space="preserve">一端接输出节点、另一端接地</w:t>
       </w:r>
       <w:r>
+        <w:rPr>
+          <w:rFonts w:eastAsia="黑体"/>
+        </w:rPr>
         <w:t xml:space="preserve"> </w:t>
       </w:r>
       <w:r>
         <w:rPr>
-          <w:rFonts w:hint="eastAsia"/>
+          <w:rFonts w:hint="eastAsia" w:eastAsia="黑体"/>
         </w:rPr>
         <w:t xml:space="preserve">GND。（变压器耦合形式则两管交替驱动原边两半绕组，负载经变压器耦合折算。）</w:t>
       </w:r>
@@ -669,7 +774,7 @@
       <w:pPr/>
       <w:r>
         <w:rPr>
-          <w:rFonts w:hint="eastAsia"/>
+          <w:rFonts w:hint="eastAsia" w:eastAsia="黑体"/>
         </w:rPr>
         <w:t xml:space="preserve">由此构成”两只管子轮流导通、在输出端交替推拉电流”的推挽输出组态，两管分时工作、静态电流小、效率高，向负载提供双向电流。</w:t>
       </w:r>
@@ -682,7 +787,7 @@
       </w:pPr>
       <w:r>
         <w:rPr>
-          <w:rFonts w:hint="eastAsia"/>
+          <w:rFonts w:hint="eastAsia" w:eastAsia="黑体"/>
         </w:rPr>
         <w:t xml:space="preserve">工作原理</w:t>
       </w:r>
@@ -693,7 +798,7 @@
       </w:pPr>
       <w:r>
         <w:rPr>
-          <w:rFonts w:hint="eastAsia"/>
+          <w:rFonts w:hint="eastAsia" w:eastAsia="黑体"/>
         </w:rPr>
         <w:t xml:space="preserve">对称的两只管子轮流导通：一只在信号正半周向负载输出（source）电流，另一只在负半周从负载吸入（sink）电流，负载上得到完整的双向波形。两管分时工作，静态电流小、效率高。</w:t>
       </w:r>
@@ -706,7 +811,7 @@
       </w:pPr>
       <w:r>
         <w:rPr>
-          <w:rFonts w:hint="eastAsia"/>
+          <w:rFonts w:hint="eastAsia" w:eastAsia="黑体"/>
         </w:rPr>
         <w:t xml:space="preserve">关键计算公式</w:t>
       </w:r>
@@ -717,11 +822,14 @@
       </w:pPr>
       <w:r>
         <w:rPr>
-          <w:rFonts w:hint="eastAsia"/>
+          <w:rFonts w:hint="eastAsia" w:eastAsia="黑体"/>
         </w:rPr>
         <w:t xml:space="preserve">输出功率（正弦、峰值</w:t>
       </w:r>
       <w:r>
+        <w:rPr>
+          <w:rFonts w:eastAsia="黑体"/>
+        </w:rPr>
         <w:t xml:space="preserve"> </w:t>
       </w:r>
       <m:oMath>
@@ -743,11 +851,14 @@
       </m:oMath>
       <w:r>
         <w:rPr>
-          <w:rFonts w:hint="eastAsia"/>
+          <w:rFonts w:hint="eastAsia" w:eastAsia="黑体"/>
         </w:rPr>
         <w:t xml:space="preserve">、负载</w:t>
       </w:r>
       <w:r>
+        <w:rPr>
+          <w:rFonts w:eastAsia="黑体"/>
+        </w:rPr>
         <w:t xml:space="preserve"> </w:t>
       </w:r>
       <m:oMath>
@@ -766,7 +877,7 @@
       </m:oMath>
       <w:r>
         <w:rPr>
-          <w:rFonts w:hint="eastAsia"/>
+          <w:rFonts w:hint="eastAsia" w:eastAsia="黑体"/>
         </w:rPr>
         <w:t xml:space="preserve">）：</w:t>
       </w:r>
@@ -852,7 +963,7 @@
       </w:pPr>
       <w:r>
         <w:rPr>
-          <w:rFonts w:hint="eastAsia"/>
+          <w:rFonts w:hint="eastAsia" w:eastAsia="黑体"/>
         </w:rPr>
         <w:t xml:space="preserve">最大输出功率：</w:t>
       </w:r>
@@ -947,7 +1058,7 @@
       </w:pPr>
       <w:r>
         <w:rPr>
-          <w:rFonts w:hint="eastAsia"/>
+          <w:rFonts w:hint="eastAsia" w:eastAsia="黑体"/>
         </w:rPr>
         <w:t xml:space="preserve">乙类推挽最大效率：</w:t>
       </w:r>
@@ -1025,11 +1136,14 @@
       </w:pPr>
       <w:r>
         <w:rPr>
-          <w:rFonts w:hint="eastAsia"/>
+          <w:rFonts w:hint="eastAsia" w:eastAsia="黑体"/>
         </w:rPr>
         <w:t xml:space="preserve">变压器耦合匝比与负载折合（匝比</w:t>
       </w:r>
       <w:r>
+        <w:rPr>
+          <w:rFonts w:eastAsia="黑体"/>
+        </w:rPr>
         <w:t xml:space="preserve"> </w:t>
       </w:r>
       <m:oMath>
@@ -1075,7 +1189,7 @@
       </m:oMath>
       <w:r>
         <w:rPr>
-          <w:rFonts w:hint="eastAsia"/>
+          <w:rFonts w:hint="eastAsia" w:eastAsia="黑体"/>
         </w:rPr>
         <w:t xml:space="preserve">）：</w:t>
       </w:r>
@@ -1174,7 +1288,7 @@
             </w:pPr>
             <w:r>
               <w:rPr>
-                <w:rFonts w:hint="eastAsia"/>
+                <w:rFonts w:hint="eastAsia" w:eastAsia="黑体"/>
               </w:rPr>
               <w:t xml:space="preserve">符号</w:t>
             </w:r>
@@ -1188,7 +1302,7 @@
             </w:pPr>
             <w:r>
               <w:rPr>
-                <w:rFonts w:hint="eastAsia"/>
+                <w:rFonts w:hint="eastAsia" w:eastAsia="黑体"/>
               </w:rPr>
               <w:t xml:space="preserve">含义</w:t>
             </w:r>
@@ -1202,7 +1316,7 @@
             </w:pPr>
             <w:r>
               <w:rPr>
-                <w:rFonts w:hint="eastAsia"/>
+                <w:rFonts w:hint="eastAsia" w:eastAsia="黑体"/>
               </w:rPr>
               <w:t xml:space="preserve">单位</w:t>
             </w:r>
@@ -1234,6 +1348,9 @@
               </m:sSub>
             </m:oMath>
             <w:r>
+              <w:rPr>
+                <w:rFonts w:eastAsia="黑体"/>
+              </w:rPr>
               <w:t xml:space="preserve">​</w:t>
             </w:r>
           </w:p>
@@ -1246,7 +1363,7 @@
             </w:pPr>
             <w:r>
               <w:rPr>
-                <w:rFonts w:hint="eastAsia"/>
+                <w:rFonts w:hint="eastAsia" w:eastAsia="黑体"/>
               </w:rPr>
               <w:t xml:space="preserve">电源电压</w:t>
             </w:r>
@@ -1259,6 +1376,9 @@
               <w:pStyle w:val="Compact"/>
             </w:pPr>
             <w:r>
+              <w:rPr>
+                <w:rFonts w:eastAsia="黑体"/>
+              </w:rPr>
               <w:t xml:space="preserve">V</w:t>
             </w:r>
           </w:p>
@@ -1289,6 +1409,9 @@
               </m:sSub>
             </m:oMath>
             <w:r>
+              <w:rPr>
+                <w:rFonts w:eastAsia="黑体"/>
+              </w:rPr>
               <w:t xml:space="preserve">​</w:t>
             </w:r>
           </w:p>
@@ -1301,7 +1424,7 @@
             </w:pPr>
             <w:r>
               <w:rPr>
-                <w:rFonts w:hint="eastAsia"/>
+                <w:rFonts w:hint="eastAsia" w:eastAsia="黑体"/>
               </w:rPr>
               <w:t xml:space="preserve">输出峰值电压</w:t>
             </w:r>
@@ -1314,6 +1437,9 @@
               <w:pStyle w:val="Compact"/>
             </w:pPr>
             <w:r>
+              <w:rPr>
+                <w:rFonts w:eastAsia="黑体"/>
+              </w:rPr>
               <w:t xml:space="preserve">V</w:t>
             </w:r>
           </w:p>
@@ -1341,6 +1467,9 @@
               </m:sSub>
             </m:oMath>
             <w:r>
+              <w:rPr>
+                <w:rFonts w:eastAsia="黑体"/>
+              </w:rPr>
               <w:t xml:space="preserve">​</w:t>
             </w:r>
           </w:p>
@@ -1353,7 +1482,7 @@
             </w:pPr>
             <w:r>
               <w:rPr>
-                <w:rFonts w:hint="eastAsia"/>
+                <w:rFonts w:hint="eastAsia" w:eastAsia="黑体"/>
               </w:rPr>
               <w:t xml:space="preserve">负载电阻</w:t>
             </w:r>
@@ -1366,6 +1495,9 @@
               <w:pStyle w:val="Compact"/>
             </w:pPr>
             <w:r>
+              <w:rPr>
+                <w:rFonts w:eastAsia="黑体"/>
+              </w:rPr>
               <w:t xml:space="preserve">Ω</w:t>
             </w:r>
           </w:p>
@@ -1393,6 +1525,9 @@
               </m:sSub>
             </m:oMath>
             <w:r>
+              <w:rPr>
+                <w:rFonts w:eastAsia="黑体"/>
+              </w:rPr>
               <w:t xml:space="preserve">​</w:t>
             </w:r>
           </w:p>
@@ -1405,7 +1540,7 @@
             </w:pPr>
             <w:r>
               <w:rPr>
-                <w:rFonts w:hint="eastAsia"/>
+                <w:rFonts w:hint="eastAsia" w:eastAsia="黑体"/>
               </w:rPr>
               <w:t xml:space="preserve">输出功率</w:t>
             </w:r>
@@ -1418,6 +1553,9 @@
               <w:pStyle w:val="Compact"/>
             </w:pPr>
             <w:r>
+              <w:rPr>
+                <w:rFonts w:eastAsia="黑体"/>
+              </w:rPr>
               <w:t xml:space="preserve">W</w:t>
             </w:r>
           </w:p>
@@ -1436,6 +1574,9 @@
               </m:r>
             </m:oMath>
             <w:r>
+              <w:rPr>
+                <w:rFonts w:eastAsia="黑体"/>
+              </w:rPr>
               <w:t xml:space="preserve">​</w:t>
             </w:r>
           </w:p>
@@ -1448,7 +1589,7 @@
             </w:pPr>
             <w:r>
               <w:rPr>
-                <w:rFonts w:hint="eastAsia"/>
+                <w:rFonts w:hint="eastAsia" w:eastAsia="黑体"/>
               </w:rPr>
               <w:t xml:space="preserve">效率</w:t>
             </w:r>
@@ -1462,7 +1603,7 @@
             </w:pPr>
             <w:r>
               <w:rPr>
-                <w:rFonts w:hint="eastAsia"/>
+                <w:rFonts w:hint="eastAsia" w:eastAsia="黑体"/>
               </w:rPr>
               <w:t xml:space="preserve">无量纲</w:t>
             </w:r>
@@ -1482,6 +1623,9 @@
               </m:r>
             </m:oMath>
             <w:r>
+              <w:rPr>
+                <w:rFonts w:eastAsia="黑体"/>
+              </w:rPr>
               <w:t xml:space="preserve">​</w:t>
             </w:r>
           </w:p>
@@ -1494,7 +1638,7 @@
             </w:pPr>
             <w:r>
               <w:rPr>
-                <w:rFonts w:hint="eastAsia"/>
+                <w:rFonts w:hint="eastAsia" w:eastAsia="黑体"/>
               </w:rPr>
               <w:t xml:space="preserve">变压器匝比</w:t>
             </w:r>
@@ -1508,7 +1652,7 @@
             </w:pPr>
             <w:r>
               <w:rPr>
-                <w:rFonts w:hint="eastAsia"/>
+                <w:rFonts w:hint="eastAsia" w:eastAsia="黑体"/>
               </w:rPr>
               <w:t xml:space="preserve">无量纲</w:t>
             </w:r>
@@ -1524,7 +1668,7 @@
       </w:pPr>
       <w:r>
         <w:rPr>
-          <w:rFonts w:hint="eastAsia"/>
+          <w:rFonts w:hint="eastAsia" w:eastAsia="黑体"/>
         </w:rPr>
         <w:t xml:space="preserve">元件调整影响</w:t>
       </w:r>
@@ -1539,7 +1683,7 @@
       </w:pPr>
       <w:r>
         <w:rPr>
-          <w:rFonts w:hint="eastAsia"/>
+          <w:rFonts w:hint="eastAsia" w:eastAsia="黑体"/>
           <w:b/>
           <w:bCs/>
         </w:rPr>
@@ -1547,6 +1691,7 @@
       </w:r>
       <w:r>
         <w:rPr>
+          <w:rFonts w:eastAsia="黑体"/>
           <w:b/>
           <w:bCs/>
         </w:rPr>
@@ -1568,20 +1713,27 @@
       </m:oMath>
       <w:r>
         <w:rPr>
+          <w:rFonts w:eastAsia="黑体"/>
           <w:b/>
           <w:bCs/>
         </w:rPr>
         <w:t xml:space="preserve">↓</w:t>
       </w:r>
       <w:r>
+        <w:rPr>
+          <w:rFonts w:eastAsia="黑体"/>
+        </w:rPr>
         <w:t xml:space="preserve"> </w:t>
       </w:r>
       <w:r>
+        <w:rPr>
+          <w:rFonts w:eastAsia="黑体"/>
+        </w:rPr>
         <w:t xml:space="preserve">→ </w:t>
       </w:r>
       <w:r>
         <w:rPr>
-          <w:rFonts w:hint="eastAsia"/>
+          <w:rFonts w:hint="eastAsia" w:eastAsia="黑体"/>
         </w:rPr>
         <w:t xml:space="preserve">输出功率增大，电流与功耗上升。</w:t>
       </w:r>
@@ -1596,7 +1748,7 @@
       </w:pPr>
       <w:r>
         <w:rPr>
-          <w:rFonts w:hint="eastAsia"/>
+          <w:rFonts w:hint="eastAsia" w:eastAsia="黑体"/>
           <w:b/>
           <w:bCs/>
         </w:rPr>
@@ -1604,6 +1756,7 @@
       </w:r>
       <w:r>
         <w:rPr>
+          <w:rFonts w:eastAsia="黑体"/>
           <w:b/>
           <w:bCs/>
         </w:rPr>
@@ -1628,20 +1781,27 @@
       </m:oMath>
       <w:r>
         <w:rPr>
+          <w:rFonts w:eastAsia="黑体"/>
           <w:b/>
           <w:bCs/>
         </w:rPr>
         <w:t xml:space="preserve">↑</w:t>
       </w:r>
       <w:r>
+        <w:rPr>
+          <w:rFonts w:eastAsia="黑体"/>
+        </w:rPr>
         <w:t xml:space="preserve"> </w:t>
       </w:r>
       <w:r>
+        <w:rPr>
+          <w:rFonts w:eastAsia="黑体"/>
+        </w:rPr>
         <w:t xml:space="preserve">→ </w:t>
       </w:r>
       <w:r>
         <w:rPr>
-          <w:rFonts w:hint="eastAsia"/>
+          <w:rFonts w:hint="eastAsia" w:eastAsia="黑体"/>
         </w:rPr>
         <w:t xml:space="preserve">最大输出功率平方增大。</w:t>
       </w:r>
@@ -1656,21 +1816,27 @@
       </w:pPr>
       <w:r>
         <w:rPr>
-          <w:rFonts w:hint="eastAsia"/>
+          <w:rFonts w:hint="eastAsia" w:eastAsia="黑体"/>
           <w:b/>
           <w:bCs/>
         </w:rPr>
         <w:t xml:space="preserve">两管参数不一致</w:t>
       </w:r>
       <w:r>
+        <w:rPr>
+          <w:rFonts w:eastAsia="黑体"/>
+        </w:rPr>
         <w:t xml:space="preserve"> </w:t>
       </w:r>
       <w:r>
+        <w:rPr>
+          <w:rFonts w:eastAsia="黑体"/>
+        </w:rPr>
         <w:t xml:space="preserve">→ </w:t>
       </w:r>
       <w:r>
         <w:rPr>
-          <w:rFonts w:hint="eastAsia"/>
+          <w:rFonts w:hint="eastAsia" w:eastAsia="黑体"/>
         </w:rPr>
         <w:t xml:space="preserve">正负半周不对称，引入失真。</w:t>
       </w:r>
@@ -1685,7 +1851,7 @@
       </w:pPr>
       <w:r>
         <w:rPr>
-          <w:rFonts w:hint="eastAsia"/>
+          <w:rFonts w:hint="eastAsia" w:eastAsia="黑体"/>
           <w:b/>
           <w:bCs/>
         </w:rPr>
@@ -1693,20 +1859,27 @@
       </w:r>
       <w:r>
         <w:rPr>
+          <w:rFonts w:eastAsia="黑体"/>
           <w:b/>
           <w:bCs/>
         </w:rPr>
         <w:t xml:space="preserve"> n↑</w:t>
       </w:r>
       <w:r>
+        <w:rPr>
+          <w:rFonts w:eastAsia="黑体"/>
+        </w:rPr>
         <w:t xml:space="preserve"> </w:t>
       </w:r>
       <w:r>
+        <w:rPr>
+          <w:rFonts w:eastAsia="黑体"/>
+        </w:rPr>
         <w:t xml:space="preserve">→ </w:t>
       </w:r>
       <w:r>
         <w:rPr>
-          <w:rFonts w:hint="eastAsia"/>
+          <w:rFonts w:hint="eastAsia" w:eastAsia="黑体"/>
         </w:rPr>
         <w:t xml:space="preserve">折算到初级的负载阻抗增大，匹配更易实现。</w:t>
       </w:r>
@@ -1719,7 +1892,7 @@
       </w:pPr>
       <w:r>
         <w:rPr>
-          <w:rFonts w:hint="eastAsia"/>
+          <w:rFonts w:hint="eastAsia" w:eastAsia="黑体"/>
         </w:rPr>
         <w:t xml:space="preserve">典型参数示例</w:t>
       </w:r>
@@ -1734,11 +1907,14 @@
       </w:pPr>
       <w:r>
         <w:rPr>
-          <w:rFonts w:hint="eastAsia"/>
+          <w:rFonts w:hint="eastAsia" w:eastAsia="黑体"/>
         </w:rPr>
         <w:t xml:space="preserve">取</w:t>
       </w:r>
       <w:r>
+        <w:rPr>
+          <w:rFonts w:eastAsia="黑体"/>
+        </w:rPr>
         <w:t xml:space="preserve"> </w:t>
       </w:r>
       <m:oMath>
@@ -1778,6 +1954,9 @@
         </m:r>
       </m:oMath>
       <w:r>
+        <w:rPr>
+          <w:rFonts w:eastAsia="黑体"/>
+        </w:rPr>
         <w:t xml:space="preserve">、</w:t>
       </w:r>
       <m:oMath>
@@ -1814,7 +1993,7 @@
       </m:oMath>
       <w:r>
         <w:rPr>
-          <w:rFonts w:hint="eastAsia"/>
+          <w:rFonts w:hint="eastAsia" w:eastAsia="黑体"/>
         </w:rPr>
         <w:t xml:space="preserve">：</w:t>
       </w:r>
@@ -1900,6 +2079,9 @@
         </m:r>
       </m:oMath>
       <w:r>
+        <w:rPr>
+          <w:rFonts w:eastAsia="黑体"/>
+        </w:rPr>
         <w:t xml:space="preserve">。</w:t>
       </w:r>
     </w:p>
@@ -1913,11 +2095,14 @@
       </w:pPr>
       <w:r>
         <w:rPr>
-          <w:rFonts w:hint="eastAsia"/>
+          <w:rFonts w:hint="eastAsia" w:eastAsia="黑体"/>
         </w:rPr>
         <w:t xml:space="preserve">最大效率</w:t>
       </w:r>
       <w:r>
+        <w:rPr>
+          <w:rFonts w:eastAsia="黑体"/>
+        </w:rPr>
         <w:t xml:space="preserve"> </w:t>
       </w:r>
       <m:oMath>
@@ -1978,7 +2163,7 @@
       </m:oMath>
       <w:r>
         <w:rPr>
-          <w:rFonts w:hint="eastAsia"/>
+          <w:rFonts w:hint="eastAsia" w:eastAsia="黑体"/>
         </w:rPr>
         <w:t xml:space="preserve">，实际因饱和压降略低。</w:t>
       </w:r>
@@ -1991,7 +2176,7 @@
       </w:pPr>
       <w:r>
         <w:rPr>
-          <w:rFonts w:hint="eastAsia"/>
+          <w:rFonts w:hint="eastAsia" w:eastAsia="黑体"/>
         </w:rPr>
         <w:t xml:space="preserve">常见器件型号</w:t>
       </w:r>
@@ -2006,7 +2191,7 @@
       </w:pPr>
       <w:r>
         <w:rPr>
-          <w:rFonts w:hint="eastAsia"/>
+          <w:rFonts w:hint="eastAsia" w:eastAsia="黑体"/>
         </w:rPr>
         <w:t xml:space="preserve">互补对管：S8050/S8550、TIP41C/TIP42C、2N3055。</w:t>
       </w:r>
@@ -2021,7 +2206,7 @@
       </w:pPr>
       <w:r>
         <w:rPr>
-          <w:rFonts w:hint="eastAsia"/>
+          <w:rFonts w:hint="eastAsia" w:eastAsia="黑体"/>
         </w:rPr>
         <w:t xml:space="preserve">集成功放：LM386、TDA2030、LM1875。</w:t>
       </w:r>
@@ -2036,25 +2221,31 @@
       </w:pPr>
       <w:r>
         <w:rPr>
-          <w:rFonts w:hint="eastAsia"/>
+          <w:rFonts w:hint="eastAsia" w:eastAsia="黑体"/>
         </w:rPr>
         <w:t xml:space="preserve">栅极/驱动推挽：各</w:t>
       </w:r>
       <w:r>
+        <w:rPr>
+          <w:rFonts w:eastAsia="黑体"/>
+        </w:rPr>
         <w:t xml:space="preserve"> MOSFET </w:t>
       </w:r>
       <w:r>
         <w:rPr>
-          <w:rFonts w:hint="eastAsia"/>
+          <w:rFonts w:hint="eastAsia" w:eastAsia="黑体"/>
         </w:rPr>
         <w:t xml:space="preserve">栅极驱动器（如</w:t>
       </w:r>
       <w:r>
+        <w:rPr>
+          <w:rFonts w:eastAsia="黑体"/>
+        </w:rPr>
         <w:t xml:space="preserve"> </w:t>
       </w:r>
       <w:r>
         <w:rPr>
-          <w:rFonts w:hint="eastAsia"/>
+          <w:rFonts w:hint="eastAsia" w:eastAsia="黑体"/>
         </w:rPr>
         <w:t xml:space="preserve">TC4420）。</w:t>
       </w:r>
@@ -2067,7 +2258,7 @@
       </w:pPr>
       <w:r>
         <w:rPr>
-          <w:rFonts w:hint="eastAsia"/>
+          <w:rFonts w:hint="eastAsia" w:eastAsia="黑体"/>
         </w:rPr>
         <w:t xml:space="preserve">注意事项</w:t>
       </w:r>
@@ -2082,7 +2273,7 @@
       </w:pPr>
       <w:r>
         <w:rPr>
-          <w:rFonts w:hint="eastAsia"/>
+          <w:rFonts w:hint="eastAsia" w:eastAsia="黑体"/>
         </w:rPr>
         <w:t xml:space="preserve">乙类推挽存在交越失真，需加偏置（甲乙类）改善。</w:t>
       </w:r>
@@ -2097,7 +2288,7 @@
       </w:pPr>
       <w:r>
         <w:rPr>
-          <w:rFonts w:hint="eastAsia"/>
+          <w:rFonts w:hint="eastAsia" w:eastAsia="黑体"/>
         </w:rPr>
         <w:t xml:space="preserve">两管需配对，否则输出不对称引入失真。</w:t>
       </w:r>
@@ -2111,20 +2302,26 @@
         </w:numPr>
       </w:pPr>
       <w:r>
+        <w:rPr>
+          <w:rFonts w:eastAsia="黑体"/>
+        </w:rPr>
         <w:t xml:space="preserve">BJT </w:t>
       </w:r>
       <w:r>
         <w:rPr>
-          <w:rFonts w:hint="eastAsia"/>
+          <w:rFonts w:hint="eastAsia" w:eastAsia="黑体"/>
         </w:rPr>
         <w:t xml:space="preserve">推挽需防基极区存储导致关断延迟；MOS</w:t>
       </w:r>
       <w:r>
+        <w:rPr>
+          <w:rFonts w:eastAsia="黑体"/>
+        </w:rPr>
         <w:t xml:space="preserve"> </w:t>
       </w:r>
       <w:r>
         <w:rPr>
-          <w:rFonts w:hint="eastAsia"/>
+          <w:rFonts w:hint="eastAsia" w:eastAsia="黑体"/>
         </w:rPr>
         <w:t xml:space="preserve">推挽注意米勒效应。</w:t>
       </w:r>
@@ -2137,7 +2334,7 @@
       </w:pPr>
       <w:r>
         <w:rPr>
-          <w:rFonts w:hint="eastAsia"/>
+          <w:rFonts w:hint="eastAsia" w:eastAsia="黑体"/>
         </w:rPr>
         <w:t xml:space="preserve">参考资料</w:t>
       </w:r>
@@ -2152,7 +2349,7 @@
       </w:pPr>
       <w:r>
         <w:rPr>
-          <w:rFonts w:hint="eastAsia"/>
+          <w:rFonts w:hint="eastAsia" w:eastAsia="黑体"/>
         </w:rPr>
         <w:t xml:space="preserve">《模拟电子技术基础》（童诗白、华成英）。</w:t>
       </w:r>
@@ -2166,6 +2363,9 @@
         </w:numPr>
       </w:pPr>
       <w:r>
+        <w:rPr>
+          <w:rFonts w:eastAsia="黑体"/>
+        </w:rPr>
         <w:t xml:space="preserve">Wikipedia: Push–pull output。</w:t>
       </w:r>
     </w:p>
@@ -2178,6 +2378,9 @@
         </w:numPr>
       </w:pPr>
       <w:r>
+        <w:rPr>
+          <w:rFonts w:eastAsia="黑体"/>
+        </w:rPr>
         <w:t xml:space="preserve">Wikipedia: Class-AB amplifier。</w:t>
       </w:r>
     </w:p>
@@ -2190,11 +2393,11 @@
       </w:pPr>
       <w:r>
         <w:rPr>
-          <w:rFonts w:ascii="Times New Roman" w:hAnsi="Times New Roman"/>
+          <w:rFonts w:ascii="Times New Roman" w:hAnsi="Times New Roman" w:eastAsia="黑体"/>
           <w:color w:val="555555"/>
           <w:sz w:val="21"/>
         </w:rPr>
-        <w:t>材料收集者：杜文杰</w:t>
+        <w:t>材料收集者：杜文杰，WX手机：19519196569，QQ:3478827729</w:t>
       </w:r>
     </w:p>
     <w:sectPr>
@@ -2214,7 +2417,7 @@
 </file>
 
 <file path=word/footer1.xml><?xml version="1.0" encoding="utf-8"?>
-<w:ftr xmlns:m="http://schemas.openxmlformats.org/officeDocument/2006/math" xmlns:mc="http://schemas.openxmlformats.org/markup-compatibility/2006" xmlns:mo="http://schemas.microsoft.com/office/mac/office/2008/main" xmlns:mv="urn:schemas-microsoft-com:mac:vml" xmlns:o="urn:schemas-microsoft-com:office:office" xmlns:r="http://schemas.openxmlformats.org/officeDocument/2006/relationships" xmlns:v="urn:schemas-microsoft-com:vml" xmlns:w10="urn:schemas-microsoft-com:office:word" xmlns:w14="http://schemas.microsoft.com/office/word/2010/wordml" xmlns:w="http://schemas.openxmlformats.org/wordprocessingml/2006/main" xmlns:wne="http://schemas.microsoft.com/office/word/2006/wordml" xmlns:wp14="http://schemas.microsoft.com/office/word/2010/wordprocessingDrawing" xmlns:wp="http://schemas.openxmlformats.org/drawingml/2006/wordprocessingDrawing" xmlns:wpc="http://schemas.microsoft.com/office/word/2010/wordprocessingCanvas" xmlns:wpg="http://schemas.microsoft.com/office/word/2010/wordprocessingGroup" xmlns:wpi="http://schemas.microsoft.com/office/word/2010/wordprocessingInk" xmlns:wps="http://schemas.microsoft.com/office/word/2010/wordprocessingShape" mc:Ignorable="w14 wp14">
+<w:ftr xmlns:mc="http://schemas.openxmlformats.org/markup-compatibility/2006" xmlns:w="http://schemas.openxmlformats.org/wordprocessingml/2006/main" xmlns:m="http://schemas.openxmlformats.org/officeDocument/2006/math" xmlns:mo="http://schemas.microsoft.com/office/mac/office/2008/main" xmlns:mv="urn:schemas-microsoft-com:mac:vml" xmlns:o="urn:schemas-microsoft-com:office:office" xmlns:r="http://schemas.openxmlformats.org/officeDocument/2006/relationships" xmlns:v="urn:schemas-microsoft-com:vml" xmlns:w10="urn:schemas-microsoft-com:office:word" xmlns:w14="http://schemas.microsoft.com/office/word/2010/wordml" xmlns:wne="http://schemas.microsoft.com/office/word/2006/wordml" xmlns:wp14="http://schemas.microsoft.com/office/word/2010/wordprocessingDrawing" xmlns:wp="http://schemas.openxmlformats.org/drawingml/2006/wordprocessingDrawing" xmlns:wpc="http://schemas.microsoft.com/office/word/2010/wordprocessingCanvas" xmlns:wpg="http://schemas.microsoft.com/office/word/2010/wordprocessingGroup" xmlns:wpi="http://schemas.microsoft.com/office/word/2010/wordprocessingInk" xmlns:wps="http://schemas.microsoft.com/office/word/2010/wordprocessingShape" mc:Ignorable="w14 wp14">
   <w:p>
     <w:pPr>
       <w:pStyle w:val="Footer"/>
@@ -2222,12 +2425,14 @@
     </w:pPr>
     <w:r>
       <w:rPr>
+        <w:rFonts w:eastAsia="黑体"/>
         <w:sz w:val="18"/>
       </w:rPr>
       <w:t xml:space="preserve">第 </w:t>
     </w:r>
     <w:r>
       <w:rPr>
+        <w:rFonts w:eastAsia="黑体"/>
         <w:sz w:val="18"/>
       </w:rPr>
       <w:fldChar w:fldCharType="begin"/>
@@ -2236,6 +2441,7 @@
     </w:r>
     <w:r>
       <w:rPr>
+        <w:rFonts w:eastAsia="黑体"/>
         <w:sz w:val="18"/>
       </w:rPr>
       <w:t xml:space="preserve"> 页</w:t>
@@ -2249,6 +2455,9 @@
   <w:footnote w:type="continuationSeparator" w:id="0">
     <w:p>
       <w:r>
+        <w:rPr>
+          <w:rFonts w:eastAsia="黑体"/>
+        </w:rPr>
         <w:continuationSeparator/>
       </w:r>
     </w:p>
@@ -2256,6 +2465,9 @@
   <w:footnote w:type="separator" w:id="-1">
     <w:p>
       <w:r>
+        <w:rPr>
+          <w:rFonts w:eastAsia="黑体"/>
+        </w:rPr>
         <w:separator/>
       </w:r>
     </w:p>
@@ -2264,7 +2476,7 @@
 </file>
 
 <file path=word/header1.xml><?xml version="1.0" encoding="utf-8"?>
-<w:hdr xmlns:m="http://schemas.openxmlformats.org/officeDocument/2006/math" xmlns:mc="http://schemas.openxmlformats.org/markup-compatibility/2006" xmlns:mo="http://schemas.microsoft.com/office/mac/office/2008/main" xmlns:mv="urn:schemas-microsoft-com:mac:vml" xmlns:o="urn:schemas-microsoft-com:office:office" xmlns:r="http://schemas.openxmlformats.org/officeDocument/2006/relationships" xmlns:v="urn:schemas-microsoft-com:vml" xmlns:w10="urn:schemas-microsoft-com:office:word" xmlns:w14="http://schemas.microsoft.com/office/word/2010/wordml" xmlns:w="http://schemas.openxmlformats.org/wordprocessingml/2006/main" xmlns:wne="http://schemas.microsoft.com/office/word/2006/wordml" xmlns:wp14="http://schemas.microsoft.com/office/word/2010/wordprocessingDrawing" xmlns:wp="http://schemas.openxmlformats.org/drawingml/2006/wordprocessingDrawing" xmlns:wpc="http://schemas.microsoft.com/office/word/2010/wordprocessingCanvas" xmlns:wpg="http://schemas.microsoft.com/office/word/2010/wordprocessingGroup" xmlns:wpi="http://schemas.microsoft.com/office/word/2010/wordprocessingInk" xmlns:wps="http://schemas.microsoft.com/office/word/2010/wordprocessingShape" mc:Ignorable="w14 wp14">
+<w:hdr xmlns:mc="http://schemas.openxmlformats.org/markup-compatibility/2006" xmlns:w="http://schemas.openxmlformats.org/wordprocessingml/2006/main" xmlns:m="http://schemas.openxmlformats.org/officeDocument/2006/math" xmlns:mo="http://schemas.microsoft.com/office/mac/office/2008/main" xmlns:mv="urn:schemas-microsoft-com:mac:vml" xmlns:o="urn:schemas-microsoft-com:office:office" xmlns:r="http://schemas.openxmlformats.org/officeDocument/2006/relationships" xmlns:v="urn:schemas-microsoft-com:vml" xmlns:w10="urn:schemas-microsoft-com:office:word" xmlns:w14="http://schemas.microsoft.com/office/word/2010/wordml" xmlns:wne="http://schemas.microsoft.com/office/word/2006/wordml" xmlns:wp14="http://schemas.microsoft.com/office/word/2010/wordprocessingDrawing" xmlns:wp="http://schemas.openxmlformats.org/drawingml/2006/wordprocessingDrawing" xmlns:wpc="http://schemas.microsoft.com/office/word/2010/wordprocessingCanvas" xmlns:wpg="http://schemas.microsoft.com/office/word/2010/wordprocessingGroup" xmlns:wpi="http://schemas.microsoft.com/office/word/2010/wordprocessingInk" xmlns:wps="http://schemas.microsoft.com/office/word/2010/wordprocessingShape" mc:Ignorable="w14 wp14">
   <w:p>
     <w:pPr>
       <w:pStyle w:val="Header"/>
@@ -2272,7 +2484,7 @@
     </w:pPr>
     <w:r>
       <w:rPr>
-        <w:rFonts w:ascii="Times New Roman" w:hAnsi="Times New Roman"/>
+        <w:rFonts w:ascii="Times New Roman" w:hAnsi="Times New Roman" w:eastAsia="黑体"/>
         <w:sz w:val="18"/>
         <w:rFonts w:eastAsia="黑体"/>
         <w:rFonts w:eastAsia="黑体"/>
@@ -2284,7 +2496,7 @@
 </file>
 
 <file path=word/numbering.xml><?xml version="1.0" encoding="utf-8"?>
-<w:numbering xmlns:m="http://schemas.openxmlformats.org/officeDocument/2006/math" xmlns:mc="http://schemas.openxmlformats.org/markup-compatibility/2006" xmlns:mo="http://schemas.microsoft.com/office/mac/office/2008/main" xmlns:mv="urn:schemas-microsoft-com:mac:vml" xmlns:o="urn:schemas-microsoft-com:office:office" xmlns:r="http://schemas.openxmlformats.org/officeDocument/2006/relationships" xmlns:v="urn:schemas-microsoft-com:vml" xmlns:w="http://schemas.openxmlformats.org/wordprocessingml/2006/main" xmlns:w10="urn:schemas-microsoft-com:office:word" xmlns:w14="http://schemas.microsoft.com/office/word/2010/wordml" xmlns:wne="http://schemas.microsoft.com/office/word/2006/wordml" xmlns:wp="http://schemas.openxmlformats.org/drawingml/2006/wordprocessingDrawing" xmlns:wp14="http://schemas.microsoft.com/office/word/2010/wordprocessingDrawing" xmlns:wpc="http://schemas.microsoft.com/office/word/2010/wordprocessingCanvas" xmlns:wpg="http://schemas.microsoft.com/office/word/2010/wordprocessingGroup" xmlns:wpi="http://schemas.microsoft.com/office/word/2010/wordprocessingInk" xmlns:wps="http://schemas.microsoft.com/office/word/2010/wordprocessingShape" mc:Ignorable="w14 wp14">
+<w:numbering xmlns:mc="http://schemas.openxmlformats.org/markup-compatibility/2006" xmlns:w="http://schemas.openxmlformats.org/wordprocessingml/2006/main" xmlns:m="http://schemas.openxmlformats.org/officeDocument/2006/math" xmlns:mo="http://schemas.microsoft.com/office/mac/office/2008/main" xmlns:mv="urn:schemas-microsoft-com:mac:vml" xmlns:o="urn:schemas-microsoft-com:office:office" xmlns:r="http://schemas.openxmlformats.org/officeDocument/2006/relationships" xmlns:v="urn:schemas-microsoft-com:vml" xmlns:w10="urn:schemas-microsoft-com:office:word" xmlns:w14="http://schemas.microsoft.com/office/word/2010/wordml" xmlns:wne="http://schemas.microsoft.com/office/word/2006/wordml" xmlns:wp="http://schemas.openxmlformats.org/drawingml/2006/wordprocessingDrawing" xmlns:wp14="http://schemas.microsoft.com/office/word/2010/wordprocessingDrawing" xmlns:wpc="http://schemas.microsoft.com/office/word/2010/wordprocessingCanvas" xmlns:wpg="http://schemas.microsoft.com/office/word/2010/wordprocessingGroup" xmlns:wpi="http://schemas.microsoft.com/office/word/2010/wordprocessingInk" xmlns:wps="http://schemas.microsoft.com/office/word/2010/wordprocessingShape" mc:Ignorable="w14 wp14">
   <w:abstractNum w:abstractNumId="0">
     <w:nsid w:val="FFFFFF7C"/>
     <w:multiLevelType w:val="singleLevel"/>
@@ -2371,7 +2583,7 @@
         <w:ind w:hanging="360" w:left="1440"/>
       </w:pPr>
       <w:rPr>
-        <w:rFonts w:ascii="Symbol" w:hAnsi="Symbol" w:hint="default"/>
+        <w:rFonts w:ascii="Symbol" w:hAnsi="Symbol" w:hint="default" w:eastAsia="黑体"/>
       </w:rPr>
     </w:lvl>
   </w:abstractNum>
@@ -2392,7 +2604,7 @@
         <w:ind w:hanging="360" w:left="1080"/>
       </w:pPr>
       <w:rPr>
-        <w:rFonts w:ascii="Symbol" w:hAnsi="Symbol" w:hint="default"/>
+        <w:rFonts w:ascii="Symbol" w:hAnsi="Symbol" w:hint="default" w:eastAsia="黑体"/>
       </w:rPr>
     </w:lvl>
   </w:abstractNum>
@@ -2413,7 +2625,7 @@
         <w:ind w:hanging="360" w:left="720"/>
       </w:pPr>
       <w:rPr>
-        <w:rFonts w:ascii="Symbol" w:hAnsi="Symbol" w:hint="default"/>
+        <w:rFonts w:ascii="Symbol" w:hAnsi="Symbol" w:hint="default" w:eastAsia="黑体"/>
       </w:rPr>
     </w:lvl>
   </w:abstractNum>
@@ -2452,7 +2664,7 @@
         <w:ind w:hanging="360" w:left="360"/>
       </w:pPr>
       <w:rPr>
-        <w:rFonts w:ascii="Symbol" w:hAnsi="Symbol" w:hint="default"/>
+        <w:rFonts w:ascii="Symbol" w:hAnsi="Symbol" w:hint="default" w:eastAsia="黑体"/>
       </w:rPr>
     </w:lvl>
   </w:abstractNum>
@@ -2543,7 +2755,7 @@
         <w:ind w:left="720" w:hanging="360"/>
       </w:pPr>
       <w:rPr>
-        <w:rFonts w:ascii="Symbol" w:hAnsi="Symbol" w:cs="Symbol" w:hint="default"/>
+        <w:rFonts w:ascii="Symbol" w:hAnsi="Symbol" w:cs="Symbol" w:hint="default" w:eastAsia="黑体"/>
       </w:rPr>
     </w:lvl>
     <w:lvl w:ilvl="1">
@@ -2554,7 +2766,7 @@
         <w:ind w:left="1440" w:hanging="360"/>
       </w:pPr>
       <w:rPr>
-        <w:rFonts w:ascii="Courier New" w:hAnsi="Courier New" w:cs="Courier New" w:hint="default"/>
+        <w:rFonts w:ascii="Courier New" w:hAnsi="Courier New" w:cs="Courier New" w:hint="default" w:eastAsia="黑体"/>
       </w:rPr>
     </w:lvl>
     <w:lvl w:ilvl="2">
@@ -2565,7 +2777,7 @@
         <w:ind w:left="2160" w:hanging="360"/>
       </w:pPr>
       <w:rPr>
-        <w:rFonts w:ascii="Wingdings" w:hAnsi="Wingdings" w:cs="Wingdings" w:hint="default"/>
+        <w:rFonts w:ascii="Wingdings" w:hAnsi="Wingdings" w:cs="Wingdings" w:hint="default" w:eastAsia="黑体"/>
       </w:rPr>
     </w:lvl>
     <w:lvl w:ilvl="3">
@@ -2576,7 +2788,7 @@
         <w:ind w:left="2880" w:hanging="360"/>
       </w:pPr>
       <w:rPr>
-        <w:rFonts w:ascii="Symbol" w:hAnsi="Symbol" w:cs="Symbol" w:hint="default"/>
+        <w:rFonts w:ascii="Symbol" w:hAnsi="Symbol" w:cs="Symbol" w:hint="default" w:eastAsia="黑体"/>
       </w:rPr>
     </w:lvl>
     <w:lvl w:ilvl="4">
@@ -2587,7 +2799,7 @@
         <w:ind w:left="3600" w:hanging="360"/>
       </w:pPr>
       <w:rPr>
-        <w:rFonts w:ascii="Courier New" w:hAnsi="Courier New" w:cs="Courier New" w:hint="default"/>
+        <w:rFonts w:ascii="Courier New" w:hAnsi="Courier New" w:cs="Courier New" w:hint="default" w:eastAsia="黑体"/>
       </w:rPr>
     </w:lvl>
     <w:lvl w:ilvl="5">
@@ -2598,7 +2810,7 @@
         <w:ind w:left="4320" w:hanging="360"/>
       </w:pPr>
       <w:rPr>
-        <w:rFonts w:ascii="Wingdings" w:hAnsi="Wingdings" w:cs="Wingdings" w:hint="default"/>
+        <w:rFonts w:ascii="Wingdings" w:hAnsi="Wingdings" w:cs="Wingdings" w:hint="default" w:eastAsia="黑体"/>
       </w:rPr>
     </w:lvl>
     <w:lvl w:ilvl="6">
@@ -2609,7 +2821,7 @@
         <w:ind w:left="5040" w:hanging="360"/>
       </w:pPr>
       <w:rPr>
-        <w:rFonts w:ascii="Symbol" w:hAnsi="Symbol" w:cs="Symbol" w:hint="default"/>
+        <w:rFonts w:ascii="Symbol" w:hAnsi="Symbol" w:cs="Symbol" w:hint="default" w:eastAsia="黑体"/>
       </w:rPr>
     </w:lvl>
     <w:lvl w:ilvl="7">
@@ -2620,7 +2832,7 @@
         <w:ind w:left="5760" w:hanging="360"/>
       </w:pPr>
       <w:rPr>
-        <w:rFonts w:ascii="Courier New" w:hAnsi="Courier New" w:cs="Courier New" w:hint="default"/>
+        <w:rFonts w:ascii="Courier New" w:hAnsi="Courier New" w:cs="Courier New" w:hint="default" w:eastAsia="黑体"/>
       </w:rPr>
     </w:lvl>
     <w:lvl w:ilvl="8">
@@ -2631,7 +2843,7 @@
         <w:ind w:left="6480" w:hanging="360"/>
       </w:pPr>
       <w:rPr>
-        <w:rFonts w:ascii="Wingdings" w:hAnsi="Wingdings" w:cs="Wingdings" w:hint="default"/>
+        <w:rFonts w:ascii="Wingdings" w:hAnsi="Wingdings" w:cs="Wingdings" w:hint="default" w:eastAsia="黑体"/>
       </w:rPr>
     </w:lvl>
   </w:abstractNum>
@@ -2684,11 +2896,11 @@
 </file>
 
 <file path=word/styles.xml><?xml version="1.0" encoding="utf-8"?>
-<w:styles xmlns:mc="http://schemas.openxmlformats.org/markup-compatibility/2006" xmlns:r="http://schemas.openxmlformats.org/officeDocument/2006/relationships" xmlns:w="http://schemas.openxmlformats.org/wordprocessingml/2006/main" xmlns:w14="http://schemas.microsoft.com/office/word/2010/wordml" mc:Ignorable="w14">
+<w:styles xmlns:mc="http://schemas.openxmlformats.org/markup-compatibility/2006" xmlns:w="http://schemas.openxmlformats.org/wordprocessingml/2006/main" xmlns:r="http://schemas.openxmlformats.org/officeDocument/2006/relationships" xmlns:w14="http://schemas.microsoft.com/office/word/2010/wordml" mc:Ignorable="w14">
   <w:docDefaults>
     <w:rPrDefault>
       <w:rPr>
-        <w:rFonts w:asciiTheme="minorHAnsi" w:cstheme="minorBidi" w:eastAsiaTheme="minorEastAsia" w:hAnsiTheme="minorHAnsi"/>
+        <w:rFonts w:asciiTheme="minorHAnsi" w:cstheme="minorBidi" w:hAnsiTheme="minorHAnsi" w:eastAsia="黑体"/>
         <w:sz w:val="22"/>
         <w:szCs w:val="22"/>
         <w:lang w:bidi="ar-SA" w:eastAsia="en-US" w:val="en-US"/>
@@ -2910,7 +3122,7 @@
       <w:outlineLvl w:val="0"/>
     </w:pPr>
     <w:rPr>
-      <w:rFonts w:ascii="Times New Roman" w:asciiTheme="majorHAnsi" w:cstheme="majorBidi" w:eastAsia="黑体" w:eastAsiaTheme="majorEastAsia" w:hAnsi="Times New Roman" w:hAnsiTheme="majorHAnsi"/>
+      <w:rFonts w:ascii="Times New Roman" w:asciiTheme="majorHAnsi" w:cstheme="majorBidi" w:eastAsia="黑体" w:hAnsi="Times New Roman" w:hAnsiTheme="majorHAnsi"/>
       <w:b/>
       <w:bCs/>
       <w:color w:val="1F3864"/>
@@ -2934,7 +3146,7 @@
       <w:outlineLvl w:val="1"/>
     </w:pPr>
     <w:rPr>
-      <w:rFonts w:ascii="Times New Roman" w:asciiTheme="majorHAnsi" w:cstheme="majorBidi" w:eastAsia="黑体" w:eastAsiaTheme="majorEastAsia" w:hAnsi="Times New Roman" w:hAnsiTheme="majorHAnsi"/>
+      <w:rFonts w:ascii="Times New Roman" w:asciiTheme="majorHAnsi" w:cstheme="majorBidi" w:eastAsia="黑体" w:hAnsi="Times New Roman" w:hAnsiTheme="majorHAnsi"/>
       <w:b/>
       <w:bCs/>
       <w:color w:val="2E4E7E"/>
@@ -2958,7 +3170,7 @@
       <w:outlineLvl w:val="2"/>
     </w:pPr>
     <w:rPr>
-      <w:rFonts w:ascii="Times New Roman" w:asciiTheme="majorHAnsi" w:cstheme="majorBidi" w:eastAsia="黑体" w:eastAsiaTheme="majorEastAsia" w:hAnsi="Times New Roman" w:hAnsiTheme="majorHAnsi"/>
+      <w:rFonts w:ascii="Times New Roman" w:asciiTheme="majorHAnsi" w:cstheme="majorBidi" w:eastAsia="黑体" w:hAnsi="Times New Roman" w:hAnsiTheme="majorHAnsi"/>
       <w:b/>
       <w:bCs/>
       <w:color w:val="2E4E7E"/>
@@ -2982,7 +3194,7 @@
       <w:outlineLvl w:val="3"/>
     </w:pPr>
     <w:rPr>
-      <w:rFonts w:ascii="Times New Roman" w:asciiTheme="majorHAnsi" w:cstheme="majorBidi" w:eastAsia="黑体" w:eastAsiaTheme="majorEastAsia" w:hAnsi="Times New Roman" w:hAnsiTheme="majorHAnsi"/>
+      <w:rFonts w:ascii="Times New Roman" w:asciiTheme="majorHAnsi" w:cstheme="majorBidi" w:eastAsia="黑体" w:hAnsi="Times New Roman" w:hAnsiTheme="majorHAnsi"/>
       <w:b/>
       <w:bCs/>
       <w:i/>
@@ -3008,7 +3220,7 @@
       <w:outlineLvl w:val="4"/>
     </w:pPr>
     <w:rPr>
-      <w:rFonts w:ascii="Times New Roman" w:asciiTheme="majorHAnsi" w:cstheme="majorBidi" w:eastAsia="黑体" w:eastAsiaTheme="majorEastAsia" w:hAnsi="Times New Roman" w:hAnsiTheme="majorHAnsi"/>
+      <w:rFonts w:ascii="Times New Roman" w:asciiTheme="majorHAnsi" w:cstheme="majorBidi" w:eastAsia="黑体" w:hAnsi="Times New Roman" w:hAnsiTheme="majorHAnsi"/>
       <w:b/>
       <w:color w:val="333333"/>
       <w:sz w:val="22"/>
@@ -3031,7 +3243,7 @@
       <w:outlineLvl w:val="5"/>
     </w:pPr>
     <w:rPr>
-      <w:rFonts w:asciiTheme="majorHAnsi" w:cstheme="majorBidi" w:eastAsiaTheme="majorEastAsia" w:hAnsiTheme="majorHAnsi"/>
+      <w:rFonts w:asciiTheme="majorHAnsi" w:cstheme="majorBidi" w:hAnsiTheme="majorHAnsi" w:eastAsia="黑体"/>
       <w:i/>
       <w:iCs/>
       <w:color w:themeColor="accent1" w:themeShade="7F" w:val="243F60"/>
@@ -3054,7 +3266,7 @@
       <w:outlineLvl w:val="6"/>
     </w:pPr>
     <w:rPr>
-      <w:rFonts w:asciiTheme="majorHAnsi" w:cstheme="majorBidi" w:eastAsiaTheme="majorEastAsia" w:hAnsiTheme="majorHAnsi"/>
+      <w:rFonts w:asciiTheme="majorHAnsi" w:cstheme="majorBidi" w:hAnsiTheme="majorHAnsi" w:eastAsia="黑体"/>
       <w:i/>
       <w:iCs/>
       <w:color w:themeColor="text1" w:themeTint="BF" w:val="404040"/>
@@ -3077,7 +3289,7 @@
       <w:outlineLvl w:val="7"/>
     </w:pPr>
     <w:rPr>
-      <w:rFonts w:asciiTheme="majorHAnsi" w:cstheme="majorBidi" w:eastAsiaTheme="majorEastAsia" w:hAnsiTheme="majorHAnsi"/>
+      <w:rFonts w:asciiTheme="majorHAnsi" w:cstheme="majorBidi" w:hAnsiTheme="majorHAnsi" w:eastAsia="黑体"/>
       <w:color w:themeColor="accent1" w:val="4F81BD"/>
       <w:sz w:val="20"/>
       <w:szCs w:val="20"/>
@@ -3100,7 +3312,7 @@
       <w:outlineLvl w:val="8"/>
     </w:pPr>
     <w:rPr>
-      <w:rFonts w:asciiTheme="majorHAnsi" w:cstheme="majorBidi" w:eastAsiaTheme="majorEastAsia" w:hAnsiTheme="majorHAnsi"/>
+      <w:rFonts w:asciiTheme="majorHAnsi" w:cstheme="majorBidi" w:hAnsiTheme="majorHAnsi" w:eastAsia="黑体"/>
       <w:i/>
       <w:iCs/>
       <w:color w:themeColor="text1" w:themeTint="BF" w:val="404040"/>
@@ -3151,7 +3363,7 @@
     <w:uiPriority w:val="9"/>
     <w:rsid w:val="00FC693F"/>
     <w:rPr>
-      <w:rFonts w:asciiTheme="majorHAnsi" w:cstheme="majorBidi" w:eastAsiaTheme="majorEastAsia" w:hAnsiTheme="majorHAnsi"/>
+      <w:rFonts w:asciiTheme="majorHAnsi" w:cstheme="majorBidi" w:hAnsiTheme="majorHAnsi" w:eastAsia="黑体"/>
       <w:b/>
       <w:bCs/>
       <w:color w:themeColor="accent1" w:themeShade="BF" w:val="365F91"/>
@@ -3166,7 +3378,7 @@
     <w:uiPriority w:val="9"/>
     <w:rsid w:val="00FC693F"/>
     <w:rPr>
-      <w:rFonts w:asciiTheme="majorHAnsi" w:cstheme="majorBidi" w:eastAsiaTheme="majorEastAsia" w:hAnsiTheme="majorHAnsi"/>
+      <w:rFonts w:asciiTheme="majorHAnsi" w:cstheme="majorBidi" w:hAnsiTheme="majorHAnsi" w:eastAsia="黑体"/>
       <w:b/>
       <w:bCs/>
       <w:color w:themeColor="accent1" w:val="4F81BD"/>
@@ -3181,7 +3393,7 @@
     <w:uiPriority w:val="9"/>
     <w:rsid w:val="00FC693F"/>
     <w:rPr>
-      <w:rFonts w:asciiTheme="majorHAnsi" w:cstheme="majorBidi" w:eastAsiaTheme="majorEastAsia" w:hAnsiTheme="majorHAnsi"/>
+      <w:rFonts w:asciiTheme="majorHAnsi" w:cstheme="majorBidi" w:hAnsiTheme="majorHAnsi" w:eastAsia="黑体"/>
       <w:b/>
       <w:bCs/>
       <w:color w:themeColor="accent1" w:val="4F81BD"/>
@@ -3204,7 +3416,7 @@
       <w:contextualSpacing/>
     </w:pPr>
     <w:rPr>
-      <w:rFonts w:ascii="Times New Roman" w:asciiTheme="majorHAnsi" w:cstheme="majorBidi" w:eastAsia="黑体" w:eastAsiaTheme="majorEastAsia" w:hAnsi="Times New Roman" w:hAnsiTheme="majorHAnsi"/>
+      <w:rFonts w:ascii="Times New Roman" w:asciiTheme="majorHAnsi" w:cstheme="majorBidi" w:eastAsia="黑体" w:hAnsi="Times New Roman" w:hAnsiTheme="majorHAnsi"/>
       <w:b/>
       <w:color w:val="1F3864"/>
       <w:spacing w:val="5"/>
@@ -3220,7 +3432,7 @@
     <w:uiPriority w:val="10"/>
     <w:rsid w:val="00FC693F"/>
     <w:rPr>
-      <w:rFonts w:asciiTheme="majorHAnsi" w:cstheme="majorBidi" w:eastAsiaTheme="majorEastAsia" w:hAnsiTheme="majorHAnsi"/>
+      <w:rFonts w:asciiTheme="majorHAnsi" w:cstheme="majorBidi" w:hAnsiTheme="majorHAnsi" w:eastAsia="黑体"/>
       <w:color w:themeColor="text2" w:themeShade="BF" w:val="17365D"/>
       <w:spacing w:val="5"/>
       <w:kern w:val="28"/>
@@ -3242,7 +3454,7 @@
       </w:numPr>
     </w:pPr>
     <w:rPr>
-      <w:rFonts w:asciiTheme="majorHAnsi" w:cstheme="majorBidi" w:eastAsiaTheme="majorEastAsia" w:hAnsiTheme="majorHAnsi"/>
+      <w:rFonts w:asciiTheme="majorHAnsi" w:cstheme="majorBidi" w:hAnsiTheme="majorHAnsi" w:eastAsia="黑体"/>
       <w:i/>
       <w:iCs/>
       <w:color w:themeColor="accent1" w:val="4F81BD"/>
@@ -3258,7 +3470,7 @@
     <w:uiPriority w:val="11"/>
     <w:rsid w:val="00FC693F"/>
     <w:rPr>
-      <w:rFonts w:asciiTheme="majorHAnsi" w:cstheme="majorBidi" w:eastAsiaTheme="majorEastAsia" w:hAnsiTheme="majorHAnsi"/>
+      <w:rFonts w:asciiTheme="majorHAnsi" w:cstheme="majorBidi" w:hAnsiTheme="majorHAnsi" w:eastAsia="黑体"/>
       <w:i/>
       <w:iCs/>
       <w:color w:themeColor="accent1" w:val="4F81BD"/>
@@ -3325,6 +3537,7 @@
       <w:spacing w:after="120"/>
     </w:pPr>
     <w:rPr>
+      <w:rFonts w:eastAsia="黑体"/>
       <w:sz w:val="16"/>
       <w:szCs w:val="16"/>
     </w:rPr>
@@ -3336,6 +3549,7 @@
     <w:uiPriority w:val="99"/>
     <w:rsid w:val="00AA1D8D"/>
     <w:rPr>
+      <w:rFonts w:eastAsia="黑体"/>
       <w:sz w:val="16"/>
       <w:szCs w:val="16"/>
     </w:rPr>
@@ -3505,7 +3719,7 @@
       </w:tabs>
     </w:pPr>
     <w:rPr>
-      <w:rFonts w:ascii="Courier" w:hAnsi="Courier"/>
+      <w:rFonts w:ascii="Courier" w:hAnsi="Courier" w:eastAsia="黑体"/>
       <w:sz w:val="20"/>
       <w:szCs w:val="20"/>
     </w:rPr>
@@ -3517,7 +3731,7 @@
     <w:uiPriority w:val="99"/>
     <w:rsid w:val="0029639D"/>
     <w:rPr>
-      <w:rFonts w:ascii="Courier" w:hAnsi="Courier"/>
+      <w:rFonts w:ascii="Courier" w:hAnsi="Courier" w:eastAsia="黑体"/>
       <w:sz w:val="20"/>
       <w:szCs w:val="20"/>
     </w:rPr>
@@ -3553,6 +3767,7 @@
     <w:uiPriority w:val="29"/>
     <w:rsid w:val="00FC693F"/>
     <w:rPr>
+      <w:rFonts w:eastAsia="黑体"/>
       <w:i/>
       <w:iCs/>
       <w:color w:themeColor="text1" w:val="000000"/>
@@ -3566,7 +3781,7 @@
     <w:semiHidden/>
     <w:rsid w:val="00FC693F"/>
     <w:rPr>
-      <w:rFonts w:asciiTheme="majorHAnsi" w:cstheme="majorBidi" w:eastAsiaTheme="majorEastAsia" w:hAnsiTheme="majorHAnsi"/>
+      <w:rFonts w:asciiTheme="majorHAnsi" w:cstheme="majorBidi" w:hAnsiTheme="majorHAnsi" w:eastAsia="黑体"/>
       <w:b/>
       <w:bCs/>
       <w:i/>
@@ -3582,7 +3797,7 @@
     <w:semiHidden/>
     <w:rsid w:val="00FC693F"/>
     <w:rPr>
-      <w:rFonts w:asciiTheme="majorHAnsi" w:cstheme="majorBidi" w:eastAsiaTheme="majorEastAsia" w:hAnsiTheme="majorHAnsi"/>
+      <w:rFonts w:asciiTheme="majorHAnsi" w:cstheme="majorBidi" w:hAnsiTheme="majorHAnsi" w:eastAsia="黑体"/>
       <w:color w:themeColor="accent1" w:themeShade="7F" w:val="243F60"/>
     </w:rPr>
   </w:style>
@@ -3594,7 +3809,7 @@
     <w:semiHidden/>
     <w:rsid w:val="00FC693F"/>
     <w:rPr>
-      <w:rFonts w:asciiTheme="majorHAnsi" w:cstheme="majorBidi" w:eastAsiaTheme="majorEastAsia" w:hAnsiTheme="majorHAnsi"/>
+      <w:rFonts w:asciiTheme="majorHAnsi" w:cstheme="majorBidi" w:hAnsiTheme="majorHAnsi" w:eastAsia="黑体"/>
       <w:i/>
       <w:iCs/>
       <w:color w:themeColor="accent1" w:themeShade="7F" w:val="243F60"/>
@@ -3608,7 +3823,7 @@
     <w:semiHidden/>
     <w:rsid w:val="00FC693F"/>
     <w:rPr>
-      <w:rFonts w:asciiTheme="majorHAnsi" w:cstheme="majorBidi" w:eastAsiaTheme="majorEastAsia" w:hAnsiTheme="majorHAnsi"/>
+      <w:rFonts w:asciiTheme="majorHAnsi" w:cstheme="majorBidi" w:hAnsiTheme="majorHAnsi" w:eastAsia="黑体"/>
       <w:i/>
       <w:iCs/>
       <w:color w:themeColor="text1" w:themeTint="BF" w:val="404040"/>
@@ -3622,7 +3837,7 @@
     <w:semiHidden/>
     <w:rsid w:val="00FC693F"/>
     <w:rPr>
-      <w:rFonts w:asciiTheme="majorHAnsi" w:cstheme="majorBidi" w:eastAsiaTheme="majorEastAsia" w:hAnsiTheme="majorHAnsi"/>
+      <w:rFonts w:asciiTheme="majorHAnsi" w:cstheme="majorBidi" w:hAnsiTheme="majorHAnsi" w:eastAsia="黑体"/>
       <w:color w:themeColor="accent1" w:val="4F81BD"/>
       <w:sz w:val="20"/>
       <w:szCs w:val="20"/>
@@ -3636,7 +3851,7 @@
     <w:semiHidden/>
     <w:rsid w:val="00FC693F"/>
     <w:rPr>
-      <w:rFonts w:asciiTheme="majorHAnsi" w:cstheme="majorBidi" w:eastAsiaTheme="majorEastAsia" w:hAnsiTheme="majorHAnsi"/>
+      <w:rFonts w:asciiTheme="majorHAnsi" w:cstheme="majorBidi" w:hAnsiTheme="majorHAnsi" w:eastAsia="黑体"/>
       <w:i/>
       <w:iCs/>
       <w:color w:themeColor="text1" w:themeTint="BF" w:val="404040"/>
@@ -3657,6 +3872,7 @@
       <w:spacing w:line="240" w:lineRule="auto"/>
     </w:pPr>
     <w:rPr>
+      <w:rFonts w:eastAsia="黑体"/>
       <w:b/>
       <w:bCs/>
       <w:color w:themeColor="accent1" w:val="4F81BD"/>
@@ -3671,6 +3887,7 @@
     <w:qFormat/>
     <w:rsid w:val="00FC693F"/>
     <w:rPr>
+      <w:rFonts w:eastAsia="黑体"/>
       <w:b/>
       <w:bCs/>
     </w:rPr>
@@ -3682,6 +3899,7 @@
     <w:qFormat/>
     <w:rsid w:val="00FC693F"/>
     <w:rPr>
+      <w:rFonts w:eastAsia="黑体"/>
       <w:i/>
       <w:iCs/>
     </w:rPr>
@@ -3702,6 +3920,7 @@
       <w:ind w:left="936" w:right="936"/>
     </w:pPr>
     <w:rPr>
+      <w:rFonts w:eastAsia="黑体"/>
       <w:b/>
       <w:bCs/>
       <w:i/>
@@ -3716,6 +3935,7 @@
     <w:uiPriority w:val="30"/>
     <w:rsid w:val="00FC693F"/>
     <w:rPr>
+      <w:rFonts w:eastAsia="黑体"/>
       <w:b/>
       <w:bCs/>
       <w:i/>
@@ -3730,6 +3950,7 @@
     <w:qFormat/>
     <w:rsid w:val="00FC693F"/>
     <w:rPr>
+      <w:rFonts w:eastAsia="黑体"/>
       <w:i/>
       <w:iCs/>
       <w:color w:themeColor="text1" w:themeTint="7F" w:val="808080"/>
@@ -3742,6 +3963,7 @@
     <w:qFormat/>
     <w:rsid w:val="00FC693F"/>
     <w:rPr>
+      <w:rFonts w:eastAsia="黑体"/>
       <w:b/>
       <w:bCs/>
       <w:i/>
@@ -3756,6 +3978,7 @@
     <w:qFormat/>
     <w:rsid w:val="00FC693F"/>
     <w:rPr>
+      <w:rFonts w:eastAsia="黑体"/>
       <w:smallCaps/>
       <w:color w:themeColor="accent2" w:val="C0504D"/>
       <w:u w:val="single"/>
@@ -3768,6 +3991,7 @@
     <w:qFormat/>
     <w:rsid w:val="00FC693F"/>
     <w:rPr>
+      <w:rFonts w:eastAsia="黑体"/>
       <w:b/>
       <w:bCs/>
       <w:smallCaps/>
@@ -3783,6 +4007,7 @@
     <w:qFormat/>
     <w:rsid w:val="00FC693F"/>
     <w:rPr>
+      <w:rFonts w:eastAsia="黑体"/>
       <w:b/>
       <w:bCs/>
       <w:smallCaps/>
@@ -3837,6 +4062,7 @@
       <w:spacing w:after="0" w:line="240" w:lineRule="auto"/>
     </w:pPr>
     <w:rPr>
+      <w:rFonts w:eastAsia="黑体"/>
       <w:color w:themeColor="text1" w:themeShade="BF" w:val="000000"/>
     </w:rPr>
     <w:tblPr>
@@ -3859,6 +4085,7 @@
         <w:spacing w:after="0" w:before="0" w:line="240" w:lineRule="auto"/>
       </w:pPr>
       <w:rPr>
+        <w:rFonts w:eastAsia="黑体"/>
         <w:b/>
         <w:bCs/>
       </w:rPr>
@@ -3879,6 +4106,7 @@
         <w:spacing w:after="0" w:before="0" w:line="240" w:lineRule="auto"/>
       </w:pPr>
       <w:rPr>
+        <w:rFonts w:eastAsia="黑体"/>
         <w:b/>
         <w:bCs/>
       </w:rPr>
@@ -3896,12 +4124,14 @@
     </w:tblStylePr>
     <w:tblStylePr w:type="firstCol">
       <w:rPr>
+        <w:rFonts w:eastAsia="黑体"/>
         <w:b/>
         <w:bCs/>
       </w:rPr>
     </w:tblStylePr>
     <w:tblStylePr w:type="lastCol">
       <w:rPr>
+        <w:rFonts w:eastAsia="黑体"/>
         <w:b/>
         <w:bCs/>
       </w:rPr>
@@ -3940,6 +4170,7 @@
       <w:spacing w:after="0" w:line="240" w:lineRule="auto"/>
     </w:pPr>
     <w:rPr>
+      <w:rFonts w:eastAsia="黑体"/>
       <w:color w:themeColor="accent1" w:themeShade="BF" w:val="365F91"/>
     </w:rPr>
     <w:tblPr>
@@ -3962,6 +4193,7 @@
         <w:spacing w:after="0" w:before="0" w:line="240" w:lineRule="auto"/>
       </w:pPr>
       <w:rPr>
+        <w:rFonts w:eastAsia="黑体"/>
         <w:b/>
         <w:bCs/>
       </w:rPr>
@@ -3982,6 +4214,7 @@
         <w:spacing w:after="0" w:before="0" w:line="240" w:lineRule="auto"/>
       </w:pPr>
       <w:rPr>
+        <w:rFonts w:eastAsia="黑体"/>
         <w:b/>
         <w:bCs/>
       </w:rPr>
@@ -3999,12 +4232,14 @@
     </w:tblStylePr>
     <w:tblStylePr w:type="firstCol">
       <w:rPr>
+        <w:rFonts w:eastAsia="黑体"/>
         <w:b/>
         <w:bCs/>
       </w:rPr>
     </w:tblStylePr>
     <w:tblStylePr w:type="lastCol">
       <w:rPr>
+        <w:rFonts w:eastAsia="黑体"/>
         <w:b/>
         <w:bCs/>
       </w:rPr>
@@ -4043,6 +4278,7 @@
       <w:spacing w:after="0" w:line="240" w:lineRule="auto"/>
     </w:pPr>
     <w:rPr>
+      <w:rFonts w:eastAsia="黑体"/>
       <w:color w:themeColor="accent2" w:themeShade="BF" w:val="943634"/>
     </w:rPr>
     <w:tblPr>
@@ -4065,6 +4301,7 @@
         <w:spacing w:after="0" w:before="0" w:line="240" w:lineRule="auto"/>
       </w:pPr>
       <w:rPr>
+        <w:rFonts w:eastAsia="黑体"/>
         <w:b/>
         <w:bCs/>
       </w:rPr>
@@ -4085,6 +4322,7 @@
         <w:spacing w:after="0" w:before="0" w:line="240" w:lineRule="auto"/>
       </w:pPr>
       <w:rPr>
+        <w:rFonts w:eastAsia="黑体"/>
         <w:b/>
         <w:bCs/>
       </w:rPr>
@@ -4102,12 +4340,14 @@
     </w:tblStylePr>
     <w:tblStylePr w:type="firstCol">
       <w:rPr>
+        <w:rFonts w:eastAsia="黑体"/>
         <w:b/>
         <w:bCs/>
       </w:rPr>
     </w:tblStylePr>
     <w:tblStylePr w:type="lastCol">
       <w:rPr>
+        <w:rFonts w:eastAsia="黑体"/>
         <w:b/>
         <w:bCs/>
       </w:rPr>
@@ -4146,6 +4386,7 @@
       <w:spacing w:after="0" w:line="240" w:lineRule="auto"/>
     </w:pPr>
     <w:rPr>
+      <w:rFonts w:eastAsia="黑体"/>
       <w:color w:themeColor="accent3" w:themeShade="BF" w:val="76923C"/>
     </w:rPr>
     <w:tblPr>
@@ -4168,6 +4409,7 @@
         <w:spacing w:after="0" w:before="0" w:line="240" w:lineRule="auto"/>
       </w:pPr>
       <w:rPr>
+        <w:rFonts w:eastAsia="黑体"/>
         <w:b/>
         <w:bCs/>
       </w:rPr>
@@ -4188,6 +4430,7 @@
         <w:spacing w:after="0" w:before="0" w:line="240" w:lineRule="auto"/>
       </w:pPr>
       <w:rPr>
+        <w:rFonts w:eastAsia="黑体"/>
         <w:b/>
         <w:bCs/>
       </w:rPr>
@@ -4205,12 +4448,14 @@
     </w:tblStylePr>
     <w:tblStylePr w:type="firstCol">
       <w:rPr>
+        <w:rFonts w:eastAsia="黑体"/>
         <w:b/>
         <w:bCs/>
       </w:rPr>
     </w:tblStylePr>
     <w:tblStylePr w:type="lastCol">
       <w:rPr>
+        <w:rFonts w:eastAsia="黑体"/>
         <w:b/>
         <w:bCs/>
       </w:rPr>
@@ -4249,6 +4494,7 @@
       <w:spacing w:after="0" w:line="240" w:lineRule="auto"/>
     </w:pPr>
     <w:rPr>
+      <w:rFonts w:eastAsia="黑体"/>
       <w:color w:themeColor="accent4" w:themeShade="BF" w:val="5F497A"/>
     </w:rPr>
     <w:tblPr>
@@ -4271,6 +4517,7 @@
         <w:spacing w:after="0" w:before="0" w:line="240" w:lineRule="auto"/>
       </w:pPr>
       <w:rPr>
+        <w:rFonts w:eastAsia="黑体"/>
         <w:b/>
         <w:bCs/>
       </w:rPr>
@@ -4291,6 +4538,7 @@
         <w:spacing w:after="0" w:before="0" w:line="240" w:lineRule="auto"/>
       </w:pPr>
       <w:rPr>
+        <w:rFonts w:eastAsia="黑体"/>
         <w:b/>
         <w:bCs/>
       </w:rPr>
@@ -4308,12 +4556,14 @@
     </w:tblStylePr>
     <w:tblStylePr w:type="firstCol">
       <w:rPr>
+        <w:rFonts w:eastAsia="黑体"/>
         <w:b/>
         <w:bCs/>
       </w:rPr>
     </w:tblStylePr>
     <w:tblStylePr w:type="lastCol">
       <w:rPr>
+        <w:rFonts w:eastAsia="黑体"/>
         <w:b/>
         <w:bCs/>
       </w:rPr>
@@ -4352,6 +4602,7 @@
       <w:spacing w:after="0" w:line="240" w:lineRule="auto"/>
     </w:pPr>
     <w:rPr>
+      <w:rFonts w:eastAsia="黑体"/>
       <w:color w:themeColor="accent5" w:themeShade="BF" w:val="31849B"/>
     </w:rPr>
     <w:tblPr>
@@ -4374,6 +4625,7 @@
         <w:spacing w:after="0" w:before="0" w:line="240" w:lineRule="auto"/>
       </w:pPr>
       <w:rPr>
+        <w:rFonts w:eastAsia="黑体"/>
         <w:b/>
         <w:bCs/>
       </w:rPr>
@@ -4394,6 +4646,7 @@
         <w:spacing w:after="0" w:before="0" w:line="240" w:lineRule="auto"/>
       </w:pPr>
       <w:rPr>
+        <w:rFonts w:eastAsia="黑体"/>
         <w:b/>
         <w:bCs/>
       </w:rPr>
@@ -4411,12 +4664,14 @@
     </w:tblStylePr>
     <w:tblStylePr w:type="firstCol">
       <w:rPr>
+        <w:rFonts w:eastAsia="黑体"/>
         <w:b/>
         <w:bCs/>
       </w:rPr>
     </w:tblStylePr>
     <w:tblStylePr w:type="lastCol">
       <w:rPr>
+        <w:rFonts w:eastAsia="黑体"/>
         <w:b/>
         <w:bCs/>
       </w:rPr>
@@ -4455,6 +4710,7 @@
       <w:spacing w:after="0" w:line="240" w:lineRule="auto"/>
     </w:pPr>
     <w:rPr>
+      <w:rFonts w:eastAsia="黑体"/>
       <w:color w:themeColor="accent6" w:themeShade="BF" w:val="E36C0A"/>
     </w:rPr>
     <w:tblPr>
@@ -4477,6 +4733,7 @@
         <w:spacing w:after="0" w:before="0" w:line="240" w:lineRule="auto"/>
       </w:pPr>
       <w:rPr>
+        <w:rFonts w:eastAsia="黑体"/>
         <w:b/>
         <w:bCs/>
       </w:rPr>
@@ -4497,6 +4754,7 @@
         <w:spacing w:after="0" w:before="0" w:line="240" w:lineRule="auto"/>
       </w:pPr>
       <w:rPr>
+        <w:rFonts w:eastAsia="黑体"/>
         <w:b/>
         <w:bCs/>
       </w:rPr>
@@ -4514,12 +4772,14 @@
     </w:tblStylePr>
     <w:tblStylePr w:type="firstCol">
       <w:rPr>
+        <w:rFonts w:eastAsia="黑体"/>
         <w:b/>
         <w:bCs/>
       </w:rPr>
     </w:tblStylePr>
     <w:tblStylePr w:type="lastCol">
       <w:rPr>
+        <w:rFonts w:eastAsia="黑体"/>
         <w:b/>
         <w:bCs/>
       </w:rPr>
@@ -4579,6 +4839,7 @@
         <w:spacing w:after="0" w:before="0" w:line="240" w:lineRule="auto"/>
       </w:pPr>
       <w:rPr>
+        <w:rFonts w:eastAsia="黑体"/>
         <w:b/>
         <w:bCs/>
         <w:color w:themeColor="background1" w:val="FFFFFF"/>
@@ -4593,6 +4854,7 @@
         <w:spacing w:after="0" w:before="0" w:line="240" w:lineRule="auto"/>
       </w:pPr>
       <w:rPr>
+        <w:rFonts w:eastAsia="黑体"/>
         <w:b/>
         <w:bCs/>
       </w:rPr>
@@ -4608,12 +4870,14 @@
     </w:tblStylePr>
     <w:tblStylePr w:type="firstCol">
       <w:rPr>
+        <w:rFonts w:eastAsia="黑体"/>
         <w:b/>
         <w:bCs/>
       </w:rPr>
     </w:tblStylePr>
     <w:tblStylePr w:type="lastCol">
       <w:rPr>
+        <w:rFonts w:eastAsia="黑体"/>
         <w:b/>
         <w:bCs/>
       </w:rPr>
@@ -4671,6 +4935,7 @@
         <w:spacing w:after="0" w:before="0" w:line="240" w:lineRule="auto"/>
       </w:pPr>
       <w:rPr>
+        <w:rFonts w:eastAsia="黑体"/>
         <w:b/>
         <w:bCs/>
         <w:color w:themeColor="background1" w:val="FFFFFF"/>
@@ -4685,6 +4950,7 @@
         <w:spacing w:after="0" w:before="0" w:line="240" w:lineRule="auto"/>
       </w:pPr>
       <w:rPr>
+        <w:rFonts w:eastAsia="黑体"/>
         <w:b/>
         <w:bCs/>
       </w:rPr>
@@ -4700,12 +4966,14 @@
     </w:tblStylePr>
     <w:tblStylePr w:type="firstCol">
       <w:rPr>
+        <w:rFonts w:eastAsia="黑体"/>
         <w:b/>
         <w:bCs/>
       </w:rPr>
     </w:tblStylePr>
     <w:tblStylePr w:type="lastCol">
       <w:rPr>
+        <w:rFonts w:eastAsia="黑体"/>
         <w:b/>
         <w:bCs/>
       </w:rPr>
@@ -4763,6 +5031,7 @@
         <w:spacing w:after="0" w:before="0" w:line="240" w:lineRule="auto"/>
       </w:pPr>
       <w:rPr>
+        <w:rFonts w:eastAsia="黑体"/>
         <w:b/>
         <w:bCs/>
         <w:color w:themeColor="background1" w:val="FFFFFF"/>
@@ -4777,6 +5046,7 @@
         <w:spacing w:after="0" w:before="0" w:line="240" w:lineRule="auto"/>
       </w:pPr>
       <w:rPr>
+        <w:rFonts w:eastAsia="黑体"/>
         <w:b/>
         <w:bCs/>
       </w:rPr>
@@ -4792,12 +5062,14 @@
     </w:tblStylePr>
     <w:tblStylePr w:type="firstCol">
       <w:rPr>
+        <w:rFonts w:eastAsia="黑体"/>
         <w:b/>
         <w:bCs/>
       </w:rPr>
     </w:tblStylePr>
     <w:tblStylePr w:type="lastCol">
       <w:rPr>
+        <w:rFonts w:eastAsia="黑体"/>
         <w:b/>
         <w:bCs/>
       </w:rPr>
@@ -4855,6 +5127,7 @@
         <w:spacing w:after="0" w:before="0" w:line="240" w:lineRule="auto"/>
       </w:pPr>
       <w:rPr>
+        <w:rFonts w:eastAsia="黑体"/>
         <w:b/>
         <w:bCs/>
         <w:color w:themeColor="background1" w:val="FFFFFF"/>
@@ -4869,6 +5142,7 @@
         <w:spacing w:after="0" w:before="0" w:line="240" w:lineRule="auto"/>
       </w:pPr>
       <w:rPr>
+        <w:rFonts w:eastAsia="黑体"/>
         <w:b/>
         <w:bCs/>
       </w:rPr>
@@ -4884,12 +5158,14 @@
     </w:tblStylePr>
     <w:tblStylePr w:type="firstCol">
       <w:rPr>
+        <w:rFonts w:eastAsia="黑体"/>
         <w:b/>
         <w:bCs/>
       </w:rPr>
     </w:tblStylePr>
     <w:tblStylePr w:type="lastCol">
       <w:rPr>
+        <w:rFonts w:eastAsia="黑体"/>
         <w:b/>
         <w:bCs/>
       </w:rPr>
@@ -4947,6 +5223,7 @@
         <w:spacing w:after="0" w:before="0" w:line="240" w:lineRule="auto"/>
       </w:pPr>
       <w:rPr>
+        <w:rFonts w:eastAsia="黑体"/>
         <w:b/>
         <w:bCs/>
         <w:color w:themeColor="background1" w:val="FFFFFF"/>
@@ -4961,6 +5238,7 @@
         <w:spacing w:after="0" w:before="0" w:line="240" w:lineRule="auto"/>
       </w:pPr>
       <w:rPr>
+        <w:rFonts w:eastAsia="黑体"/>
         <w:b/>
         <w:bCs/>
       </w:rPr>
@@ -4976,12 +5254,14 @@
     </w:tblStylePr>
     <w:tblStylePr w:type="firstCol">
       <w:rPr>
+        <w:rFonts w:eastAsia="黑体"/>
         <w:b/>
         <w:bCs/>
       </w:rPr>
     </w:tblStylePr>
     <w:tblStylePr w:type="lastCol">
       <w:rPr>
+        <w:rFonts w:eastAsia="黑体"/>
         <w:b/>
         <w:bCs/>
       </w:rPr>
@@ -5039,6 +5319,7 @@
         <w:spacing w:after="0" w:before="0" w:line="240" w:lineRule="auto"/>
       </w:pPr>
       <w:rPr>
+        <w:rFonts w:eastAsia="黑体"/>
         <w:b/>
         <w:bCs/>
         <w:color w:themeColor="background1" w:val="FFFFFF"/>
@@ -5053,6 +5334,7 @@
         <w:spacing w:after="0" w:before="0" w:line="240" w:lineRule="auto"/>
       </w:pPr>
       <w:rPr>
+        <w:rFonts w:eastAsia="黑体"/>
         <w:b/>
         <w:bCs/>
       </w:rPr>
@@ -5068,12 +5350,14 @@
     </w:tblStylePr>
     <w:tblStylePr w:type="firstCol">
       <w:rPr>
+        <w:rFonts w:eastAsia="黑体"/>
         <w:b/>
         <w:bCs/>
       </w:rPr>
     </w:tblStylePr>
     <w:tblStylePr w:type="lastCol">
       <w:rPr>
+        <w:rFonts w:eastAsia="黑体"/>
         <w:b/>
         <w:bCs/>
       </w:rPr>
@@ -5131,6 +5415,7 @@
         <w:spacing w:after="0" w:before="0" w:line="240" w:lineRule="auto"/>
       </w:pPr>
       <w:rPr>
+        <w:rFonts w:eastAsia="黑体"/>
         <w:b/>
         <w:bCs/>
         <w:color w:themeColor="background1" w:val="FFFFFF"/>
@@ -5145,6 +5430,7 @@
         <w:spacing w:after="0" w:before="0" w:line="240" w:lineRule="auto"/>
       </w:pPr>
       <w:rPr>
+        <w:rFonts w:eastAsia="黑体"/>
         <w:b/>
         <w:bCs/>
       </w:rPr>
@@ -5160,12 +5446,14 @@
     </w:tblStylePr>
     <w:tblStylePr w:type="firstCol">
       <w:rPr>
+        <w:rFonts w:eastAsia="黑体"/>
         <w:b/>
         <w:bCs/>
       </w:rPr>
     </w:tblStylePr>
     <w:tblStylePr w:type="lastCol">
       <w:rPr>
+        <w:rFonts w:eastAsia="黑体"/>
         <w:b/>
         <w:bCs/>
       </w:rPr>
@@ -5225,7 +5513,7 @@
         <w:spacing w:after="0" w:before="0" w:line="240" w:lineRule="auto"/>
       </w:pPr>
       <w:rPr>
-        <w:rFonts w:asciiTheme="majorHAnsi" w:cstheme="majorBidi" w:eastAsiaTheme="majorEastAsia" w:hAnsiTheme="majorHAnsi"/>
+        <w:rFonts w:asciiTheme="majorHAnsi" w:cstheme="majorBidi" w:hAnsiTheme="majorHAnsi" w:eastAsia="黑体"/>
         <w:b/>
         <w:bCs/>
       </w:rPr>
@@ -5246,7 +5534,7 @@
         <w:spacing w:after="0" w:before="0" w:line="240" w:lineRule="auto"/>
       </w:pPr>
       <w:rPr>
-        <w:rFonts w:asciiTheme="majorHAnsi" w:cstheme="majorBidi" w:eastAsiaTheme="majorEastAsia" w:hAnsiTheme="majorHAnsi"/>
+        <w:rFonts w:asciiTheme="majorHAnsi" w:cstheme="majorBidi" w:hAnsiTheme="majorHAnsi" w:eastAsia="黑体"/>
         <w:b/>
         <w:bCs/>
       </w:rPr>
@@ -5264,14 +5552,14 @@
     </w:tblStylePr>
     <w:tblStylePr w:type="firstCol">
       <w:rPr>
-        <w:rFonts w:asciiTheme="majorHAnsi" w:cstheme="majorBidi" w:eastAsiaTheme="majorEastAsia" w:hAnsiTheme="majorHAnsi"/>
+        <w:rFonts w:asciiTheme="majorHAnsi" w:cstheme="majorBidi" w:hAnsiTheme="majorHAnsi" w:eastAsia="黑体"/>
         <w:b/>
         <w:bCs/>
       </w:rPr>
     </w:tblStylePr>
     <w:tblStylePr w:type="lastCol">
       <w:rPr>
-        <w:rFonts w:asciiTheme="majorHAnsi" w:cstheme="majorBidi" w:eastAsiaTheme="majorEastAsia" w:hAnsiTheme="majorHAnsi"/>
+        <w:rFonts w:asciiTheme="majorHAnsi" w:cstheme="majorBidi" w:hAnsiTheme="majorHAnsi" w:eastAsia="黑体"/>
         <w:b/>
         <w:bCs/>
       </w:rPr>
@@ -5355,7 +5643,7 @@
         <w:spacing w:after="0" w:before="0" w:line="240" w:lineRule="auto"/>
       </w:pPr>
       <w:rPr>
-        <w:rFonts w:asciiTheme="majorHAnsi" w:cstheme="majorBidi" w:eastAsiaTheme="majorEastAsia" w:hAnsiTheme="majorHAnsi"/>
+        <w:rFonts w:asciiTheme="majorHAnsi" w:cstheme="majorBidi" w:hAnsiTheme="majorHAnsi" w:eastAsia="黑体"/>
         <w:b/>
         <w:bCs/>
       </w:rPr>
@@ -5376,7 +5664,7 @@
         <w:spacing w:after="0" w:before="0" w:line="240" w:lineRule="auto"/>
       </w:pPr>
       <w:rPr>
-        <w:rFonts w:asciiTheme="majorHAnsi" w:cstheme="majorBidi" w:eastAsiaTheme="majorEastAsia" w:hAnsiTheme="majorHAnsi"/>
+        <w:rFonts w:asciiTheme="majorHAnsi" w:cstheme="majorBidi" w:hAnsiTheme="majorHAnsi" w:eastAsia="黑体"/>
         <w:b/>
         <w:bCs/>
       </w:rPr>
@@ -5394,14 +5682,14 @@
     </w:tblStylePr>
     <w:tblStylePr w:type="firstCol">
       <w:rPr>
-        <w:rFonts w:asciiTheme="majorHAnsi" w:cstheme="majorBidi" w:eastAsiaTheme="majorEastAsia" w:hAnsiTheme="majorHAnsi"/>
+        <w:rFonts w:asciiTheme="majorHAnsi" w:cstheme="majorBidi" w:hAnsiTheme="majorHAnsi" w:eastAsia="黑体"/>
         <w:b/>
         <w:bCs/>
       </w:rPr>
     </w:tblStylePr>
     <w:tblStylePr w:type="lastCol">
       <w:rPr>
-        <w:rFonts w:asciiTheme="majorHAnsi" w:cstheme="majorBidi" w:eastAsiaTheme="majorEastAsia" w:hAnsiTheme="majorHAnsi"/>
+        <w:rFonts w:asciiTheme="majorHAnsi" w:cstheme="majorBidi" w:hAnsiTheme="majorHAnsi" w:eastAsia="黑体"/>
         <w:b/>
         <w:bCs/>
       </w:rPr>
@@ -5485,7 +5773,7 @@
         <w:spacing w:after="0" w:before="0" w:line="240" w:lineRule="auto"/>
       </w:pPr>
       <w:rPr>
-        <w:rFonts w:asciiTheme="majorHAnsi" w:cstheme="majorBidi" w:eastAsiaTheme="majorEastAsia" w:hAnsiTheme="majorHAnsi"/>
+        <w:rFonts w:asciiTheme="majorHAnsi" w:cstheme="majorBidi" w:hAnsiTheme="majorHAnsi" w:eastAsia="黑体"/>
         <w:b/>
         <w:bCs/>
       </w:rPr>
@@ -5506,7 +5794,7 @@
         <w:spacing w:after="0" w:before="0" w:line="240" w:lineRule="auto"/>
       </w:pPr>
       <w:rPr>
-        <w:rFonts w:asciiTheme="majorHAnsi" w:cstheme="majorBidi" w:eastAsiaTheme="majorEastAsia" w:hAnsiTheme="majorHAnsi"/>
+        <w:rFonts w:asciiTheme="majorHAnsi" w:cstheme="majorBidi" w:hAnsiTheme="majorHAnsi" w:eastAsia="黑体"/>
         <w:b/>
         <w:bCs/>
       </w:rPr>
@@ -5524,14 +5812,14 @@
     </w:tblStylePr>
     <w:tblStylePr w:type="firstCol">
       <w:rPr>
-        <w:rFonts w:asciiTheme="majorHAnsi" w:cstheme="majorBidi" w:eastAsiaTheme="majorEastAsia" w:hAnsiTheme="majorHAnsi"/>
+        <w:rFonts w:asciiTheme="majorHAnsi" w:cstheme="majorBidi" w:hAnsiTheme="majorHAnsi" w:eastAsia="黑体"/>
         <w:b/>
         <w:bCs/>
       </w:rPr>
     </w:tblStylePr>
     <w:tblStylePr w:type="lastCol">
       <w:rPr>
-        <w:rFonts w:asciiTheme="majorHAnsi" w:cstheme="majorBidi" w:eastAsiaTheme="majorEastAsia" w:hAnsiTheme="majorHAnsi"/>
+        <w:rFonts w:asciiTheme="majorHAnsi" w:cstheme="majorBidi" w:hAnsiTheme="majorHAnsi" w:eastAsia="黑体"/>
         <w:b/>
         <w:bCs/>
       </w:rPr>
@@ -5615,7 +5903,7 @@
         <w:spacing w:after="0" w:before="0" w:line="240" w:lineRule="auto"/>
       </w:pPr>
       <w:rPr>
-        <w:rFonts w:asciiTheme="majorHAnsi" w:cstheme="majorBidi" w:eastAsiaTheme="majorEastAsia" w:hAnsiTheme="majorHAnsi"/>
+        <w:rFonts w:asciiTheme="majorHAnsi" w:cstheme="majorBidi" w:hAnsiTheme="majorHAnsi" w:eastAsia="黑体"/>
         <w:b/>
         <w:bCs/>
       </w:rPr>
@@ -5636,7 +5924,7 @@
         <w:spacing w:after="0" w:before="0" w:line="240" w:lineRule="auto"/>
       </w:pPr>
       <w:rPr>
-        <w:rFonts w:asciiTheme="majorHAnsi" w:cstheme="majorBidi" w:eastAsiaTheme="majorEastAsia" w:hAnsiTheme="majorHAnsi"/>
+        <w:rFonts w:asciiTheme="majorHAnsi" w:cstheme="majorBidi" w:hAnsiTheme="majorHAnsi" w:eastAsia="黑体"/>
         <w:b/>
         <w:bCs/>
       </w:rPr>
@@ -5654,14 +5942,14 @@
     </w:tblStylePr>
     <w:tblStylePr w:type="firstCol">
       <w:rPr>
-        <w:rFonts w:asciiTheme="majorHAnsi" w:cstheme="majorBidi" w:eastAsiaTheme="majorEastAsia" w:hAnsiTheme="majorHAnsi"/>
+        <w:rFonts w:asciiTheme="majorHAnsi" w:cstheme="majorBidi" w:hAnsiTheme="majorHAnsi" w:eastAsia="黑体"/>
         <w:b/>
         <w:bCs/>
       </w:rPr>
     </w:tblStylePr>
     <w:tblStylePr w:type="lastCol">
       <w:rPr>
-        <w:rFonts w:asciiTheme="majorHAnsi" w:cstheme="majorBidi" w:eastAsiaTheme="majorEastAsia" w:hAnsiTheme="majorHAnsi"/>
+        <w:rFonts w:asciiTheme="majorHAnsi" w:cstheme="majorBidi" w:hAnsiTheme="majorHAnsi" w:eastAsia="黑体"/>
         <w:b/>
         <w:bCs/>
       </w:rPr>
@@ -5745,7 +6033,7 @@
         <w:spacing w:after="0" w:before="0" w:line="240" w:lineRule="auto"/>
       </w:pPr>
       <w:rPr>
-        <w:rFonts w:asciiTheme="majorHAnsi" w:cstheme="majorBidi" w:eastAsiaTheme="majorEastAsia" w:hAnsiTheme="majorHAnsi"/>
+        <w:rFonts w:asciiTheme="majorHAnsi" w:cstheme="majorBidi" w:hAnsiTheme="majorHAnsi" w:eastAsia="黑体"/>
         <w:b/>
         <w:bCs/>
       </w:rPr>
@@ -5766,7 +6054,7 @@
         <w:spacing w:after="0" w:before="0" w:line="240" w:lineRule="auto"/>
       </w:pPr>
       <w:rPr>
-        <w:rFonts w:asciiTheme="majorHAnsi" w:cstheme="majorBidi" w:eastAsiaTheme="majorEastAsia" w:hAnsiTheme="majorHAnsi"/>
+        <w:rFonts w:asciiTheme="majorHAnsi" w:cstheme="majorBidi" w:hAnsiTheme="majorHAnsi" w:eastAsia="黑体"/>
         <w:b/>
         <w:bCs/>
       </w:rPr>
@@ -5784,14 +6072,14 @@
     </w:tblStylePr>
     <w:tblStylePr w:type="firstCol">
       <w:rPr>
-        <w:rFonts w:asciiTheme="majorHAnsi" w:cstheme="majorBidi" w:eastAsiaTheme="majorEastAsia" w:hAnsiTheme="majorHAnsi"/>
+        <w:rFonts w:asciiTheme="majorHAnsi" w:cstheme="majorBidi" w:hAnsiTheme="majorHAnsi" w:eastAsia="黑体"/>
         <w:b/>
         <w:bCs/>
       </w:rPr>
     </w:tblStylePr>
     <w:tblStylePr w:type="lastCol">
       <w:rPr>
-        <w:rFonts w:asciiTheme="majorHAnsi" w:cstheme="majorBidi" w:eastAsiaTheme="majorEastAsia" w:hAnsiTheme="majorHAnsi"/>
+        <w:rFonts w:asciiTheme="majorHAnsi" w:cstheme="majorBidi" w:hAnsiTheme="majorHAnsi" w:eastAsia="黑体"/>
         <w:b/>
         <w:bCs/>
       </w:rPr>
@@ -5875,7 +6163,7 @@
         <w:spacing w:after="0" w:before="0" w:line="240" w:lineRule="auto"/>
       </w:pPr>
       <w:rPr>
-        <w:rFonts w:asciiTheme="majorHAnsi" w:cstheme="majorBidi" w:eastAsiaTheme="majorEastAsia" w:hAnsiTheme="majorHAnsi"/>
+        <w:rFonts w:asciiTheme="majorHAnsi" w:cstheme="majorBidi" w:hAnsiTheme="majorHAnsi" w:eastAsia="黑体"/>
         <w:b/>
         <w:bCs/>
       </w:rPr>
@@ -5896,7 +6184,7 @@
         <w:spacing w:after="0" w:before="0" w:line="240" w:lineRule="auto"/>
       </w:pPr>
       <w:rPr>
-        <w:rFonts w:asciiTheme="majorHAnsi" w:cstheme="majorBidi" w:eastAsiaTheme="majorEastAsia" w:hAnsiTheme="majorHAnsi"/>
+        <w:rFonts w:asciiTheme="majorHAnsi" w:cstheme="majorBidi" w:hAnsiTheme="majorHAnsi" w:eastAsia="黑体"/>
         <w:b/>
         <w:bCs/>
       </w:rPr>
@@ -5914,14 +6202,14 @@
     </w:tblStylePr>
     <w:tblStylePr w:type="firstCol">
       <w:rPr>
-        <w:rFonts w:asciiTheme="majorHAnsi" w:cstheme="majorBidi" w:eastAsiaTheme="majorEastAsia" w:hAnsiTheme="majorHAnsi"/>
+        <w:rFonts w:asciiTheme="majorHAnsi" w:cstheme="majorBidi" w:hAnsiTheme="majorHAnsi" w:eastAsia="黑体"/>
         <w:b/>
         <w:bCs/>
       </w:rPr>
     </w:tblStylePr>
     <w:tblStylePr w:type="lastCol">
       <w:rPr>
-        <w:rFonts w:asciiTheme="majorHAnsi" w:cstheme="majorBidi" w:eastAsiaTheme="majorEastAsia" w:hAnsiTheme="majorHAnsi"/>
+        <w:rFonts w:asciiTheme="majorHAnsi" w:cstheme="majorBidi" w:hAnsiTheme="majorHAnsi" w:eastAsia="黑体"/>
         <w:b/>
         <w:bCs/>
       </w:rPr>
@@ -6005,7 +6293,7 @@
         <w:spacing w:after="0" w:before="0" w:line="240" w:lineRule="auto"/>
       </w:pPr>
       <w:rPr>
-        <w:rFonts w:asciiTheme="majorHAnsi" w:cstheme="majorBidi" w:eastAsiaTheme="majorEastAsia" w:hAnsiTheme="majorHAnsi"/>
+        <w:rFonts w:asciiTheme="majorHAnsi" w:cstheme="majorBidi" w:hAnsiTheme="majorHAnsi" w:eastAsia="黑体"/>
         <w:b/>
         <w:bCs/>
       </w:rPr>
@@ -6026,7 +6314,7 @@
         <w:spacing w:after="0" w:before="0" w:line="240" w:lineRule="auto"/>
       </w:pPr>
       <w:rPr>
-        <w:rFonts w:asciiTheme="majorHAnsi" w:cstheme="majorBidi" w:eastAsiaTheme="majorEastAsia" w:hAnsiTheme="majorHAnsi"/>
+        <w:rFonts w:asciiTheme="majorHAnsi" w:cstheme="majorBidi" w:hAnsiTheme="majorHAnsi" w:eastAsia="黑体"/>
         <w:b/>
         <w:bCs/>
       </w:rPr>
@@ -6044,14 +6332,14 @@
     </w:tblStylePr>
     <w:tblStylePr w:type="firstCol">
       <w:rPr>
-        <w:rFonts w:asciiTheme="majorHAnsi" w:cstheme="majorBidi" w:eastAsiaTheme="majorEastAsia" w:hAnsiTheme="majorHAnsi"/>
+        <w:rFonts w:asciiTheme="majorHAnsi" w:cstheme="majorBidi" w:hAnsiTheme="majorHAnsi" w:eastAsia="黑体"/>
         <w:b/>
         <w:bCs/>
       </w:rPr>
     </w:tblStylePr>
     <w:tblStylePr w:type="lastCol">
       <w:rPr>
-        <w:rFonts w:asciiTheme="majorHAnsi" w:cstheme="majorBidi" w:eastAsiaTheme="majorEastAsia" w:hAnsiTheme="majorHAnsi"/>
+        <w:rFonts w:asciiTheme="majorHAnsi" w:cstheme="majorBidi" w:hAnsiTheme="majorHAnsi" w:eastAsia="黑体"/>
         <w:b/>
         <w:bCs/>
       </w:rPr>
@@ -6134,6 +6422,7 @@
         <w:spacing w:after="0" w:before="0" w:line="240" w:lineRule="auto"/>
       </w:pPr>
       <w:rPr>
+        <w:rFonts w:eastAsia="黑体"/>
         <w:b/>
         <w:bCs/>
         <w:color w:themeColor="background1" w:val="FFFFFF"/>
@@ -6156,6 +6445,7 @@
         <w:spacing w:after="0" w:before="0" w:line="240" w:lineRule="auto"/>
       </w:pPr>
       <w:rPr>
+        <w:rFonts w:eastAsia="黑体"/>
         <w:b/>
         <w:bCs/>
       </w:rPr>
@@ -6173,12 +6463,14 @@
     </w:tblStylePr>
     <w:tblStylePr w:type="firstCol">
       <w:rPr>
+        <w:rFonts w:eastAsia="黑体"/>
         <w:b/>
         <w:bCs/>
       </w:rPr>
     </w:tblStylePr>
     <w:tblStylePr w:type="lastCol">
       <w:rPr>
+        <w:rFonts w:eastAsia="黑体"/>
         <w:b/>
         <w:bCs/>
       </w:rPr>
@@ -6240,6 +6532,7 @@
         <w:spacing w:after="0" w:before="0" w:line="240" w:lineRule="auto"/>
       </w:pPr>
       <w:rPr>
+        <w:rFonts w:eastAsia="黑体"/>
         <w:b/>
         <w:bCs/>
         <w:color w:themeColor="background1" w:val="FFFFFF"/>
@@ -6262,6 +6555,7 @@
         <w:spacing w:after="0" w:before="0" w:line="240" w:lineRule="auto"/>
       </w:pPr>
       <w:rPr>
+        <w:rFonts w:eastAsia="黑体"/>
         <w:b/>
         <w:bCs/>
       </w:rPr>
@@ -6279,12 +6573,14 @@
     </w:tblStylePr>
     <w:tblStylePr w:type="firstCol">
       <w:rPr>
+        <w:rFonts w:eastAsia="黑体"/>
         <w:b/>
         <w:bCs/>
       </w:rPr>
     </w:tblStylePr>
     <w:tblStylePr w:type="lastCol">
       <w:rPr>
+        <w:rFonts w:eastAsia="黑体"/>
         <w:b/>
         <w:bCs/>
       </w:rPr>
@@ -6346,6 +6642,7 @@
         <w:spacing w:after="0" w:before="0" w:line="240" w:lineRule="auto"/>
       </w:pPr>
       <w:rPr>
+        <w:rFonts w:eastAsia="黑体"/>
         <w:b/>
         <w:bCs/>
         <w:color w:themeColor="background1" w:val="FFFFFF"/>
@@ -6368,6 +6665,7 @@
         <w:spacing w:after="0" w:before="0" w:line="240" w:lineRule="auto"/>
       </w:pPr>
       <w:rPr>
+        <w:rFonts w:eastAsia="黑体"/>
         <w:b/>
         <w:bCs/>
       </w:rPr>
@@ -6385,12 +6683,14 @@
     </w:tblStylePr>
     <w:tblStylePr w:type="firstCol">
       <w:rPr>
+        <w:rFonts w:eastAsia="黑体"/>
         <w:b/>
         <w:bCs/>
       </w:rPr>
     </w:tblStylePr>
     <w:tblStylePr w:type="lastCol">
       <w:rPr>
+        <w:rFonts w:eastAsia="黑体"/>
         <w:b/>
         <w:bCs/>
       </w:rPr>
@@ -6452,6 +6752,7 @@
         <w:spacing w:after="0" w:before="0" w:line="240" w:lineRule="auto"/>
       </w:pPr>
       <w:rPr>
+        <w:rFonts w:eastAsia="黑体"/>
         <w:b/>
         <w:bCs/>
         <w:color w:themeColor="background1" w:val="FFFFFF"/>
@@ -6474,6 +6775,7 @@
         <w:spacing w:after="0" w:before="0" w:line="240" w:lineRule="auto"/>
       </w:pPr>
       <w:rPr>
+        <w:rFonts w:eastAsia="黑体"/>
         <w:b/>
         <w:bCs/>
       </w:rPr>
@@ -6491,12 +6793,14 @@
     </w:tblStylePr>
     <w:tblStylePr w:type="firstCol">
       <w:rPr>
+        <w:rFonts w:eastAsia="黑体"/>
         <w:b/>
         <w:bCs/>
       </w:rPr>
     </w:tblStylePr>
     <w:tblStylePr w:type="lastCol">
       <w:rPr>
+        <w:rFonts w:eastAsia="黑体"/>
         <w:b/>
         <w:bCs/>
       </w:rPr>
@@ -6558,6 +6862,7 @@
         <w:spacing w:after="0" w:before="0" w:line="240" w:lineRule="auto"/>
       </w:pPr>
       <w:rPr>
+        <w:rFonts w:eastAsia="黑体"/>
         <w:b/>
         <w:bCs/>
         <w:color w:themeColor="background1" w:val="FFFFFF"/>
@@ -6580,6 +6885,7 @@
         <w:spacing w:after="0" w:before="0" w:line="240" w:lineRule="auto"/>
       </w:pPr>
       <w:rPr>
+        <w:rFonts w:eastAsia="黑体"/>
         <w:b/>
         <w:bCs/>
       </w:rPr>
@@ -6597,12 +6903,14 @@
     </w:tblStylePr>
     <w:tblStylePr w:type="firstCol">
       <w:rPr>
+        <w:rFonts w:eastAsia="黑体"/>
         <w:b/>
         <w:bCs/>
       </w:rPr>
     </w:tblStylePr>
     <w:tblStylePr w:type="lastCol">
       <w:rPr>
+        <w:rFonts w:eastAsia="黑体"/>
         <w:b/>
         <w:bCs/>
       </w:rPr>
@@ -6664,6 +6972,7 @@
         <w:spacing w:after="0" w:before="0" w:line="240" w:lineRule="auto"/>
       </w:pPr>
       <w:rPr>
+        <w:rFonts w:eastAsia="黑体"/>
         <w:b/>
         <w:bCs/>
         <w:color w:themeColor="background1" w:val="FFFFFF"/>
@@ -6686,6 +6995,7 @@
         <w:spacing w:after="0" w:before="0" w:line="240" w:lineRule="auto"/>
       </w:pPr>
       <w:rPr>
+        <w:rFonts w:eastAsia="黑体"/>
         <w:b/>
         <w:bCs/>
       </w:rPr>
@@ -6703,12 +7013,14 @@
     </w:tblStylePr>
     <w:tblStylePr w:type="firstCol">
       <w:rPr>
+        <w:rFonts w:eastAsia="黑体"/>
         <w:b/>
         <w:bCs/>
       </w:rPr>
     </w:tblStylePr>
     <w:tblStylePr w:type="lastCol">
       <w:rPr>
+        <w:rFonts w:eastAsia="黑体"/>
         <w:b/>
         <w:bCs/>
       </w:rPr>
@@ -6770,6 +7082,7 @@
         <w:spacing w:after="0" w:before="0" w:line="240" w:lineRule="auto"/>
       </w:pPr>
       <w:rPr>
+        <w:rFonts w:eastAsia="黑体"/>
         <w:b/>
         <w:bCs/>
         <w:color w:themeColor="background1" w:val="FFFFFF"/>
@@ -6792,6 +7105,7 @@
         <w:spacing w:after="0" w:before="0" w:line="240" w:lineRule="auto"/>
       </w:pPr>
       <w:rPr>
+        <w:rFonts w:eastAsia="黑体"/>
         <w:b/>
         <w:bCs/>
       </w:rPr>
@@ -6809,12 +7123,14 @@
     </w:tblStylePr>
     <w:tblStylePr w:type="firstCol">
       <w:rPr>
+        <w:rFonts w:eastAsia="黑体"/>
         <w:b/>
         <w:bCs/>
       </w:rPr>
     </w:tblStylePr>
     <w:tblStylePr w:type="lastCol">
       <w:rPr>
+        <w:rFonts w:eastAsia="黑体"/>
         <w:b/>
         <w:bCs/>
       </w:rPr>
@@ -6873,6 +7189,7 @@
         <w:spacing w:after="0" w:before="0" w:line="240" w:lineRule="auto"/>
       </w:pPr>
       <w:rPr>
+        <w:rFonts w:eastAsia="黑体"/>
         <w:b/>
         <w:bCs/>
         <w:color w:themeColor="background1" w:val="FFFFFF"/>
@@ -6895,6 +7212,7 @@
         <w:spacing w:after="0" w:before="0" w:line="240" w:lineRule="auto"/>
       </w:pPr>
       <w:rPr>
+        <w:rFonts w:eastAsia="黑体"/>
         <w:color w:val="auto"/>
       </w:rPr>
       <w:tblPr/>
@@ -6912,6 +7230,7 @@
     </w:tblStylePr>
     <w:tblStylePr w:type="firstCol">
       <w:rPr>
+        <w:rFonts w:eastAsia="黑体"/>
         <w:b/>
         <w:bCs/>
         <w:color w:themeColor="background1" w:val="FFFFFF"/>
@@ -6931,6 +7250,7 @@
     </w:tblStylePr>
     <w:tblStylePr w:type="lastCol">
       <w:rPr>
+        <w:rFonts w:eastAsia="黑体"/>
         <w:b/>
         <w:bCs/>
         <w:color w:themeColor="background1" w:val="FFFFFF"/>
@@ -6979,6 +7299,7 @@
     </w:tblStylePr>
     <w:tblStylePr w:type="nwCell">
       <w:rPr>
+        <w:rFonts w:eastAsia="黑体"/>
         <w:color w:themeColor="background1" w:val="FFFFFF"/>
       </w:rPr>
       <w:tblPr/>
@@ -7022,6 +7343,7 @@
         <w:spacing w:after="0" w:before="0" w:line="240" w:lineRule="auto"/>
       </w:pPr>
       <w:rPr>
+        <w:rFonts w:eastAsia="黑体"/>
         <w:b/>
         <w:bCs/>
         <w:color w:themeColor="background1" w:val="FFFFFF"/>
@@ -7044,6 +7366,7 @@
         <w:spacing w:after="0" w:before="0" w:line="240" w:lineRule="auto"/>
       </w:pPr>
       <w:rPr>
+        <w:rFonts w:eastAsia="黑体"/>
         <w:color w:val="auto"/>
       </w:rPr>
       <w:tblPr/>
@@ -7061,6 +7384,7 @@
     </w:tblStylePr>
     <w:tblStylePr w:type="firstCol">
       <w:rPr>
+        <w:rFonts w:eastAsia="黑体"/>
         <w:b/>
         <w:bCs/>
         <w:color w:themeColor="background1" w:val="FFFFFF"/>
@@ -7080,6 +7404,7 @@
     </w:tblStylePr>
     <w:tblStylePr w:type="lastCol">
       <w:rPr>
+        <w:rFonts w:eastAsia="黑体"/>
         <w:b/>
         <w:bCs/>
         <w:color w:themeColor="background1" w:val="FFFFFF"/>
@@ -7128,6 +7453,7 @@
     </w:tblStylePr>
     <w:tblStylePr w:type="nwCell">
       <w:rPr>
+        <w:rFonts w:eastAsia="黑体"/>
         <w:color w:themeColor="background1" w:val="FFFFFF"/>
       </w:rPr>
       <w:tblPr/>
@@ -7171,6 +7497,7 @@
         <w:spacing w:after="0" w:before="0" w:line="240" w:lineRule="auto"/>
       </w:pPr>
       <w:rPr>
+        <w:rFonts w:eastAsia="黑体"/>
         <w:b/>
         <w:bCs/>
         <w:color w:themeColor="background1" w:val="FFFFFF"/>
@@ -7193,6 +7520,7 @@
         <w:spacing w:after="0" w:before="0" w:line="240" w:lineRule="auto"/>
       </w:pPr>
       <w:rPr>
+        <w:rFonts w:eastAsia="黑体"/>
         <w:color w:val="auto"/>
       </w:rPr>
       <w:tblPr/>
@@ -7210,6 +7538,7 @@
     </w:tblStylePr>
     <w:tblStylePr w:type="firstCol">
       <w:rPr>
+        <w:rFonts w:eastAsia="黑体"/>
         <w:b/>
         <w:bCs/>
         <w:color w:themeColor="background1" w:val="FFFFFF"/>
@@ -7229,6 +7558,7 @@
     </w:tblStylePr>
     <w:tblStylePr w:type="lastCol">
       <w:rPr>
+        <w:rFonts w:eastAsia="黑体"/>
         <w:b/>
         <w:bCs/>
         <w:color w:themeColor="background1" w:val="FFFFFF"/>
@@ -7277,6 +7607,7 @@
     </w:tblStylePr>
     <w:tblStylePr w:type="nwCell">
       <w:rPr>
+        <w:rFonts w:eastAsia="黑体"/>
         <w:color w:themeColor="background1" w:val="FFFFFF"/>
       </w:rPr>
       <w:tblPr/>
@@ -7320,6 +7651,7 @@
         <w:spacing w:after="0" w:before="0" w:line="240" w:lineRule="auto"/>
       </w:pPr>
       <w:rPr>
+        <w:rFonts w:eastAsia="黑体"/>
         <w:b/>
         <w:bCs/>
         <w:color w:themeColor="background1" w:val="FFFFFF"/>
@@ -7342,6 +7674,7 @@
         <w:spacing w:after="0" w:before="0" w:line="240" w:lineRule="auto"/>
       </w:pPr>
       <w:rPr>
+        <w:rFonts w:eastAsia="黑体"/>
         <w:color w:val="auto"/>
       </w:rPr>
       <w:tblPr/>
@@ -7359,6 +7692,7 @@
     </w:tblStylePr>
     <w:tblStylePr w:type="firstCol">
       <w:rPr>
+        <w:rFonts w:eastAsia="黑体"/>
         <w:b/>
         <w:bCs/>
         <w:color w:themeColor="background1" w:val="FFFFFF"/>
@@ -7378,6 +7712,7 @@
     </w:tblStylePr>
     <w:tblStylePr w:type="lastCol">
       <w:rPr>
+        <w:rFonts w:eastAsia="黑体"/>
         <w:b/>
         <w:bCs/>
         <w:color w:themeColor="background1" w:val="FFFFFF"/>
@@ -7426,6 +7761,7 @@
     </w:tblStylePr>
     <w:tblStylePr w:type="nwCell">
       <w:rPr>
+        <w:rFonts w:eastAsia="黑体"/>
         <w:color w:themeColor="background1" w:val="FFFFFF"/>
       </w:rPr>
       <w:tblPr/>
@@ -7469,6 +7805,7 @@
         <w:spacing w:after="0" w:before="0" w:line="240" w:lineRule="auto"/>
       </w:pPr>
       <w:rPr>
+        <w:rFonts w:eastAsia="黑体"/>
         <w:b/>
         <w:bCs/>
         <w:color w:themeColor="background1" w:val="FFFFFF"/>
@@ -7491,6 +7828,7 @@
         <w:spacing w:after="0" w:before="0" w:line="240" w:lineRule="auto"/>
       </w:pPr>
       <w:rPr>
+        <w:rFonts w:eastAsia="黑体"/>
         <w:color w:val="auto"/>
       </w:rPr>
       <w:tblPr/>
@@ -7508,6 +7846,7 @@
     </w:tblStylePr>
     <w:tblStylePr w:type="firstCol">
       <w:rPr>
+        <w:rFonts w:eastAsia="黑体"/>
         <w:b/>
         <w:bCs/>
         <w:color w:themeColor="background1" w:val="FFFFFF"/>
@@ -7527,6 +7866,7 @@
     </w:tblStylePr>
     <w:tblStylePr w:type="lastCol">
       <w:rPr>
+        <w:rFonts w:eastAsia="黑体"/>
         <w:b/>
         <w:bCs/>
         <w:color w:themeColor="background1" w:val="FFFFFF"/>
@@ -7575,6 +7915,7 @@
     </w:tblStylePr>
     <w:tblStylePr w:type="nwCell">
       <w:rPr>
+        <w:rFonts w:eastAsia="黑体"/>
         <w:color w:themeColor="background1" w:val="FFFFFF"/>
       </w:rPr>
       <w:tblPr/>
@@ -7618,6 +7959,7 @@
         <w:spacing w:after="0" w:before="0" w:line="240" w:lineRule="auto"/>
       </w:pPr>
       <w:rPr>
+        <w:rFonts w:eastAsia="黑体"/>
         <w:b/>
         <w:bCs/>
         <w:color w:themeColor="background1" w:val="FFFFFF"/>
@@ -7640,6 +7982,7 @@
         <w:spacing w:after="0" w:before="0" w:line="240" w:lineRule="auto"/>
       </w:pPr>
       <w:rPr>
+        <w:rFonts w:eastAsia="黑体"/>
         <w:color w:val="auto"/>
       </w:rPr>
       <w:tblPr/>
@@ -7657,6 +8000,7 @@
     </w:tblStylePr>
     <w:tblStylePr w:type="firstCol">
       <w:rPr>
+        <w:rFonts w:eastAsia="黑体"/>
         <w:b/>
         <w:bCs/>
         <w:color w:themeColor="background1" w:val="FFFFFF"/>
@@ -7676,6 +8020,7 @@
     </w:tblStylePr>
     <w:tblStylePr w:type="lastCol">
       <w:rPr>
+        <w:rFonts w:eastAsia="黑体"/>
         <w:b/>
         <w:bCs/>
         <w:color w:themeColor="background1" w:val="FFFFFF"/>
@@ -7724,6 +8069,7 @@
     </w:tblStylePr>
     <w:tblStylePr w:type="nwCell">
       <w:rPr>
+        <w:rFonts w:eastAsia="黑体"/>
         <w:color w:themeColor="background1" w:val="FFFFFF"/>
       </w:rPr>
       <w:tblPr/>
@@ -7767,6 +8113,7 @@
         <w:spacing w:after="0" w:before="0" w:line="240" w:lineRule="auto"/>
       </w:pPr>
       <w:rPr>
+        <w:rFonts w:eastAsia="黑体"/>
         <w:b/>
         <w:bCs/>
         <w:color w:themeColor="background1" w:val="FFFFFF"/>
@@ -7789,6 +8136,7 @@
         <w:spacing w:after="0" w:before="0" w:line="240" w:lineRule="auto"/>
       </w:pPr>
       <w:rPr>
+        <w:rFonts w:eastAsia="黑体"/>
         <w:color w:val="auto"/>
       </w:rPr>
       <w:tblPr/>
@@ -7806,6 +8154,7 @@
     </w:tblStylePr>
     <w:tblStylePr w:type="firstCol">
       <w:rPr>
+        <w:rFonts w:eastAsia="黑体"/>
         <w:b/>
         <w:bCs/>
         <w:color w:themeColor="background1" w:val="FFFFFF"/>
@@ -7825,6 +8174,7 @@
     </w:tblStylePr>
     <w:tblStylePr w:type="lastCol">
       <w:rPr>
+        <w:rFonts w:eastAsia="黑体"/>
         <w:b/>
         <w:bCs/>
         <w:color w:themeColor="background1" w:val="FFFFFF"/>
@@ -7873,6 +8223,7 @@
     </w:tblStylePr>
     <w:tblStylePr w:type="nwCell">
       <w:rPr>
+        <w:rFonts w:eastAsia="黑体"/>
         <w:color w:themeColor="background1" w:val="FFFFFF"/>
       </w:rPr>
       <w:tblPr/>
@@ -7897,6 +8248,7 @@
       <w:spacing w:after="0" w:line="240" w:lineRule="auto"/>
     </w:pPr>
     <w:rPr>
+      <w:rFonts w:eastAsia="黑体"/>
       <w:color w:themeColor="text1" w:val="000000"/>
     </w:rPr>
     <w:tblPr>
@@ -7916,7 +8268,7 @@
     </w:tblPr>
     <w:tblStylePr w:type="firstRow">
       <w:rPr>
-        <w:rFonts w:asciiTheme="majorHAnsi" w:cstheme="majorBidi" w:eastAsiaTheme="majorEastAsia" w:hAnsiTheme="majorHAnsi"/>
+        <w:rFonts w:asciiTheme="majorHAnsi" w:cstheme="majorBidi" w:hAnsiTheme="majorHAnsi" w:eastAsia="黑体"/>
       </w:rPr>
       <w:tblPr/>
       <w:tcPr>
@@ -7928,6 +8280,7 @@
     </w:tblStylePr>
     <w:tblStylePr w:type="lastRow">
       <w:rPr>
+        <w:rFonts w:eastAsia="黑体"/>
         <w:b/>
         <w:bCs/>
         <w:color w:themeColor="text2" w:val="1F497D"/>
@@ -7942,12 +8295,14 @@
     </w:tblStylePr>
     <w:tblStylePr w:type="firstCol">
       <w:rPr>
+        <w:rFonts w:eastAsia="黑体"/>
         <w:b/>
         <w:bCs/>
       </w:rPr>
     </w:tblStylePr>
     <w:tblStylePr w:type="lastCol">
       <w:rPr>
+        <w:rFonts w:eastAsia="黑体"/>
         <w:b/>
         <w:bCs/>
       </w:rPr>
@@ -7981,6 +8336,7 @@
       <w:spacing w:after="0" w:line="240" w:lineRule="auto"/>
     </w:pPr>
     <w:rPr>
+      <w:rFonts w:eastAsia="黑体"/>
       <w:color w:themeColor="text1" w:val="000000"/>
     </w:rPr>
     <w:tblPr>
@@ -8000,7 +8356,7 @@
     </w:tblPr>
     <w:tblStylePr w:type="firstRow">
       <w:rPr>
-        <w:rFonts w:asciiTheme="majorHAnsi" w:cstheme="majorBidi" w:eastAsiaTheme="majorEastAsia" w:hAnsiTheme="majorHAnsi"/>
+        <w:rFonts w:asciiTheme="majorHAnsi" w:cstheme="majorBidi" w:hAnsiTheme="majorHAnsi" w:eastAsia="黑体"/>
       </w:rPr>
       <w:tblPr/>
       <w:tcPr>
@@ -8012,6 +8368,7 @@
     </w:tblStylePr>
     <w:tblStylePr w:type="lastRow">
       <w:rPr>
+        <w:rFonts w:eastAsia="黑体"/>
         <w:b/>
         <w:bCs/>
         <w:color w:themeColor="text2" w:val="1F497D"/>
@@ -8026,12 +8383,14 @@
     </w:tblStylePr>
     <w:tblStylePr w:type="firstCol">
       <w:rPr>
+        <w:rFonts w:eastAsia="黑体"/>
         <w:b/>
         <w:bCs/>
       </w:rPr>
     </w:tblStylePr>
     <w:tblStylePr w:type="lastCol">
       <w:rPr>
+        <w:rFonts w:eastAsia="黑体"/>
         <w:b/>
         <w:bCs/>
       </w:rPr>
@@ -8065,6 +8424,7 @@
       <w:spacing w:after="0" w:line="240" w:lineRule="auto"/>
     </w:pPr>
     <w:rPr>
+      <w:rFonts w:eastAsia="黑体"/>
       <w:color w:themeColor="text1" w:val="000000"/>
     </w:rPr>
     <w:tblPr>
@@ -8084,7 +8444,7 @@
     </w:tblPr>
     <w:tblStylePr w:type="firstRow">
       <w:rPr>
-        <w:rFonts w:asciiTheme="majorHAnsi" w:cstheme="majorBidi" w:eastAsiaTheme="majorEastAsia" w:hAnsiTheme="majorHAnsi"/>
+        <w:rFonts w:asciiTheme="majorHAnsi" w:cstheme="majorBidi" w:hAnsiTheme="majorHAnsi" w:eastAsia="黑体"/>
       </w:rPr>
       <w:tblPr/>
       <w:tcPr>
@@ -8096,6 +8456,7 @@
     </w:tblStylePr>
     <w:tblStylePr w:type="lastRow">
       <w:rPr>
+        <w:rFonts w:eastAsia="黑体"/>
         <w:b/>
         <w:bCs/>
         <w:color w:themeColor="text2" w:val="1F497D"/>
@@ -8110,12 +8471,14 @@
     </w:tblStylePr>
     <w:tblStylePr w:type="firstCol">
       <w:rPr>
+        <w:rFonts w:eastAsia="黑体"/>
         <w:b/>
         <w:bCs/>
       </w:rPr>
     </w:tblStylePr>
     <w:tblStylePr w:type="lastCol">
       <w:rPr>
+        <w:rFonts w:eastAsia="黑体"/>
         <w:b/>
         <w:bCs/>
       </w:rPr>
@@ -8149,6 +8512,7 @@
       <w:spacing w:after="0" w:line="240" w:lineRule="auto"/>
     </w:pPr>
     <w:rPr>
+      <w:rFonts w:eastAsia="黑体"/>
       <w:color w:themeColor="text1" w:val="000000"/>
     </w:rPr>
     <w:tblPr>
@@ -8168,7 +8532,7 @@
     </w:tblPr>
     <w:tblStylePr w:type="firstRow">
       <w:rPr>
-        <w:rFonts w:asciiTheme="majorHAnsi" w:cstheme="majorBidi" w:eastAsiaTheme="majorEastAsia" w:hAnsiTheme="majorHAnsi"/>
+        <w:rFonts w:asciiTheme="majorHAnsi" w:cstheme="majorBidi" w:hAnsiTheme="majorHAnsi" w:eastAsia="黑体"/>
       </w:rPr>
       <w:tblPr/>
       <w:tcPr>
@@ -8180,6 +8544,7 @@
     </w:tblStylePr>
     <w:tblStylePr w:type="lastRow">
       <w:rPr>
+        <w:rFonts w:eastAsia="黑体"/>
         <w:b/>
         <w:bCs/>
         <w:color w:themeColor="text2" w:val="1F497D"/>
@@ -8194,12 +8559,14 @@
     </w:tblStylePr>
     <w:tblStylePr w:type="firstCol">
       <w:rPr>
+        <w:rFonts w:eastAsia="黑体"/>
         <w:b/>
         <w:bCs/>
       </w:rPr>
     </w:tblStylePr>
     <w:tblStylePr w:type="lastCol">
       <w:rPr>
+        <w:rFonts w:eastAsia="黑体"/>
         <w:b/>
         <w:bCs/>
       </w:rPr>
@@ -8233,6 +8600,7 @@
       <w:spacing w:after="0" w:line="240" w:lineRule="auto"/>
     </w:pPr>
     <w:rPr>
+      <w:rFonts w:eastAsia="黑体"/>
       <w:color w:themeColor="text1" w:val="000000"/>
     </w:rPr>
     <w:tblPr>
@@ -8252,7 +8620,7 @@
     </w:tblPr>
     <w:tblStylePr w:type="firstRow">
       <w:rPr>
-        <w:rFonts w:asciiTheme="majorHAnsi" w:cstheme="majorBidi" w:eastAsiaTheme="majorEastAsia" w:hAnsiTheme="majorHAnsi"/>
+        <w:rFonts w:asciiTheme="majorHAnsi" w:cstheme="majorBidi" w:hAnsiTheme="majorHAnsi" w:eastAsia="黑体"/>
       </w:rPr>
       <w:tblPr/>
       <w:tcPr>
@@ -8264,6 +8632,7 @@
     </w:tblStylePr>
     <w:tblStylePr w:type="lastRow">
       <w:rPr>
+        <w:rFonts w:eastAsia="黑体"/>
         <w:b/>
         <w:bCs/>
         <w:color w:themeColor="text2" w:val="1F497D"/>
@@ -8278,12 +8647,14 @@
     </w:tblStylePr>
     <w:tblStylePr w:type="firstCol">
       <w:rPr>
+        <w:rFonts w:eastAsia="黑体"/>
         <w:b/>
         <w:bCs/>
       </w:rPr>
     </w:tblStylePr>
     <w:tblStylePr w:type="lastCol">
       <w:rPr>
+        <w:rFonts w:eastAsia="黑体"/>
         <w:b/>
         <w:bCs/>
       </w:rPr>
@@ -8317,6 +8688,7 @@
       <w:spacing w:after="0" w:line="240" w:lineRule="auto"/>
     </w:pPr>
     <w:rPr>
+      <w:rFonts w:eastAsia="黑体"/>
       <w:color w:themeColor="text1" w:val="000000"/>
     </w:rPr>
     <w:tblPr>
@@ -8336,7 +8708,7 @@
     </w:tblPr>
     <w:tblStylePr w:type="firstRow">
       <w:rPr>
-        <w:rFonts w:asciiTheme="majorHAnsi" w:cstheme="majorBidi" w:eastAsiaTheme="majorEastAsia" w:hAnsiTheme="majorHAnsi"/>
+        <w:rFonts w:asciiTheme="majorHAnsi" w:cstheme="majorBidi" w:hAnsiTheme="majorHAnsi" w:eastAsia="黑体"/>
       </w:rPr>
       <w:tblPr/>
       <w:tcPr>
@@ -8348,6 +8720,7 @@
     </w:tblStylePr>
     <w:tblStylePr w:type="lastRow">
       <w:rPr>
+        <w:rFonts w:eastAsia="黑体"/>
         <w:b/>
         <w:bCs/>
         <w:color w:themeColor="text2" w:val="1F497D"/>
@@ -8362,12 +8735,14 @@
     </w:tblStylePr>
     <w:tblStylePr w:type="firstCol">
       <w:rPr>
+        <w:rFonts w:eastAsia="黑体"/>
         <w:b/>
         <w:bCs/>
       </w:rPr>
     </w:tblStylePr>
     <w:tblStylePr w:type="lastCol">
       <w:rPr>
+        <w:rFonts w:eastAsia="黑体"/>
         <w:b/>
         <w:bCs/>
       </w:rPr>
@@ -8401,6 +8776,7 @@
       <w:spacing w:after="0" w:line="240" w:lineRule="auto"/>
     </w:pPr>
     <w:rPr>
+      <w:rFonts w:eastAsia="黑体"/>
       <w:color w:themeColor="text1" w:val="000000"/>
     </w:rPr>
     <w:tblPr>
@@ -8420,7 +8796,7 @@
     </w:tblPr>
     <w:tblStylePr w:type="firstRow">
       <w:rPr>
-        <w:rFonts w:asciiTheme="majorHAnsi" w:cstheme="majorBidi" w:eastAsiaTheme="majorEastAsia" w:hAnsiTheme="majorHAnsi"/>
+        <w:rFonts w:asciiTheme="majorHAnsi" w:cstheme="majorBidi" w:hAnsiTheme="majorHAnsi" w:eastAsia="黑体"/>
       </w:rPr>
       <w:tblPr/>
       <w:tcPr>
@@ -8432,6 +8808,7 @@
     </w:tblStylePr>
     <w:tblStylePr w:type="lastRow">
       <w:rPr>
+        <w:rFonts w:eastAsia="黑体"/>
         <w:b/>
         <w:bCs/>
         <w:color w:themeColor="text2" w:val="1F497D"/>
@@ -8446,12 +8823,14 @@
     </w:tblStylePr>
     <w:tblStylePr w:type="firstCol">
       <w:rPr>
+        <w:rFonts w:eastAsia="黑体"/>
         <w:b/>
         <w:bCs/>
       </w:rPr>
     </w:tblStylePr>
     <w:tblStylePr w:type="lastCol">
       <w:rPr>
+        <w:rFonts w:eastAsia="黑体"/>
         <w:b/>
         <w:bCs/>
       </w:rPr>
@@ -8485,7 +8864,7 @@
       <w:spacing w:after="0" w:line="240" w:lineRule="auto"/>
     </w:pPr>
     <w:rPr>
-      <w:rFonts w:asciiTheme="majorHAnsi" w:cstheme="majorBidi" w:eastAsiaTheme="majorEastAsia" w:hAnsiTheme="majorHAnsi"/>
+      <w:rFonts w:asciiTheme="majorHAnsi" w:cstheme="majorBidi" w:hAnsiTheme="majorHAnsi" w:eastAsia="黑体"/>
       <w:color w:themeColor="text1" w:val="000000"/>
     </w:rPr>
     <w:tblPr>
@@ -8507,6 +8886,7 @@
     </w:tblPr>
     <w:tblStylePr w:type="firstRow">
       <w:rPr>
+        <w:rFonts w:eastAsia="黑体"/>
         <w:sz w:val="24"/>
         <w:szCs w:val="24"/>
       </w:rPr>
@@ -8613,7 +8993,7 @@
       <w:spacing w:after="0" w:line="240" w:lineRule="auto"/>
     </w:pPr>
     <w:rPr>
-      <w:rFonts w:asciiTheme="majorHAnsi" w:cstheme="majorBidi" w:eastAsiaTheme="majorEastAsia" w:hAnsiTheme="majorHAnsi"/>
+      <w:rFonts w:asciiTheme="majorHAnsi" w:cstheme="majorBidi" w:hAnsiTheme="majorHAnsi" w:eastAsia="黑体"/>
       <w:color w:themeColor="text1" w:val="000000"/>
     </w:rPr>
     <w:tblPr>
@@ -8635,6 +9015,7 @@
     </w:tblPr>
     <w:tblStylePr w:type="firstRow">
       <w:rPr>
+        <w:rFonts w:eastAsia="黑体"/>
         <w:sz w:val="24"/>
         <w:szCs w:val="24"/>
       </w:rPr>
@@ -8741,7 +9122,7 @@
       <w:spacing w:after="0" w:line="240" w:lineRule="auto"/>
     </w:pPr>
     <w:rPr>
-      <w:rFonts w:asciiTheme="majorHAnsi" w:cstheme="majorBidi" w:eastAsiaTheme="majorEastAsia" w:hAnsiTheme="majorHAnsi"/>
+      <w:rFonts w:asciiTheme="majorHAnsi" w:cstheme="majorBidi" w:hAnsiTheme="majorHAnsi" w:eastAsia="黑体"/>
       <w:color w:themeColor="text1" w:val="000000"/>
     </w:rPr>
     <w:tblPr>
@@ -8763,6 +9144,7 @@
     </w:tblPr>
     <w:tblStylePr w:type="firstRow">
       <w:rPr>
+        <w:rFonts w:eastAsia="黑体"/>
         <w:sz w:val="24"/>
         <w:szCs w:val="24"/>
       </w:rPr>
@@ -8869,7 +9251,7 @@
       <w:spacing w:after="0" w:line="240" w:lineRule="auto"/>
     </w:pPr>
     <w:rPr>
-      <w:rFonts w:asciiTheme="majorHAnsi" w:cstheme="majorBidi" w:eastAsiaTheme="majorEastAsia" w:hAnsiTheme="majorHAnsi"/>
+      <w:rFonts w:asciiTheme="majorHAnsi" w:cstheme="majorBidi" w:hAnsiTheme="majorHAnsi" w:eastAsia="黑体"/>
       <w:color w:themeColor="text1" w:val="000000"/>
     </w:rPr>
     <w:tblPr>
@@ -8891,6 +9273,7 @@
     </w:tblPr>
     <w:tblStylePr w:type="firstRow">
       <w:rPr>
+        <w:rFonts w:eastAsia="黑体"/>
         <w:sz w:val="24"/>
         <w:szCs w:val="24"/>
       </w:rPr>
@@ -8997,7 +9380,7 @@
       <w:spacing w:after="0" w:line="240" w:lineRule="auto"/>
     </w:pPr>
     <w:rPr>
-      <w:rFonts w:asciiTheme="majorHAnsi" w:cstheme="majorBidi" w:eastAsiaTheme="majorEastAsia" w:hAnsiTheme="majorHAnsi"/>
+      <w:rFonts w:asciiTheme="majorHAnsi" w:cstheme="majorBidi" w:hAnsiTheme="majorHAnsi" w:eastAsia="黑体"/>
       <w:color w:themeColor="text1" w:val="000000"/>
     </w:rPr>
     <w:tblPr>
@@ -9019,6 +9402,7 @@
     </w:tblPr>
     <w:tblStylePr w:type="firstRow">
       <w:rPr>
+        <w:rFonts w:eastAsia="黑体"/>
         <w:sz w:val="24"/>
         <w:szCs w:val="24"/>
       </w:rPr>
@@ -9125,7 +9509,7 @@
       <w:spacing w:after="0" w:line="240" w:lineRule="auto"/>
     </w:pPr>
     <w:rPr>
-      <w:rFonts w:asciiTheme="majorHAnsi" w:cstheme="majorBidi" w:eastAsiaTheme="majorEastAsia" w:hAnsiTheme="majorHAnsi"/>
+      <w:rFonts w:asciiTheme="majorHAnsi" w:cstheme="majorBidi" w:hAnsiTheme="majorHAnsi" w:eastAsia="黑体"/>
       <w:color w:themeColor="text1" w:val="000000"/>
     </w:rPr>
     <w:tblPr>
@@ -9147,6 +9531,7 @@
     </w:tblPr>
     <w:tblStylePr w:type="firstRow">
       <w:rPr>
+        <w:rFonts w:eastAsia="黑体"/>
         <w:sz w:val="24"/>
         <w:szCs w:val="24"/>
       </w:rPr>
@@ -9253,7 +9638,7 @@
       <w:spacing w:after="0" w:line="240" w:lineRule="auto"/>
     </w:pPr>
     <w:rPr>
-      <w:rFonts w:asciiTheme="majorHAnsi" w:cstheme="majorBidi" w:eastAsiaTheme="majorEastAsia" w:hAnsiTheme="majorHAnsi"/>
+      <w:rFonts w:asciiTheme="majorHAnsi" w:cstheme="majorBidi" w:hAnsiTheme="majorHAnsi" w:eastAsia="黑体"/>
       <w:color w:themeColor="text1" w:val="000000"/>
     </w:rPr>
     <w:tblPr>
@@ -9275,6 +9660,7 @@
     </w:tblPr>
     <w:tblStylePr w:type="firstRow">
       <w:rPr>
+        <w:rFonts w:eastAsia="黑体"/>
         <w:sz w:val="24"/>
         <w:szCs w:val="24"/>
       </w:rPr>
@@ -9404,12 +9790,14 @@
     </w:tcPr>
     <w:tblStylePr w:type="firstRow">
       <w:rPr>
+        <w:rFonts w:eastAsia="黑体"/>
         <w:b/>
         <w:bCs/>
       </w:rPr>
     </w:tblStylePr>
     <w:tblStylePr w:type="lastRow">
       <w:rPr>
+        <w:rFonts w:eastAsia="黑体"/>
         <w:b/>
         <w:bCs/>
       </w:rPr>
@@ -9422,12 +9810,14 @@
     </w:tblStylePr>
     <w:tblStylePr w:type="firstCol">
       <w:rPr>
+        <w:rFonts w:eastAsia="黑体"/>
         <w:b/>
         <w:bCs/>
       </w:rPr>
     </w:tblStylePr>
     <w:tblStylePr w:type="lastCol">
       <w:rPr>
+        <w:rFonts w:eastAsia="黑体"/>
         <w:b/>
         <w:bCs/>
       </w:rPr>
@@ -9477,12 +9867,14 @@
     </w:tcPr>
     <w:tblStylePr w:type="firstRow">
       <w:rPr>
+        <w:rFonts w:eastAsia="黑体"/>
         <w:b/>
         <w:bCs/>
       </w:rPr>
     </w:tblStylePr>
     <w:tblStylePr w:type="lastRow">
       <w:rPr>
+        <w:rFonts w:eastAsia="黑体"/>
         <w:b/>
         <w:bCs/>
       </w:rPr>
@@ -9495,12 +9887,14 @@
     </w:tblStylePr>
     <w:tblStylePr w:type="firstCol">
       <w:rPr>
+        <w:rFonts w:eastAsia="黑体"/>
         <w:b/>
         <w:bCs/>
       </w:rPr>
     </w:tblStylePr>
     <w:tblStylePr w:type="lastCol">
       <w:rPr>
+        <w:rFonts w:eastAsia="黑体"/>
         <w:b/>
         <w:bCs/>
       </w:rPr>
@@ -9550,12 +9944,14 @@
     </w:tcPr>
     <w:tblStylePr w:type="firstRow">
       <w:rPr>
+        <w:rFonts w:eastAsia="黑体"/>
         <w:b/>
         <w:bCs/>
       </w:rPr>
     </w:tblStylePr>
     <w:tblStylePr w:type="lastRow">
       <w:rPr>
+        <w:rFonts w:eastAsia="黑体"/>
         <w:b/>
         <w:bCs/>
       </w:rPr>
@@ -9568,12 +9964,14 @@
     </w:tblStylePr>
     <w:tblStylePr w:type="firstCol">
       <w:rPr>
+        <w:rFonts w:eastAsia="黑体"/>
         <w:b/>
         <w:bCs/>
       </w:rPr>
     </w:tblStylePr>
     <w:tblStylePr w:type="lastCol">
       <w:rPr>
+        <w:rFonts w:eastAsia="黑体"/>
         <w:b/>
         <w:bCs/>
       </w:rPr>
@@ -9623,12 +10021,14 @@
     </w:tcPr>
     <w:tblStylePr w:type="firstRow">
       <w:rPr>
+        <w:rFonts w:eastAsia="黑体"/>
         <w:b/>
         <w:bCs/>
       </w:rPr>
     </w:tblStylePr>
     <w:tblStylePr w:type="lastRow">
       <w:rPr>
+        <w:rFonts w:eastAsia="黑体"/>
         <w:b/>
         <w:bCs/>
       </w:rPr>
@@ -9641,12 +10041,14 @@
     </w:tblStylePr>
     <w:tblStylePr w:type="firstCol">
       <w:rPr>
+        <w:rFonts w:eastAsia="黑体"/>
         <w:b/>
         <w:bCs/>
       </w:rPr>
     </w:tblStylePr>
     <w:tblStylePr w:type="lastCol">
       <w:rPr>
+        <w:rFonts w:eastAsia="黑体"/>
         <w:b/>
         <w:bCs/>
       </w:rPr>
@@ -9696,12 +10098,14 @@
     </w:tcPr>
     <w:tblStylePr w:type="firstRow">
       <w:rPr>
+        <w:rFonts w:eastAsia="黑体"/>
         <w:b/>
         <w:bCs/>
       </w:rPr>
     </w:tblStylePr>
     <w:tblStylePr w:type="lastRow">
       <w:rPr>
+        <w:rFonts w:eastAsia="黑体"/>
         <w:b/>
         <w:bCs/>
       </w:rPr>
@@ -9714,12 +10118,14 @@
     </w:tblStylePr>
     <w:tblStylePr w:type="firstCol">
       <w:rPr>
+        <w:rFonts w:eastAsia="黑体"/>
         <w:b/>
         <w:bCs/>
       </w:rPr>
     </w:tblStylePr>
     <w:tblStylePr w:type="lastCol">
       <w:rPr>
+        <w:rFonts w:eastAsia="黑体"/>
         <w:b/>
         <w:bCs/>
       </w:rPr>
@@ -9769,12 +10175,14 @@
     </w:tcPr>
     <w:tblStylePr w:type="firstRow">
       <w:rPr>
+        <w:rFonts w:eastAsia="黑体"/>
         <w:b/>
         <w:bCs/>
       </w:rPr>
     </w:tblStylePr>
     <w:tblStylePr w:type="lastRow">
       <w:rPr>
+        <w:rFonts w:eastAsia="黑体"/>
         <w:b/>
         <w:bCs/>
       </w:rPr>
@@ -9787,12 +10195,14 @@
     </w:tblStylePr>
     <w:tblStylePr w:type="firstCol">
       <w:rPr>
+        <w:rFonts w:eastAsia="黑体"/>
         <w:b/>
         <w:bCs/>
       </w:rPr>
     </w:tblStylePr>
     <w:tblStylePr w:type="lastCol">
       <w:rPr>
+        <w:rFonts w:eastAsia="黑体"/>
         <w:b/>
         <w:bCs/>
       </w:rPr>
@@ -9842,12 +10252,14 @@
     </w:tcPr>
     <w:tblStylePr w:type="firstRow">
       <w:rPr>
+        <w:rFonts w:eastAsia="黑体"/>
         <w:b/>
         <w:bCs/>
       </w:rPr>
     </w:tblStylePr>
     <w:tblStylePr w:type="lastRow">
       <w:rPr>
+        <w:rFonts w:eastAsia="黑体"/>
         <w:b/>
         <w:bCs/>
       </w:rPr>
@@ -9860,12 +10272,14 @@
     </w:tblStylePr>
     <w:tblStylePr w:type="firstCol">
       <w:rPr>
+        <w:rFonts w:eastAsia="黑体"/>
         <w:b/>
         <w:bCs/>
       </w:rPr>
     </w:tblStylePr>
     <w:tblStylePr w:type="lastCol">
       <w:rPr>
+        <w:rFonts w:eastAsia="黑体"/>
         <w:b/>
         <w:bCs/>
       </w:rPr>
@@ -9892,7 +10306,7 @@
       <w:spacing w:after="0" w:line="240" w:lineRule="auto"/>
     </w:pPr>
     <w:rPr>
-      <w:rFonts w:asciiTheme="majorHAnsi" w:cstheme="majorBidi" w:eastAsiaTheme="majorEastAsia" w:hAnsiTheme="majorHAnsi"/>
+      <w:rFonts w:asciiTheme="majorHAnsi" w:cstheme="majorBidi" w:hAnsiTheme="majorHAnsi" w:eastAsia="黑体"/>
       <w:color w:themeColor="text1" w:val="000000"/>
     </w:rPr>
     <w:tblPr>
@@ -9919,6 +10333,7 @@
     </w:tcPr>
     <w:tblStylePr w:type="firstRow">
       <w:rPr>
+        <w:rFonts w:eastAsia="黑体"/>
         <w:b/>
         <w:bCs/>
         <w:color w:themeColor="text1" w:val="000000"/>
@@ -9930,6 +10345,7 @@
     </w:tblStylePr>
     <w:tblStylePr w:type="lastRow">
       <w:rPr>
+        <w:rFonts w:eastAsia="黑体"/>
         <w:b/>
         <w:bCs/>
         <w:color w:themeColor="text1" w:val="000000"/>
@@ -9949,6 +10365,7 @@
     </w:tblStylePr>
     <w:tblStylePr w:type="firstCol">
       <w:rPr>
+        <w:rFonts w:eastAsia="黑体"/>
         <w:b/>
         <w:bCs/>
         <w:color w:themeColor="text1" w:val="000000"/>
@@ -9968,6 +10385,7 @@
     </w:tblStylePr>
     <w:tblStylePr w:type="lastCol">
       <w:rPr>
+        <w:rFonts w:eastAsia="黑体"/>
         <w:b w:val="0"/>
         <w:bCs w:val="0"/>
         <w:color w:themeColor="text1" w:val="000000"/>
@@ -10017,7 +10435,7 @@
       <w:spacing w:after="0" w:line="240" w:lineRule="auto"/>
     </w:pPr>
     <w:rPr>
-      <w:rFonts w:asciiTheme="majorHAnsi" w:cstheme="majorBidi" w:eastAsiaTheme="majorEastAsia" w:hAnsiTheme="majorHAnsi"/>
+      <w:rFonts w:asciiTheme="majorHAnsi" w:cstheme="majorBidi" w:hAnsiTheme="majorHAnsi" w:eastAsia="黑体"/>
       <w:color w:themeColor="text1" w:val="000000"/>
     </w:rPr>
     <w:tblPr>
@@ -10044,6 +10462,7 @@
     </w:tcPr>
     <w:tblStylePr w:type="firstRow">
       <w:rPr>
+        <w:rFonts w:eastAsia="黑体"/>
         <w:b/>
         <w:bCs/>
         <w:color w:themeColor="text1" w:val="000000"/>
@@ -10055,6 +10474,7 @@
     </w:tblStylePr>
     <w:tblStylePr w:type="lastRow">
       <w:rPr>
+        <w:rFonts w:eastAsia="黑体"/>
         <w:b/>
         <w:bCs/>
         <w:color w:themeColor="text1" w:val="000000"/>
@@ -10074,6 +10494,7 @@
     </w:tblStylePr>
     <w:tblStylePr w:type="firstCol">
       <w:rPr>
+        <w:rFonts w:eastAsia="黑体"/>
         <w:b/>
         <w:bCs/>
         <w:color w:themeColor="text1" w:val="000000"/>
@@ -10093,6 +10514,7 @@
     </w:tblStylePr>
     <w:tblStylePr w:type="lastCol">
       <w:rPr>
+        <w:rFonts w:eastAsia="黑体"/>
         <w:b w:val="0"/>
         <w:bCs w:val="0"/>
         <w:color w:themeColor="text1" w:val="000000"/>
@@ -10142,7 +10564,7 @@
       <w:spacing w:after="0" w:line="240" w:lineRule="auto"/>
     </w:pPr>
     <w:rPr>
-      <w:rFonts w:asciiTheme="majorHAnsi" w:cstheme="majorBidi" w:eastAsiaTheme="majorEastAsia" w:hAnsiTheme="majorHAnsi"/>
+      <w:rFonts w:asciiTheme="majorHAnsi" w:cstheme="majorBidi" w:hAnsiTheme="majorHAnsi" w:eastAsia="黑体"/>
       <w:color w:themeColor="text1" w:val="000000"/>
     </w:rPr>
     <w:tblPr>
@@ -10169,6 +10591,7 @@
     </w:tcPr>
     <w:tblStylePr w:type="firstRow">
       <w:rPr>
+        <w:rFonts w:eastAsia="黑体"/>
         <w:b/>
         <w:bCs/>
         <w:color w:themeColor="text1" w:val="000000"/>
@@ -10180,6 +10603,7 @@
     </w:tblStylePr>
     <w:tblStylePr w:type="lastRow">
       <w:rPr>
+        <w:rFonts w:eastAsia="黑体"/>
         <w:b/>
         <w:bCs/>
         <w:color w:themeColor="text1" w:val="000000"/>
@@ -10199,6 +10623,7 @@
     </w:tblStylePr>
     <w:tblStylePr w:type="firstCol">
       <w:rPr>
+        <w:rFonts w:eastAsia="黑体"/>
         <w:b/>
         <w:bCs/>
         <w:color w:themeColor="text1" w:val="000000"/>
@@ -10218,6 +10643,7 @@
     </w:tblStylePr>
     <w:tblStylePr w:type="lastCol">
       <w:rPr>
+        <w:rFonts w:eastAsia="黑体"/>
         <w:b w:val="0"/>
         <w:bCs w:val="0"/>
         <w:color w:themeColor="text1" w:val="000000"/>
@@ -10267,7 +10693,7 @@
       <w:spacing w:after="0" w:line="240" w:lineRule="auto"/>
     </w:pPr>
     <w:rPr>
-      <w:rFonts w:asciiTheme="majorHAnsi" w:cstheme="majorBidi" w:eastAsiaTheme="majorEastAsia" w:hAnsiTheme="majorHAnsi"/>
+      <w:rFonts w:asciiTheme="majorHAnsi" w:cstheme="majorBidi" w:hAnsiTheme="majorHAnsi" w:eastAsia="黑体"/>
       <w:color w:themeColor="text1" w:val="000000"/>
     </w:rPr>
     <w:tblPr>
@@ -10294,6 +10720,7 @@
     </w:tcPr>
     <w:tblStylePr w:type="firstRow">
       <w:rPr>
+        <w:rFonts w:eastAsia="黑体"/>
         <w:b/>
         <w:bCs/>
         <w:color w:themeColor="text1" w:val="000000"/>
@@ -10305,6 +10732,7 @@
     </w:tblStylePr>
     <w:tblStylePr w:type="lastRow">
       <w:rPr>
+        <w:rFonts w:eastAsia="黑体"/>
         <w:b/>
         <w:bCs/>
         <w:color w:themeColor="text1" w:val="000000"/>
@@ -10324,6 +10752,7 @@
     </w:tblStylePr>
     <w:tblStylePr w:type="firstCol">
       <w:rPr>
+        <w:rFonts w:eastAsia="黑体"/>
         <w:b/>
         <w:bCs/>
         <w:color w:themeColor="text1" w:val="000000"/>
@@ -10343,6 +10772,7 @@
     </w:tblStylePr>
     <w:tblStylePr w:type="lastCol">
       <w:rPr>
+        <w:rFonts w:eastAsia="黑体"/>
         <w:b w:val="0"/>
         <w:bCs w:val="0"/>
         <w:color w:themeColor="text1" w:val="000000"/>
@@ -10392,7 +10822,7 @@
       <w:spacing w:after="0" w:line="240" w:lineRule="auto"/>
     </w:pPr>
     <w:rPr>
-      <w:rFonts w:asciiTheme="majorHAnsi" w:cstheme="majorBidi" w:eastAsiaTheme="majorEastAsia" w:hAnsiTheme="majorHAnsi"/>
+      <w:rFonts w:asciiTheme="majorHAnsi" w:cstheme="majorBidi" w:hAnsiTheme="majorHAnsi" w:eastAsia="黑体"/>
       <w:color w:themeColor="text1" w:val="000000"/>
     </w:rPr>
     <w:tblPr>
@@ -10419,6 +10849,7 @@
     </w:tcPr>
     <w:tblStylePr w:type="firstRow">
       <w:rPr>
+        <w:rFonts w:eastAsia="黑体"/>
         <w:b/>
         <w:bCs/>
         <w:color w:themeColor="text1" w:val="000000"/>
@@ -10430,6 +10861,7 @@
     </w:tblStylePr>
     <w:tblStylePr w:type="lastRow">
       <w:rPr>
+        <w:rFonts w:eastAsia="黑体"/>
         <w:b/>
         <w:bCs/>
         <w:color w:themeColor="text1" w:val="000000"/>
@@ -10449,6 +10881,7 @@
     </w:tblStylePr>
     <w:tblStylePr w:type="firstCol">
       <w:rPr>
+        <w:rFonts w:eastAsia="黑体"/>
         <w:b/>
         <w:bCs/>
         <w:color w:themeColor="text1" w:val="000000"/>
@@ -10468,6 +10901,7 @@
     </w:tblStylePr>
     <w:tblStylePr w:type="lastCol">
       <w:rPr>
+        <w:rFonts w:eastAsia="黑体"/>
         <w:b w:val="0"/>
         <w:bCs w:val="0"/>
         <w:color w:themeColor="text1" w:val="000000"/>
@@ -10517,7 +10951,7 @@
       <w:spacing w:after="0" w:line="240" w:lineRule="auto"/>
     </w:pPr>
     <w:rPr>
-      <w:rFonts w:asciiTheme="majorHAnsi" w:cstheme="majorBidi" w:eastAsiaTheme="majorEastAsia" w:hAnsiTheme="majorHAnsi"/>
+      <w:rFonts w:asciiTheme="majorHAnsi" w:cstheme="majorBidi" w:hAnsiTheme="majorHAnsi" w:eastAsia="黑体"/>
       <w:color w:themeColor="text1" w:val="000000"/>
     </w:rPr>
     <w:tblPr>
@@ -10544,6 +10978,7 @@
     </w:tcPr>
     <w:tblStylePr w:type="firstRow">
       <w:rPr>
+        <w:rFonts w:eastAsia="黑体"/>
         <w:b/>
         <w:bCs/>
         <w:color w:themeColor="text1" w:val="000000"/>
@@ -10555,6 +10990,7 @@
     </w:tblStylePr>
     <w:tblStylePr w:type="lastRow">
       <w:rPr>
+        <w:rFonts w:eastAsia="黑体"/>
         <w:b/>
         <w:bCs/>
         <w:color w:themeColor="text1" w:val="000000"/>
@@ -10574,6 +11010,7 @@
     </w:tblStylePr>
     <w:tblStylePr w:type="firstCol">
       <w:rPr>
+        <w:rFonts w:eastAsia="黑体"/>
         <w:b/>
         <w:bCs/>
         <w:color w:themeColor="text1" w:val="000000"/>
@@ -10593,6 +11030,7 @@
     </w:tblStylePr>
     <w:tblStylePr w:type="lastCol">
       <w:rPr>
+        <w:rFonts w:eastAsia="黑体"/>
         <w:b w:val="0"/>
         <w:bCs w:val="0"/>
         <w:color w:themeColor="text1" w:val="000000"/>
@@ -10642,7 +11080,7 @@
       <w:spacing w:after="0" w:line="240" w:lineRule="auto"/>
     </w:pPr>
     <w:rPr>
-      <w:rFonts w:asciiTheme="majorHAnsi" w:cstheme="majorBidi" w:eastAsiaTheme="majorEastAsia" w:hAnsiTheme="majorHAnsi"/>
+      <w:rFonts w:asciiTheme="majorHAnsi" w:cstheme="majorBidi" w:hAnsiTheme="majorHAnsi" w:eastAsia="黑体"/>
       <w:color w:themeColor="text1" w:val="000000"/>
     </w:rPr>
     <w:tblPr>
@@ -10669,6 +11107,7 @@
     </w:tcPr>
     <w:tblStylePr w:type="firstRow">
       <w:rPr>
+        <w:rFonts w:eastAsia="黑体"/>
         <w:b/>
         <w:bCs/>
         <w:color w:themeColor="text1" w:val="000000"/>
@@ -10680,6 +11119,7 @@
     </w:tblStylePr>
     <w:tblStylePr w:type="lastRow">
       <w:rPr>
+        <w:rFonts w:eastAsia="黑体"/>
         <w:b/>
         <w:bCs/>
         <w:color w:themeColor="text1" w:val="000000"/>
@@ -10699,6 +11139,7 @@
     </w:tblStylePr>
     <w:tblStylePr w:type="firstCol">
       <w:rPr>
+        <w:rFonts w:eastAsia="黑体"/>
         <w:b/>
         <w:bCs/>
         <w:color w:themeColor="text1" w:val="000000"/>
@@ -10718,6 +11159,7 @@
     </w:tblStylePr>
     <w:tblStylePr w:type="lastCol">
       <w:rPr>
+        <w:rFonts w:eastAsia="黑体"/>
         <w:b w:val="0"/>
         <w:bCs w:val="0"/>
         <w:color w:themeColor="text1" w:val="000000"/>
@@ -10790,6 +11232,7 @@
     </w:tcPr>
     <w:tblStylePr w:type="firstRow">
       <w:rPr>
+        <w:rFonts w:eastAsia="黑体"/>
         <w:b/>
         <w:bCs/>
         <w:i w:val="0"/>
@@ -10811,6 +11254,7 @@
     </w:tblStylePr>
     <w:tblStylePr w:type="lastRow">
       <w:rPr>
+        <w:rFonts w:eastAsia="黑体"/>
         <w:b/>
         <w:bCs/>
         <w:i w:val="0"/>
@@ -10832,6 +11276,7 @@
     </w:tblStylePr>
     <w:tblStylePr w:type="firstCol">
       <w:rPr>
+        <w:rFonts w:eastAsia="黑体"/>
         <w:b/>
         <w:bCs/>
         <w:i w:val="0"/>
@@ -10851,6 +11296,7 @@
     </w:tblStylePr>
     <w:tblStylePr w:type="lastCol">
       <w:rPr>
+        <w:rFonts w:eastAsia="黑体"/>
         <w:b/>
         <w:bCs/>
         <w:i w:val="0"/>
@@ -10931,6 +11377,7 @@
     </w:tcPr>
     <w:tblStylePr w:type="firstRow">
       <w:rPr>
+        <w:rFonts w:eastAsia="黑体"/>
         <w:b/>
         <w:bCs/>
         <w:i w:val="0"/>
@@ -10952,6 +11399,7 @@
     </w:tblStylePr>
     <w:tblStylePr w:type="lastRow">
       <w:rPr>
+        <w:rFonts w:eastAsia="黑体"/>
         <w:b/>
         <w:bCs/>
         <w:i w:val="0"/>
@@ -10973,6 +11421,7 @@
     </w:tblStylePr>
     <w:tblStylePr w:type="firstCol">
       <w:rPr>
+        <w:rFonts w:eastAsia="黑体"/>
         <w:b/>
         <w:bCs/>
         <w:i w:val="0"/>
@@ -10992,6 +11441,7 @@
     </w:tblStylePr>
     <w:tblStylePr w:type="lastCol">
       <w:rPr>
+        <w:rFonts w:eastAsia="黑体"/>
         <w:b/>
         <w:bCs/>
         <w:i w:val="0"/>
@@ -11072,6 +11522,7 @@
     </w:tcPr>
     <w:tblStylePr w:type="firstRow">
       <w:rPr>
+        <w:rFonts w:eastAsia="黑体"/>
         <w:b/>
         <w:bCs/>
         <w:i w:val="0"/>
@@ -11093,6 +11544,7 @@
     </w:tblStylePr>
     <w:tblStylePr w:type="lastRow">
       <w:rPr>
+        <w:rFonts w:eastAsia="黑体"/>
         <w:b/>
         <w:bCs/>
         <w:i w:val="0"/>
@@ -11114,6 +11566,7 @@
     </w:tblStylePr>
     <w:tblStylePr w:type="firstCol">
       <w:rPr>
+        <w:rFonts w:eastAsia="黑体"/>
         <w:b/>
         <w:bCs/>
         <w:i w:val="0"/>
@@ -11133,6 +11586,7 @@
     </w:tblStylePr>
     <w:tblStylePr w:type="lastCol">
       <w:rPr>
+        <w:rFonts w:eastAsia="黑体"/>
         <w:b/>
         <w:bCs/>
         <w:i w:val="0"/>
@@ -11213,6 +11667,7 @@
     </w:tcPr>
     <w:tblStylePr w:type="firstRow">
       <w:rPr>
+        <w:rFonts w:eastAsia="黑体"/>
         <w:b/>
         <w:bCs/>
         <w:i w:val="0"/>
@@ -11234,6 +11689,7 @@
     </w:tblStylePr>
     <w:tblStylePr w:type="lastRow">
       <w:rPr>
+        <w:rFonts w:eastAsia="黑体"/>
         <w:b/>
         <w:bCs/>
         <w:i w:val="0"/>
@@ -11255,6 +11711,7 @@
     </w:tblStylePr>
     <w:tblStylePr w:type="firstCol">
       <w:rPr>
+        <w:rFonts w:eastAsia="黑体"/>
         <w:b/>
         <w:bCs/>
         <w:i w:val="0"/>
@@ -11274,6 +11731,7 @@
     </w:tblStylePr>
     <w:tblStylePr w:type="lastCol">
       <w:rPr>
+        <w:rFonts w:eastAsia="黑体"/>
         <w:b/>
         <w:bCs/>
         <w:i w:val="0"/>
@@ -11354,6 +11812,7 @@
     </w:tcPr>
     <w:tblStylePr w:type="firstRow">
       <w:rPr>
+        <w:rFonts w:eastAsia="黑体"/>
         <w:b/>
         <w:bCs/>
         <w:i w:val="0"/>
@@ -11375,6 +11834,7 @@
     </w:tblStylePr>
     <w:tblStylePr w:type="lastRow">
       <w:rPr>
+        <w:rFonts w:eastAsia="黑体"/>
         <w:b/>
         <w:bCs/>
         <w:i w:val="0"/>
@@ -11396,6 +11856,7 @@
     </w:tblStylePr>
     <w:tblStylePr w:type="firstCol">
       <w:rPr>
+        <w:rFonts w:eastAsia="黑体"/>
         <w:b/>
         <w:bCs/>
         <w:i w:val="0"/>
@@ -11415,6 +11876,7 @@
     </w:tblStylePr>
     <w:tblStylePr w:type="lastCol">
       <w:rPr>
+        <w:rFonts w:eastAsia="黑体"/>
         <w:b/>
         <w:bCs/>
         <w:i w:val="0"/>
@@ -11495,6 +11957,7 @@
     </w:tcPr>
     <w:tblStylePr w:type="firstRow">
       <w:rPr>
+        <w:rFonts w:eastAsia="黑体"/>
         <w:b/>
         <w:bCs/>
         <w:i w:val="0"/>
@@ -11516,6 +11979,7 @@
     </w:tblStylePr>
     <w:tblStylePr w:type="lastRow">
       <w:rPr>
+        <w:rFonts w:eastAsia="黑体"/>
         <w:b/>
         <w:bCs/>
         <w:i w:val="0"/>
@@ -11537,6 +12001,7 @@
     </w:tblStylePr>
     <w:tblStylePr w:type="firstCol">
       <w:rPr>
+        <w:rFonts w:eastAsia="黑体"/>
         <w:b/>
         <w:bCs/>
         <w:i w:val="0"/>
@@ -11556,6 +12021,7 @@
     </w:tblStylePr>
     <w:tblStylePr w:type="lastCol">
       <w:rPr>
+        <w:rFonts w:eastAsia="黑体"/>
         <w:b/>
         <w:bCs/>
         <w:i w:val="0"/>
@@ -11636,6 +12102,7 @@
     </w:tcPr>
     <w:tblStylePr w:type="firstRow">
       <w:rPr>
+        <w:rFonts w:eastAsia="黑体"/>
         <w:b/>
         <w:bCs/>
         <w:i w:val="0"/>
@@ -11657,6 +12124,7 @@
     </w:tblStylePr>
     <w:tblStylePr w:type="lastRow">
       <w:rPr>
+        <w:rFonts w:eastAsia="黑体"/>
         <w:b/>
         <w:bCs/>
         <w:i w:val="0"/>
@@ -11678,6 +12146,7 @@
     </w:tblStylePr>
     <w:tblStylePr w:type="firstCol">
       <w:rPr>
+        <w:rFonts w:eastAsia="黑体"/>
         <w:b/>
         <w:bCs/>
         <w:i w:val="0"/>
@@ -11697,6 +12166,7 @@
     </w:tblStylePr>
     <w:tblStylePr w:type="lastCol">
       <w:rPr>
+        <w:rFonts w:eastAsia="黑体"/>
         <w:b/>
         <w:bCs/>
         <w:i w:val="0"/>
@@ -11754,6 +12224,7 @@
       <w:spacing w:after="0" w:line="240" w:lineRule="auto"/>
     </w:pPr>
     <w:rPr>
+      <w:rFonts w:eastAsia="黑体"/>
       <w:color w:themeColor="background1" w:val="FFFFFF"/>
     </w:rPr>
     <w:tblPr>
@@ -11772,6 +12243,7 @@
     </w:tcPr>
     <w:tblStylePr w:type="firstRow">
       <w:rPr>
+        <w:rFonts w:eastAsia="黑体"/>
         <w:b/>
         <w:bCs/>
       </w:rPr>
@@ -11868,6 +12340,7 @@
       <w:spacing w:after="0" w:line="240" w:lineRule="auto"/>
     </w:pPr>
     <w:rPr>
+      <w:rFonts w:eastAsia="黑体"/>
       <w:color w:themeColor="background1" w:val="FFFFFF"/>
     </w:rPr>
     <w:tblPr>
@@ -11886,6 +12359,7 @@
     </w:tcPr>
     <w:tblStylePr w:type="firstRow">
       <w:rPr>
+        <w:rFonts w:eastAsia="黑体"/>
         <w:b/>
         <w:bCs/>
       </w:rPr>
@@ -11982,6 +12456,7 @@
       <w:spacing w:after="0" w:line="240" w:lineRule="auto"/>
     </w:pPr>
     <w:rPr>
+      <w:rFonts w:eastAsia="黑体"/>
       <w:color w:themeColor="background1" w:val="FFFFFF"/>
     </w:rPr>
     <w:tblPr>
@@ -12000,6 +12475,7 @@
     </w:tcPr>
     <w:tblStylePr w:type="firstRow">
       <w:rPr>
+        <w:rFonts w:eastAsia="黑体"/>
         <w:b/>
         <w:bCs/>
       </w:rPr>
@@ -12096,6 +12572,7 @@
       <w:spacing w:after="0" w:line="240" w:lineRule="auto"/>
     </w:pPr>
     <w:rPr>
+      <w:rFonts w:eastAsia="黑体"/>
       <w:color w:themeColor="background1" w:val="FFFFFF"/>
     </w:rPr>
     <w:tblPr>
@@ -12114,6 +12591,7 @@
     </w:tcPr>
     <w:tblStylePr w:type="firstRow">
       <w:rPr>
+        <w:rFonts w:eastAsia="黑体"/>
         <w:b/>
         <w:bCs/>
       </w:rPr>
@@ -12210,6 +12688,7 @@
       <w:spacing w:after="0" w:line="240" w:lineRule="auto"/>
     </w:pPr>
     <w:rPr>
+      <w:rFonts w:eastAsia="黑体"/>
       <w:color w:themeColor="background1" w:val="FFFFFF"/>
     </w:rPr>
     <w:tblPr>
@@ -12228,6 +12707,7 @@
     </w:tcPr>
     <w:tblStylePr w:type="firstRow">
       <w:rPr>
+        <w:rFonts w:eastAsia="黑体"/>
         <w:b/>
         <w:bCs/>
       </w:rPr>
@@ -12324,6 +12804,7 @@
       <w:spacing w:after="0" w:line="240" w:lineRule="auto"/>
     </w:pPr>
     <w:rPr>
+      <w:rFonts w:eastAsia="黑体"/>
       <w:color w:themeColor="background1" w:val="FFFFFF"/>
     </w:rPr>
     <w:tblPr>
@@ -12342,6 +12823,7 @@
     </w:tcPr>
     <w:tblStylePr w:type="firstRow">
       <w:rPr>
+        <w:rFonts w:eastAsia="黑体"/>
         <w:b/>
         <w:bCs/>
       </w:rPr>
@@ -12438,6 +12920,7 @@
       <w:spacing w:after="0" w:line="240" w:lineRule="auto"/>
     </w:pPr>
     <w:rPr>
+      <w:rFonts w:eastAsia="黑体"/>
       <w:color w:themeColor="background1" w:val="FFFFFF"/>
     </w:rPr>
     <w:tblPr>
@@ -12456,6 +12939,7 @@
     </w:tcPr>
     <w:tblStylePr w:type="firstRow">
       <w:rPr>
+        <w:rFonts w:eastAsia="黑体"/>
         <w:b/>
         <w:bCs/>
       </w:rPr>
@@ -12552,6 +13036,7 @@
       <w:spacing w:after="0" w:line="240" w:lineRule="auto"/>
     </w:pPr>
     <w:rPr>
+      <w:rFonts w:eastAsia="黑体"/>
       <w:color w:themeColor="text1" w:val="000000"/>
     </w:rPr>
     <w:tblPr>
@@ -12578,6 +13063,7 @@
     </w:tcPr>
     <w:tblStylePr w:type="firstRow">
       <w:rPr>
+        <w:rFonts w:eastAsia="黑体"/>
         <w:b/>
         <w:bCs/>
       </w:rPr>
@@ -12596,6 +13082,7 @@
     </w:tblStylePr>
     <w:tblStylePr w:type="lastRow">
       <w:rPr>
+        <w:rFonts w:eastAsia="黑体"/>
         <w:b/>
         <w:bCs/>
         <w:color w:themeColor="background1" w:val="FFFFFF"/>
@@ -12610,6 +13097,7 @@
     </w:tblStylePr>
     <w:tblStylePr w:type="firstCol">
       <w:rPr>
+        <w:rFonts w:eastAsia="黑体"/>
         <w:color w:themeColor="background1" w:val="FFFFFF"/>
       </w:rPr>
       <w:tblPr/>
@@ -12627,6 +13115,7 @@
     </w:tblStylePr>
     <w:tblStylePr w:type="lastCol">
       <w:rPr>
+        <w:rFonts w:eastAsia="黑体"/>
         <w:color w:themeColor="background1" w:val="FFFFFF"/>
       </w:rPr>
       <w:tblPr/>
@@ -12656,11 +13145,13 @@
     </w:tblStylePr>
     <w:tblStylePr w:type="neCell">
       <w:rPr>
+        <w:rFonts w:eastAsia="黑体"/>
         <w:color w:themeColor="text1" w:val="000000"/>
       </w:rPr>
     </w:tblStylePr>
     <w:tblStylePr w:type="nwCell">
       <w:rPr>
+        <w:rFonts w:eastAsia="黑体"/>
         <w:color w:themeColor="text1" w:val="000000"/>
       </w:rPr>
     </w:tblStylePr>
@@ -12674,6 +13165,7 @@
       <w:spacing w:after="0" w:line="240" w:lineRule="auto"/>
     </w:pPr>
     <w:rPr>
+      <w:rFonts w:eastAsia="黑体"/>
       <w:color w:themeColor="text1" w:val="000000"/>
     </w:rPr>
     <w:tblPr>
@@ -12700,6 +13192,7 @@
     </w:tcPr>
     <w:tblStylePr w:type="firstRow">
       <w:rPr>
+        <w:rFonts w:eastAsia="黑体"/>
         <w:b/>
         <w:bCs/>
       </w:rPr>
@@ -12718,6 +13211,7 @@
     </w:tblStylePr>
     <w:tblStylePr w:type="lastRow">
       <w:rPr>
+        <w:rFonts w:eastAsia="黑体"/>
         <w:b/>
         <w:bCs/>
         <w:color w:themeColor="background1" w:val="FFFFFF"/>
@@ -12732,6 +13226,7 @@
     </w:tblStylePr>
     <w:tblStylePr w:type="firstCol">
       <w:rPr>
+        <w:rFonts w:eastAsia="黑体"/>
         <w:color w:themeColor="background1" w:val="FFFFFF"/>
       </w:rPr>
       <w:tblPr/>
@@ -12749,6 +13244,7 @@
     </w:tblStylePr>
     <w:tblStylePr w:type="lastCol">
       <w:rPr>
+        <w:rFonts w:eastAsia="黑体"/>
         <w:color w:themeColor="background1" w:val="FFFFFF"/>
       </w:rPr>
       <w:tblPr/>
@@ -12778,11 +13274,13 @@
     </w:tblStylePr>
     <w:tblStylePr w:type="neCell">
       <w:rPr>
+        <w:rFonts w:eastAsia="黑体"/>
         <w:color w:themeColor="text1" w:val="000000"/>
       </w:rPr>
     </w:tblStylePr>
     <w:tblStylePr w:type="nwCell">
       <w:rPr>
+        <w:rFonts w:eastAsia="黑体"/>
         <w:color w:themeColor="text1" w:val="000000"/>
       </w:rPr>
     </w:tblStylePr>
@@ -12796,6 +13294,7 @@
       <w:spacing w:after="0" w:line="240" w:lineRule="auto"/>
     </w:pPr>
     <w:rPr>
+      <w:rFonts w:eastAsia="黑体"/>
       <w:color w:themeColor="text1" w:val="000000"/>
     </w:rPr>
     <w:tblPr>
@@ -12822,6 +13321,7 @@
     </w:tcPr>
     <w:tblStylePr w:type="firstRow">
       <w:rPr>
+        <w:rFonts w:eastAsia="黑体"/>
         <w:b/>
         <w:bCs/>
       </w:rPr>
@@ -12840,6 +13340,7 @@
     </w:tblStylePr>
     <w:tblStylePr w:type="lastRow">
       <w:rPr>
+        <w:rFonts w:eastAsia="黑体"/>
         <w:b/>
         <w:bCs/>
         <w:color w:themeColor="background1" w:val="FFFFFF"/>
@@ -12854,6 +13355,7 @@
     </w:tblStylePr>
     <w:tblStylePr w:type="firstCol">
       <w:rPr>
+        <w:rFonts w:eastAsia="黑体"/>
         <w:color w:themeColor="background1" w:val="FFFFFF"/>
       </w:rPr>
       <w:tblPr/>
@@ -12871,6 +13373,7 @@
     </w:tblStylePr>
     <w:tblStylePr w:type="lastCol">
       <w:rPr>
+        <w:rFonts w:eastAsia="黑体"/>
         <w:color w:themeColor="background1" w:val="FFFFFF"/>
       </w:rPr>
       <w:tblPr/>
@@ -12900,11 +13403,13 @@
     </w:tblStylePr>
     <w:tblStylePr w:type="neCell">
       <w:rPr>
+        <w:rFonts w:eastAsia="黑体"/>
         <w:color w:themeColor="text1" w:val="000000"/>
       </w:rPr>
     </w:tblStylePr>
     <w:tblStylePr w:type="nwCell">
       <w:rPr>
+        <w:rFonts w:eastAsia="黑体"/>
         <w:color w:themeColor="text1" w:val="000000"/>
       </w:rPr>
     </w:tblStylePr>
@@ -12918,6 +13423,7 @@
       <w:spacing w:after="0" w:line="240" w:lineRule="auto"/>
     </w:pPr>
     <w:rPr>
+      <w:rFonts w:eastAsia="黑体"/>
       <w:color w:themeColor="text1" w:val="000000"/>
     </w:rPr>
     <w:tblPr>
@@ -12944,6 +13450,7 @@
     </w:tcPr>
     <w:tblStylePr w:type="firstRow">
       <w:rPr>
+        <w:rFonts w:eastAsia="黑体"/>
         <w:b/>
         <w:bCs/>
       </w:rPr>
@@ -12962,6 +13469,7 @@
     </w:tblStylePr>
     <w:tblStylePr w:type="lastRow">
       <w:rPr>
+        <w:rFonts w:eastAsia="黑体"/>
         <w:b/>
         <w:bCs/>
         <w:color w:themeColor="background1" w:val="FFFFFF"/>
@@ -12976,6 +13484,7 @@
     </w:tblStylePr>
     <w:tblStylePr w:type="firstCol">
       <w:rPr>
+        <w:rFonts w:eastAsia="黑体"/>
         <w:color w:themeColor="background1" w:val="FFFFFF"/>
       </w:rPr>
       <w:tblPr/>
@@ -12993,6 +13502,7 @@
     </w:tblStylePr>
     <w:tblStylePr w:type="lastCol">
       <w:rPr>
+        <w:rFonts w:eastAsia="黑体"/>
         <w:color w:themeColor="background1" w:val="FFFFFF"/>
       </w:rPr>
       <w:tblPr/>
@@ -13030,6 +13540,7 @@
       <w:spacing w:after="0" w:line="240" w:lineRule="auto"/>
     </w:pPr>
     <w:rPr>
+      <w:rFonts w:eastAsia="黑体"/>
       <w:color w:themeColor="text1" w:val="000000"/>
     </w:rPr>
     <w:tblPr>
@@ -13056,6 +13567,7 @@
     </w:tcPr>
     <w:tblStylePr w:type="firstRow">
       <w:rPr>
+        <w:rFonts w:eastAsia="黑体"/>
         <w:b/>
         <w:bCs/>
       </w:rPr>
@@ -13074,6 +13586,7 @@
     </w:tblStylePr>
     <w:tblStylePr w:type="lastRow">
       <w:rPr>
+        <w:rFonts w:eastAsia="黑体"/>
         <w:b/>
         <w:bCs/>
         <w:color w:themeColor="background1" w:val="FFFFFF"/>
@@ -13088,6 +13601,7 @@
     </w:tblStylePr>
     <w:tblStylePr w:type="firstCol">
       <w:rPr>
+        <w:rFonts w:eastAsia="黑体"/>
         <w:color w:themeColor="background1" w:val="FFFFFF"/>
       </w:rPr>
       <w:tblPr/>
@@ -13105,6 +13619,7 @@
     </w:tblStylePr>
     <w:tblStylePr w:type="lastCol">
       <w:rPr>
+        <w:rFonts w:eastAsia="黑体"/>
         <w:color w:themeColor="background1" w:val="FFFFFF"/>
       </w:rPr>
       <w:tblPr/>
@@ -13134,11 +13649,13 @@
     </w:tblStylePr>
     <w:tblStylePr w:type="neCell">
       <w:rPr>
+        <w:rFonts w:eastAsia="黑体"/>
         <w:color w:themeColor="text1" w:val="000000"/>
       </w:rPr>
     </w:tblStylePr>
     <w:tblStylePr w:type="nwCell">
       <w:rPr>
+        <w:rFonts w:eastAsia="黑体"/>
         <w:color w:themeColor="text1" w:val="000000"/>
       </w:rPr>
     </w:tblStylePr>
@@ -13152,6 +13669,7 @@
       <w:spacing w:after="0" w:line="240" w:lineRule="auto"/>
     </w:pPr>
     <w:rPr>
+      <w:rFonts w:eastAsia="黑体"/>
       <w:color w:themeColor="text1" w:val="000000"/>
     </w:rPr>
     <w:tblPr>
@@ -13178,6 +13696,7 @@
     </w:tcPr>
     <w:tblStylePr w:type="firstRow">
       <w:rPr>
+        <w:rFonts w:eastAsia="黑体"/>
         <w:b/>
         <w:bCs/>
       </w:rPr>
@@ -13196,6 +13715,7 @@
     </w:tblStylePr>
     <w:tblStylePr w:type="lastRow">
       <w:rPr>
+        <w:rFonts w:eastAsia="黑体"/>
         <w:b/>
         <w:bCs/>
         <w:color w:themeColor="background1" w:val="FFFFFF"/>
@@ -13210,6 +13730,7 @@
     </w:tblStylePr>
     <w:tblStylePr w:type="firstCol">
       <w:rPr>
+        <w:rFonts w:eastAsia="黑体"/>
         <w:color w:themeColor="background1" w:val="FFFFFF"/>
       </w:rPr>
       <w:tblPr/>
@@ -13227,6 +13748,7 @@
     </w:tblStylePr>
     <w:tblStylePr w:type="lastCol">
       <w:rPr>
+        <w:rFonts w:eastAsia="黑体"/>
         <w:color w:themeColor="background1" w:val="FFFFFF"/>
       </w:rPr>
       <w:tblPr/>
@@ -13256,11 +13778,13 @@
     </w:tblStylePr>
     <w:tblStylePr w:type="neCell">
       <w:rPr>
+        <w:rFonts w:eastAsia="黑体"/>
         <w:color w:themeColor="text1" w:val="000000"/>
       </w:rPr>
     </w:tblStylePr>
     <w:tblStylePr w:type="nwCell">
       <w:rPr>
+        <w:rFonts w:eastAsia="黑体"/>
         <w:color w:themeColor="text1" w:val="000000"/>
       </w:rPr>
     </w:tblStylePr>
@@ -13274,6 +13798,7 @@
       <w:spacing w:after="0" w:line="240" w:lineRule="auto"/>
     </w:pPr>
     <w:rPr>
+      <w:rFonts w:eastAsia="黑体"/>
       <w:color w:themeColor="text1" w:val="000000"/>
     </w:rPr>
     <w:tblPr>
@@ -13300,6 +13825,7 @@
     </w:tcPr>
     <w:tblStylePr w:type="firstRow">
       <w:rPr>
+        <w:rFonts w:eastAsia="黑体"/>
         <w:b/>
         <w:bCs/>
       </w:rPr>
@@ -13318,6 +13844,7 @@
     </w:tblStylePr>
     <w:tblStylePr w:type="lastRow">
       <w:rPr>
+        <w:rFonts w:eastAsia="黑体"/>
         <w:b/>
         <w:bCs/>
         <w:color w:themeColor="background1" w:val="FFFFFF"/>
@@ -13332,6 +13859,7 @@
     </w:tblStylePr>
     <w:tblStylePr w:type="firstCol">
       <w:rPr>
+        <w:rFonts w:eastAsia="黑体"/>
         <w:color w:themeColor="background1" w:val="FFFFFF"/>
       </w:rPr>
       <w:tblPr/>
@@ -13349,6 +13877,7 @@
     </w:tblStylePr>
     <w:tblStylePr w:type="lastCol">
       <w:rPr>
+        <w:rFonts w:eastAsia="黑体"/>
         <w:color w:themeColor="background1" w:val="FFFFFF"/>
       </w:rPr>
       <w:tblPr/>
@@ -13378,11 +13907,13 @@
     </w:tblStylePr>
     <w:tblStylePr w:type="neCell">
       <w:rPr>
+        <w:rFonts w:eastAsia="黑体"/>
         <w:color w:themeColor="text1" w:val="000000"/>
       </w:rPr>
     </w:tblStylePr>
     <w:tblStylePr w:type="nwCell">
       <w:rPr>
+        <w:rFonts w:eastAsia="黑体"/>
         <w:color w:themeColor="text1" w:val="000000"/>
       </w:rPr>
     </w:tblStylePr>
@@ -13396,6 +13927,7 @@
       <w:spacing w:after="0" w:line="240" w:lineRule="auto"/>
     </w:pPr>
     <w:rPr>
+      <w:rFonts w:eastAsia="黑体"/>
       <w:color w:themeColor="text1" w:val="000000"/>
     </w:rPr>
     <w:tblPr>
@@ -13414,6 +13946,7 @@
     </w:tcPr>
     <w:tblStylePr w:type="firstRow">
       <w:rPr>
+        <w:rFonts w:eastAsia="黑体"/>
         <w:b/>
         <w:bCs/>
         <w:color w:themeColor="background1" w:val="FFFFFF"/>
@@ -13428,6 +13961,7 @@
     </w:tblStylePr>
     <w:tblStylePr w:type="lastRow">
       <w:rPr>
+        <w:rFonts w:eastAsia="黑体"/>
         <w:b/>
         <w:bCs/>
         <w:color w:themeColor="accent2" w:themeShade="CC" w:val="9E3A38"/>
@@ -13442,12 +13976,14 @@
     </w:tblStylePr>
     <w:tblStylePr w:type="firstCol">
       <w:rPr>
+        <w:rFonts w:eastAsia="黑体"/>
         <w:b/>
         <w:bCs/>
       </w:rPr>
     </w:tblStylePr>
     <w:tblStylePr w:type="lastCol">
       <w:rPr>
+        <w:rFonts w:eastAsia="黑体"/>
         <w:b/>
         <w:bCs/>
       </w:rPr>
@@ -13482,6 +14018,7 @@
       <w:spacing w:after="0" w:line="240" w:lineRule="auto"/>
     </w:pPr>
     <w:rPr>
+      <w:rFonts w:eastAsia="黑体"/>
       <w:color w:themeColor="text1" w:val="000000"/>
     </w:rPr>
     <w:tblPr>
@@ -13500,6 +14037,7 @@
     </w:tcPr>
     <w:tblStylePr w:type="firstRow">
       <w:rPr>
+        <w:rFonts w:eastAsia="黑体"/>
         <w:b/>
         <w:bCs/>
         <w:color w:themeColor="background1" w:val="FFFFFF"/>
@@ -13514,6 +14052,7 @@
     </w:tblStylePr>
     <w:tblStylePr w:type="lastRow">
       <w:rPr>
+        <w:rFonts w:eastAsia="黑体"/>
         <w:b/>
         <w:bCs/>
         <w:color w:themeColor="accent2" w:themeShade="CC" w:val="9E3A38"/>
@@ -13528,12 +14067,14 @@
     </w:tblStylePr>
     <w:tblStylePr w:type="firstCol">
       <w:rPr>
+        <w:rFonts w:eastAsia="黑体"/>
         <w:b/>
         <w:bCs/>
       </w:rPr>
     </w:tblStylePr>
     <w:tblStylePr w:type="lastCol">
       <w:rPr>
+        <w:rFonts w:eastAsia="黑体"/>
         <w:b/>
         <w:bCs/>
       </w:rPr>
@@ -13568,6 +14109,7 @@
       <w:spacing w:after="0" w:line="240" w:lineRule="auto"/>
     </w:pPr>
     <w:rPr>
+      <w:rFonts w:eastAsia="黑体"/>
       <w:color w:themeColor="text1" w:val="000000"/>
     </w:rPr>
     <w:tblPr>
@@ -13586,6 +14128,7 @@
     </w:tcPr>
     <w:tblStylePr w:type="firstRow">
       <w:rPr>
+        <w:rFonts w:eastAsia="黑体"/>
         <w:b/>
         <w:bCs/>
         <w:color w:themeColor="background1" w:val="FFFFFF"/>
@@ -13600,6 +14143,7 @@
     </w:tblStylePr>
     <w:tblStylePr w:type="lastRow">
       <w:rPr>
+        <w:rFonts w:eastAsia="黑体"/>
         <w:b/>
         <w:bCs/>
         <w:color w:themeColor="accent2" w:themeShade="CC" w:val="9E3A38"/>
@@ -13614,12 +14158,14 @@
     </w:tblStylePr>
     <w:tblStylePr w:type="firstCol">
       <w:rPr>
+        <w:rFonts w:eastAsia="黑体"/>
         <w:b/>
         <w:bCs/>
       </w:rPr>
     </w:tblStylePr>
     <w:tblStylePr w:type="lastCol">
       <w:rPr>
+        <w:rFonts w:eastAsia="黑体"/>
         <w:b/>
         <w:bCs/>
       </w:rPr>
@@ -13654,6 +14200,7 @@
       <w:spacing w:after="0" w:line="240" w:lineRule="auto"/>
     </w:pPr>
     <w:rPr>
+      <w:rFonts w:eastAsia="黑体"/>
       <w:color w:themeColor="text1" w:val="000000"/>
     </w:rPr>
     <w:tblPr>
@@ -13672,6 +14219,7 @@
     </w:tcPr>
     <w:tblStylePr w:type="firstRow">
       <w:rPr>
+        <w:rFonts w:eastAsia="黑体"/>
         <w:b/>
         <w:bCs/>
         <w:color w:themeColor="background1" w:val="FFFFFF"/>
@@ -13686,6 +14234,7 @@
     </w:tblStylePr>
     <w:tblStylePr w:type="lastRow">
       <w:rPr>
+        <w:rFonts w:eastAsia="黑体"/>
         <w:b/>
         <w:bCs/>
         <w:color w:themeColor="accent4" w:themeShade="CC" w:val="664E82"/>
@@ -13700,12 +14249,14 @@
     </w:tblStylePr>
     <w:tblStylePr w:type="firstCol">
       <w:rPr>
+        <w:rFonts w:eastAsia="黑体"/>
         <w:b/>
         <w:bCs/>
       </w:rPr>
     </w:tblStylePr>
     <w:tblStylePr w:type="lastCol">
       <w:rPr>
+        <w:rFonts w:eastAsia="黑体"/>
         <w:b/>
         <w:bCs/>
       </w:rPr>
@@ -13740,6 +14291,7 @@
       <w:spacing w:after="0" w:line="240" w:lineRule="auto"/>
     </w:pPr>
     <w:rPr>
+      <w:rFonts w:eastAsia="黑体"/>
       <w:color w:themeColor="text1" w:val="000000"/>
     </w:rPr>
     <w:tblPr>
@@ -13758,6 +14310,7 @@
     </w:tcPr>
     <w:tblStylePr w:type="firstRow">
       <w:rPr>
+        <w:rFonts w:eastAsia="黑体"/>
         <w:b/>
         <w:bCs/>
         <w:color w:themeColor="background1" w:val="FFFFFF"/>
@@ -13772,6 +14325,7 @@
     </w:tblStylePr>
     <w:tblStylePr w:type="lastRow">
       <w:rPr>
+        <w:rFonts w:eastAsia="黑体"/>
         <w:b/>
         <w:bCs/>
         <w:color w:themeColor="accent3" w:themeShade="CC" w:val="7E9C40"/>
@@ -13786,12 +14340,14 @@
     </w:tblStylePr>
     <w:tblStylePr w:type="firstCol">
       <w:rPr>
+        <w:rFonts w:eastAsia="黑体"/>
         <w:b/>
         <w:bCs/>
       </w:rPr>
     </w:tblStylePr>
     <w:tblStylePr w:type="lastCol">
       <w:rPr>
+        <w:rFonts w:eastAsia="黑体"/>
         <w:b/>
         <w:bCs/>
       </w:rPr>
@@ -13826,6 +14382,7 @@
       <w:spacing w:after="0" w:line="240" w:lineRule="auto"/>
     </w:pPr>
     <w:rPr>
+      <w:rFonts w:eastAsia="黑体"/>
       <w:color w:themeColor="text1" w:val="000000"/>
     </w:rPr>
     <w:tblPr>
@@ -13844,6 +14401,7 @@
     </w:tcPr>
     <w:tblStylePr w:type="firstRow">
       <w:rPr>
+        <w:rFonts w:eastAsia="黑体"/>
         <w:b/>
         <w:bCs/>
         <w:color w:themeColor="background1" w:val="FFFFFF"/>
@@ -13858,6 +14416,7 @@
     </w:tblStylePr>
     <w:tblStylePr w:type="lastRow">
       <w:rPr>
+        <w:rFonts w:eastAsia="黑体"/>
         <w:b/>
         <w:bCs/>
         <w:color w:themeColor="accent6" w:themeShade="CC" w:val="F2730A"/>
@@ -13872,12 +14431,14 @@
     </w:tblStylePr>
     <w:tblStylePr w:type="firstCol">
       <w:rPr>
+        <w:rFonts w:eastAsia="黑体"/>
         <w:b/>
         <w:bCs/>
       </w:rPr>
     </w:tblStylePr>
     <w:tblStylePr w:type="lastCol">
       <w:rPr>
+        <w:rFonts w:eastAsia="黑体"/>
         <w:b/>
         <w:bCs/>
       </w:rPr>
@@ -13912,6 +14473,7 @@
       <w:spacing w:after="0" w:line="240" w:lineRule="auto"/>
     </w:pPr>
     <w:rPr>
+      <w:rFonts w:eastAsia="黑体"/>
       <w:color w:themeColor="text1" w:val="000000"/>
     </w:rPr>
     <w:tblPr>
@@ -13930,6 +14492,7 @@
     </w:tcPr>
     <w:tblStylePr w:type="firstRow">
       <w:rPr>
+        <w:rFonts w:eastAsia="黑体"/>
         <w:b/>
         <w:bCs/>
         <w:color w:themeColor="background1" w:val="FFFFFF"/>
@@ -13944,6 +14507,7 @@
     </w:tblStylePr>
     <w:tblStylePr w:type="lastRow">
       <w:rPr>
+        <w:rFonts w:eastAsia="黑体"/>
         <w:b/>
         <w:bCs/>
         <w:color w:themeColor="accent5" w:themeShade="CC" w:val="348DA5"/>
@@ -13958,12 +14522,14 @@
     </w:tblStylePr>
     <w:tblStylePr w:type="firstCol">
       <w:rPr>
+        <w:rFonts w:eastAsia="黑体"/>
         <w:b/>
         <w:bCs/>
       </w:rPr>
     </w:tblStylePr>
     <w:tblStylePr w:type="lastCol">
       <w:rPr>
+        <w:rFonts w:eastAsia="黑体"/>
         <w:b/>
         <w:bCs/>
       </w:rPr>
@@ -13998,6 +14564,7 @@
       <w:spacing w:after="0" w:line="240" w:lineRule="auto"/>
     </w:pPr>
     <w:rPr>
+      <w:rFonts w:eastAsia="黑体"/>
       <w:color w:themeColor="text1" w:val="000000"/>
     </w:rPr>
     <w:tblPr>
@@ -14019,6 +14586,7 @@
     </w:tcPr>
     <w:tblStylePr w:type="firstRow">
       <w:rPr>
+        <w:rFonts w:eastAsia="黑体"/>
         <w:b/>
         <w:bCs/>
       </w:rPr>
@@ -14029,6 +14597,7 @@
     </w:tblStylePr>
     <w:tblStylePr w:type="lastRow">
       <w:rPr>
+        <w:rFonts w:eastAsia="黑体"/>
         <w:b/>
         <w:bCs/>
         <w:color w:themeColor="text1" w:val="000000"/>
@@ -14040,6 +14609,7 @@
     </w:tblStylePr>
     <w:tblStylePr w:type="firstCol">
       <w:rPr>
+        <w:rFonts w:eastAsia="黑体"/>
         <w:color w:themeColor="background1" w:val="FFFFFF"/>
       </w:rPr>
       <w:tblPr/>
@@ -14049,6 +14619,7 @@
     </w:tblStylePr>
     <w:tblStylePr w:type="lastCol">
       <w:rPr>
+        <w:rFonts w:eastAsia="黑体"/>
         <w:color w:themeColor="background1" w:val="FFFFFF"/>
       </w:rPr>
       <w:tblPr/>
@@ -14078,6 +14649,7 @@
       <w:spacing w:after="0" w:line="240" w:lineRule="auto"/>
     </w:pPr>
     <w:rPr>
+      <w:rFonts w:eastAsia="黑体"/>
       <w:color w:themeColor="text1" w:val="000000"/>
     </w:rPr>
     <w:tblPr>
@@ -14099,6 +14671,7 @@
     </w:tcPr>
     <w:tblStylePr w:type="firstRow">
       <w:rPr>
+        <w:rFonts w:eastAsia="黑体"/>
         <w:b/>
         <w:bCs/>
       </w:rPr>
@@ -14109,6 +14682,7 @@
     </w:tblStylePr>
     <w:tblStylePr w:type="lastRow">
       <w:rPr>
+        <w:rFonts w:eastAsia="黑体"/>
         <w:b/>
         <w:bCs/>
         <w:color w:themeColor="text1" w:val="000000"/>
@@ -14120,6 +14694,7 @@
     </w:tblStylePr>
     <w:tblStylePr w:type="firstCol">
       <w:rPr>
+        <w:rFonts w:eastAsia="黑体"/>
         <w:color w:themeColor="background1" w:val="FFFFFF"/>
       </w:rPr>
       <w:tblPr/>
@@ -14129,6 +14704,7 @@
     </w:tblStylePr>
     <w:tblStylePr w:type="lastCol">
       <w:rPr>
+        <w:rFonts w:eastAsia="黑体"/>
         <w:color w:themeColor="background1" w:val="FFFFFF"/>
       </w:rPr>
       <w:tblPr/>
@@ -14158,6 +14734,7 @@
       <w:spacing w:after="0" w:line="240" w:lineRule="auto"/>
     </w:pPr>
     <w:rPr>
+      <w:rFonts w:eastAsia="黑体"/>
       <w:color w:themeColor="text1" w:val="000000"/>
     </w:rPr>
     <w:tblPr>
@@ -14179,6 +14756,7 @@
     </w:tcPr>
     <w:tblStylePr w:type="firstRow">
       <w:rPr>
+        <w:rFonts w:eastAsia="黑体"/>
         <w:b/>
         <w:bCs/>
       </w:rPr>
@@ -14189,6 +14767,7 @@
     </w:tblStylePr>
     <w:tblStylePr w:type="lastRow">
       <w:rPr>
+        <w:rFonts w:eastAsia="黑体"/>
         <w:b/>
         <w:bCs/>
         <w:color w:themeColor="text1" w:val="000000"/>
@@ -14200,6 +14779,7 @@
     </w:tblStylePr>
     <w:tblStylePr w:type="firstCol">
       <w:rPr>
+        <w:rFonts w:eastAsia="黑体"/>
         <w:color w:themeColor="background1" w:val="FFFFFF"/>
       </w:rPr>
       <w:tblPr/>
@@ -14209,6 +14789,7 @@
     </w:tblStylePr>
     <w:tblStylePr w:type="lastCol">
       <w:rPr>
+        <w:rFonts w:eastAsia="黑体"/>
         <w:color w:themeColor="background1" w:val="FFFFFF"/>
       </w:rPr>
       <w:tblPr/>
@@ -14238,6 +14819,7 @@
       <w:spacing w:after="0" w:line="240" w:lineRule="auto"/>
     </w:pPr>
     <w:rPr>
+      <w:rFonts w:eastAsia="黑体"/>
       <w:color w:themeColor="text1" w:val="000000"/>
     </w:rPr>
     <w:tblPr>
@@ -14259,6 +14841,7 @@
     </w:tcPr>
     <w:tblStylePr w:type="firstRow">
       <w:rPr>
+        <w:rFonts w:eastAsia="黑体"/>
         <w:b/>
         <w:bCs/>
       </w:rPr>
@@ -14269,6 +14852,7 @@
     </w:tblStylePr>
     <w:tblStylePr w:type="lastRow">
       <w:rPr>
+        <w:rFonts w:eastAsia="黑体"/>
         <w:b/>
         <w:bCs/>
         <w:color w:themeColor="text1" w:val="000000"/>
@@ -14280,6 +14864,7 @@
     </w:tblStylePr>
     <w:tblStylePr w:type="firstCol">
       <w:rPr>
+        <w:rFonts w:eastAsia="黑体"/>
         <w:color w:themeColor="background1" w:val="FFFFFF"/>
       </w:rPr>
       <w:tblPr/>
@@ -14289,6 +14874,7 @@
     </w:tblStylePr>
     <w:tblStylePr w:type="lastCol">
       <w:rPr>
+        <w:rFonts w:eastAsia="黑体"/>
         <w:color w:themeColor="background1" w:val="FFFFFF"/>
       </w:rPr>
       <w:tblPr/>
@@ -14318,6 +14904,7 @@
       <w:spacing w:after="0" w:line="240" w:lineRule="auto"/>
     </w:pPr>
     <w:rPr>
+      <w:rFonts w:eastAsia="黑体"/>
       <w:color w:themeColor="text1" w:val="000000"/>
     </w:rPr>
     <w:tblPr>
@@ -14339,6 +14926,7 @@
     </w:tcPr>
     <w:tblStylePr w:type="firstRow">
       <w:rPr>
+        <w:rFonts w:eastAsia="黑体"/>
         <w:b/>
         <w:bCs/>
       </w:rPr>
@@ -14349,6 +14937,7 @@
     </w:tblStylePr>
     <w:tblStylePr w:type="lastRow">
       <w:rPr>
+        <w:rFonts w:eastAsia="黑体"/>
         <w:b/>
         <w:bCs/>
         <w:color w:themeColor="text1" w:val="000000"/>
@@ -14360,6 +14949,7 @@
     </w:tblStylePr>
     <w:tblStylePr w:type="firstCol">
       <w:rPr>
+        <w:rFonts w:eastAsia="黑体"/>
         <w:color w:themeColor="background1" w:val="FFFFFF"/>
       </w:rPr>
       <w:tblPr/>
@@ -14369,6 +14959,7 @@
     </w:tblStylePr>
     <w:tblStylePr w:type="lastCol">
       <w:rPr>
+        <w:rFonts w:eastAsia="黑体"/>
         <w:color w:themeColor="background1" w:val="FFFFFF"/>
       </w:rPr>
       <w:tblPr/>
@@ -14398,6 +14989,7 @@
       <w:spacing w:after="0" w:line="240" w:lineRule="auto"/>
     </w:pPr>
     <w:rPr>
+      <w:rFonts w:eastAsia="黑体"/>
       <w:color w:themeColor="text1" w:val="000000"/>
     </w:rPr>
     <w:tblPr>
@@ -14419,6 +15011,7 @@
     </w:tcPr>
     <w:tblStylePr w:type="firstRow">
       <w:rPr>
+        <w:rFonts w:eastAsia="黑体"/>
         <w:b/>
         <w:bCs/>
       </w:rPr>
@@ -14429,6 +15022,7 @@
     </w:tblStylePr>
     <w:tblStylePr w:type="lastRow">
       <w:rPr>
+        <w:rFonts w:eastAsia="黑体"/>
         <w:b/>
         <w:bCs/>
         <w:color w:themeColor="text1" w:val="000000"/>
@@ -14440,6 +15034,7 @@
     </w:tblStylePr>
     <w:tblStylePr w:type="firstCol">
       <w:rPr>
+        <w:rFonts w:eastAsia="黑体"/>
         <w:color w:themeColor="background1" w:val="FFFFFF"/>
       </w:rPr>
       <w:tblPr/>
@@ -14449,6 +15044,7 @@
     </w:tblStylePr>
     <w:tblStylePr w:type="lastCol">
       <w:rPr>
+        <w:rFonts w:eastAsia="黑体"/>
         <w:color w:themeColor="background1" w:val="FFFFFF"/>
       </w:rPr>
       <w:tblPr/>
@@ -14478,6 +15074,7 @@
       <w:spacing w:after="0" w:line="240" w:lineRule="auto"/>
     </w:pPr>
     <w:rPr>
+      <w:rFonts w:eastAsia="黑体"/>
       <w:color w:themeColor="text1" w:val="000000"/>
     </w:rPr>
     <w:tblPr>
@@ -14499,6 +15096,7 @@
     </w:tcPr>
     <w:tblStylePr w:type="firstRow">
       <w:rPr>
+        <w:rFonts w:eastAsia="黑体"/>
         <w:b/>
         <w:bCs/>
       </w:rPr>
@@ -14509,6 +15107,7 @@
     </w:tblStylePr>
     <w:tblStylePr w:type="lastRow">
       <w:rPr>
+        <w:rFonts w:eastAsia="黑体"/>
         <w:b/>
         <w:bCs/>
         <w:color w:themeColor="text1" w:val="000000"/>
@@ -14520,6 +15119,7 @@
     </w:tblStylePr>
     <w:tblStylePr w:type="firstCol">
       <w:rPr>
+        <w:rFonts w:eastAsia="黑体"/>
         <w:color w:themeColor="background1" w:val="FFFFFF"/>
       </w:rPr>
       <w:tblPr/>
@@ -14529,6 +15129,7 @@
     </w:tblStylePr>
     <w:tblStylePr w:type="lastCol">
       <w:rPr>
+        <w:rFonts w:eastAsia="黑体"/>
         <w:color w:themeColor="background1" w:val="FFFFFF"/>
       </w:rPr>
       <w:tblPr/>
@@ -14561,6 +15162,7 @@
     <w:name w:val="KeywordTok"/>
     <w:basedOn w:val="VerbatimChar"/>
     <w:rPr>
+      <w:rFonts w:eastAsia="黑体"/>
       <w:b/>
       <w:color w:val="007020"/>
     </w:rPr>
@@ -14569,6 +15171,7 @@
     <w:name w:val="DataTypeTok"/>
     <w:basedOn w:val="VerbatimChar"/>
     <w:rPr>
+      <w:rFonts w:eastAsia="黑体"/>
       <w:color w:val="902000"/>
     </w:rPr>
   </w:style>
@@ -14576,6 +15179,7 @@
     <w:name w:val="DecValTok"/>
     <w:basedOn w:val="VerbatimChar"/>
     <w:rPr>
+      <w:rFonts w:eastAsia="黑体"/>
       <w:color w:val="40a070"/>
     </w:rPr>
   </w:style>
@@ -14583,6 +15187,7 @@
     <w:name w:val="BaseNTok"/>
     <w:basedOn w:val="VerbatimChar"/>
     <w:rPr>
+      <w:rFonts w:eastAsia="黑体"/>
       <w:color w:val="40a070"/>
     </w:rPr>
   </w:style>
@@ -14590,6 +15195,7 @@
     <w:name w:val="FloatTok"/>
     <w:basedOn w:val="VerbatimChar"/>
     <w:rPr>
+      <w:rFonts w:eastAsia="黑体"/>
       <w:color w:val="40a070"/>
     </w:rPr>
   </w:style>
@@ -14597,6 +15203,7 @@
     <w:name w:val="ConstantTok"/>
     <w:basedOn w:val="VerbatimChar"/>
     <w:rPr>
+      <w:rFonts w:eastAsia="黑体"/>
       <w:color w:val="880000"/>
     </w:rPr>
   </w:style>
@@ -14604,6 +15211,7 @@
     <w:name w:val="CharTok"/>
     <w:basedOn w:val="VerbatimChar"/>
     <w:rPr>
+      <w:rFonts w:eastAsia="黑体"/>
       <w:color w:val="4070a0"/>
     </w:rPr>
   </w:style>
@@ -14611,6 +15219,7 @@
     <w:name w:val="SpecialCharTok"/>
     <w:basedOn w:val="VerbatimChar"/>
     <w:rPr>
+      <w:rFonts w:eastAsia="黑体"/>
       <w:color w:val="4070a0"/>
     </w:rPr>
   </w:style>
@@ -14618,6 +15227,7 @@
     <w:name w:val="StringTok"/>
     <w:basedOn w:val="VerbatimChar"/>
     <w:rPr>
+      <w:rFonts w:eastAsia="黑体"/>
       <w:color w:val="4070a0"/>
     </w:rPr>
   </w:style>
@@ -14625,6 +15235,7 @@
     <w:name w:val="VerbatimStringTok"/>
     <w:basedOn w:val="VerbatimChar"/>
     <w:rPr>
+      <w:rFonts w:eastAsia="黑体"/>
       <w:color w:val="4070a0"/>
     </w:rPr>
   </w:style>
@@ -14632,6 +15243,7 @@
     <w:name w:val="SpecialStringTok"/>
     <w:basedOn w:val="VerbatimChar"/>
     <w:rPr>
+      <w:rFonts w:eastAsia="黑体"/>
       <w:color w:val="bb6688"/>
     </w:rPr>
   </w:style>
@@ -14639,6 +15251,7 @@
     <w:name w:val="ImportTok"/>
     <w:basedOn w:val="VerbatimChar"/>
     <w:rPr>
+      <w:rFonts w:eastAsia="黑体"/>
       <w:b/>
       <w:color w:val="008000"/>
     </w:rPr>
@@ -14647,6 +15260,7 @@
     <w:name w:val="CommentTok"/>
     <w:basedOn w:val="VerbatimChar"/>
     <w:rPr>
+      <w:rFonts w:eastAsia="黑体"/>
       <w:i/>
       <w:color w:val="60a0b0"/>
     </w:rPr>
@@ -14655,6 +15269,7 @@
     <w:name w:val="DocumentationTok"/>
     <w:basedOn w:val="VerbatimChar"/>
     <w:rPr>
+      <w:rFonts w:eastAsia="黑体"/>
       <w:i/>
       <w:color w:val="ba2121"/>
     </w:rPr>
@@ -14663,6 +15278,7 @@
     <w:name w:val="AnnotationTok"/>
     <w:basedOn w:val="VerbatimChar"/>
     <w:rPr>
+      <w:rFonts w:eastAsia="黑体"/>
       <w:b/>
       <w:i/>
       <w:color w:val="60a0b0"/>
@@ -14672,6 +15288,7 @@
     <w:name w:val="CommentVarTok"/>
     <w:basedOn w:val="VerbatimChar"/>
     <w:rPr>
+      <w:rFonts w:eastAsia="黑体"/>
       <w:b/>
       <w:i/>
       <w:color w:val="60a0b0"/>
@@ -14681,6 +15298,7 @@
     <w:name w:val="OtherTok"/>
     <w:basedOn w:val="VerbatimChar"/>
     <w:rPr>
+      <w:rFonts w:eastAsia="黑体"/>
       <w:color w:val="007020"/>
     </w:rPr>
   </w:style>
@@ -14688,6 +15306,7 @@
     <w:name w:val="FunctionTok"/>
     <w:basedOn w:val="VerbatimChar"/>
     <w:rPr>
+      <w:rFonts w:eastAsia="黑体"/>
       <w:color w:val="06287e"/>
     </w:rPr>
   </w:style>
@@ -14695,6 +15314,7 @@
     <w:name w:val="VariableTok"/>
     <w:basedOn w:val="VerbatimChar"/>
     <w:rPr>
+      <w:rFonts w:eastAsia="黑体"/>
       <w:color w:val="19177c"/>
     </w:rPr>
   </w:style>
@@ -14702,6 +15322,7 @@
     <w:name w:val="ControlFlowTok"/>
     <w:basedOn w:val="VerbatimChar"/>
     <w:rPr>
+      <w:rFonts w:eastAsia="黑体"/>
       <w:b/>
       <w:color w:val="007020"/>
     </w:rPr>
@@ -14710,6 +15331,7 @@
     <w:name w:val="OperatorTok"/>
     <w:basedOn w:val="VerbatimChar"/>
     <w:rPr>
+      <w:rFonts w:eastAsia="黑体"/>
       <w:color w:val="666666"/>
     </w:rPr>
   </w:style>
@@ -14717,18 +15339,22 @@
     <w:name w:val="BuiltInTok"/>
     <w:basedOn w:val="VerbatimChar"/>
     <w:rPr>
+      <w:rFonts w:eastAsia="黑体"/>
       <w:color w:val="008000"/>
     </w:rPr>
   </w:style>
   <w:style w:type="character" w:customStyle="1" w:styleId="ExtensionTok">
     <w:name w:val="ExtensionTok"/>
     <w:basedOn w:val="VerbatimChar"/>
-    <w:rPr/>
+    <w:rPr>
+      <w:rFonts w:eastAsia="黑体"/>
+    </w:rPr>
   </w:style>
   <w:style w:type="character" w:customStyle="1" w:styleId="PreprocessorTok">
     <w:name w:val="PreprocessorTok"/>
     <w:basedOn w:val="VerbatimChar"/>
     <w:rPr>
+      <w:rFonts w:eastAsia="黑体"/>
       <w:color w:val="bc7a00"/>
     </w:rPr>
   </w:style>
@@ -14736,18 +15362,22 @@
     <w:name w:val="AttributeTok"/>
     <w:basedOn w:val="VerbatimChar"/>
     <w:rPr>
+      <w:rFonts w:eastAsia="黑体"/>
       <w:color w:val="7d9029"/>
     </w:rPr>
   </w:style>
   <w:style w:type="character" w:customStyle="1" w:styleId="RegionMarkerTok">
     <w:name w:val="RegionMarkerTok"/>
     <w:basedOn w:val="VerbatimChar"/>
-    <w:rPr/>
+    <w:rPr>
+      <w:rFonts w:eastAsia="黑体"/>
+    </w:rPr>
   </w:style>
   <w:style w:type="character" w:customStyle="1" w:styleId="InformationTok">
     <w:name w:val="InformationTok"/>
     <w:basedOn w:val="VerbatimChar"/>
     <w:rPr>
+      <w:rFonts w:eastAsia="黑体"/>
       <w:b/>
       <w:i/>
       <w:color w:val="60a0b0"/>
@@ -14757,6 +15387,7 @@
     <w:name w:val="WarningTok"/>
     <w:basedOn w:val="VerbatimChar"/>
     <w:rPr>
+      <w:rFonts w:eastAsia="黑体"/>
       <w:b/>
       <w:i/>
       <w:color w:val="60a0b0"/>
@@ -14766,6 +15397,7 @@
     <w:name w:val="AlertTok"/>
     <w:basedOn w:val="VerbatimChar"/>
     <w:rPr>
+      <w:rFonts w:eastAsia="黑体"/>
       <w:b/>
       <w:color w:val="ff0000"/>
     </w:rPr>
@@ -14774,6 +15406,7 @@
     <w:name w:val="ErrorTok"/>
     <w:basedOn w:val="VerbatimChar"/>
     <w:rPr>
+      <w:rFonts w:eastAsia="黑体"/>
       <w:b/>
       <w:color w:val="ff0000"/>
     </w:rPr>
@@ -14781,7 +15414,9 @@
   <w:style w:type="character" w:customStyle="1" w:styleId="NormalTok">
     <w:name w:val="NormalTok"/>
     <w:basedOn w:val="VerbatimChar"/>
-    <w:rPr/>
+    <w:rPr>
+      <w:rFonts w:eastAsia="黑体"/>
+    </w:rPr>
   </w:style>
 </w:styles>
 </file>
@@ -14830,12 +15465,12 @@
     <a:fontScheme name="Office">
       <a:majorFont>
         <a:latin typeface="Calibri"/>
-        <a:ea typeface=""/>
+        <a:ea typeface="黑体"/>
         <a:cs typeface=""/>
         <a:font script="Jpan" typeface="ＭＳ ゴシック"/>
         <a:font script="Hang" typeface="맑은 고딕"/>
-        <a:font script="Hans" typeface="宋体"/>
-        <a:font script="Hant" typeface="新細明體"/>
+        <a:font script="Hans" typeface="黑体"/>
+        <a:font script="Hant" typeface="黑体"/>
         <a:font script="Arab" typeface="Times New Roman"/>
         <a:font script="Hebr" typeface="Times New Roman"/>
         <a:font script="Thai" typeface="Angsana New"/>
@@ -14865,12 +15500,12 @@
       </a:majorFont>
       <a:minorFont>
         <a:latin typeface="Cambria"/>
-        <a:ea typeface=""/>
+        <a:ea typeface="黑体"/>
         <a:cs typeface=""/>
         <a:font script="Jpan" typeface="ＭＳ 明朝"/>
         <a:font script="Hang" typeface="맑은 고딕"/>
-        <a:font script="Hans" typeface="宋体"/>
-        <a:font script="Hant" typeface="新細明體"/>
+        <a:font script="Hans" typeface="黑体"/>
+        <a:font script="Hant" typeface="黑体"/>
         <a:font script="Arab" typeface="Arial"/>
         <a:font script="Hebr" typeface="Arial"/>
         <a:font script="Thai" typeface="Cordia New"/>

--- a/12-通用拓扑结构/07-其他拓扑/推挽结构/推挽结构.docx
+++ b/12-通用拓扑结构/07-其他拓扑/推挽结构/推挽结构.docx
@@ -2397,7 +2397,7 @@
           <w:color w:val="555555"/>
           <w:sz w:val="21"/>
         </w:rPr>
-        <w:t>材料收集者：杜文杰，WX手机：19519196569，QQ:3478827729</w:t>
+        <w:t>材料收集者：杜文杰，微信/手机：19519196569，QQ:3478827729</w:t>
       </w:r>
     </w:p>
     <w:sectPr>
